--- a/Entrega 2/Pruebas/Pruebas de Validación.docx
+++ b/Entrega 2/Pruebas/Pruebas de Validación.docx
@@ -66,7 +66,43 @@
         <w:rPr>
           <w:rtl w:val="0"/>
         </w:rPr>
-        <w:t xml:space="preserve">Enlace el Redmine de nuestro proyecto :https://fis.etsisi.upm.es/projects/citim21-3-upmarts </w:t>
+        <w:t xml:space="preserve">Enlace el Redmine de nuestro proyecto :</w:t>
+      </w:r>
+      <w:hyperlink r:id="rId6">
+        <w:r>
+          <w:rPr>
+            <w:color w:val="1155cc"/>
+            <w:u w:val="single"/>
+            <w:rtl w:val="0"/>
+          </w:rPr>
+          <w:t xml:space="preserve">https://fis.etsisi.upm.es/projects/citim21-3-upmarts</w:t>
+        </w:r>
+      </w:hyperlink>
+      <w:r>
+        <w:rPr>
+          <w:rtl w:val="0"/>
+        </w:rPr>
+      </w:r>
+    </w:p>
+    <w:p>
+      <w:pPr>
+        <w:rPr/>
+      </w:pPr>
+      <w:r>
+        <w:rPr>
+          <w:rtl w:val="0"/>
+        </w:rPr>
+      </w:r>
+    </w:p>
+    <w:p>
+      <w:pPr>
+        <w:rPr/>
+      </w:pPr>
+      <w:r>
+        <w:rPr>
+          <w:rtl w:val="0"/>
+        </w:rPr>
+        <w:t xml:space="preserve">Se ha hecho uso de tablas para una mejor comprobación de los casos a validar , de tal forma que no nos olvidamos de validar nada.</w:t>
       </w:r>
       <w:r>
         <w:rPr>
@@ -160,7 +196,7 @@
         </w:rPr>
         <w:t xml:space="preserve">Enlace a dicho requisito funcional : </w:t>
       </w:r>
-      <w:hyperlink r:id="rId6">
+      <w:hyperlink r:id="rId7">
         <w:r>
           <w:rPr>
             <w:rFonts w:ascii="Times New Roman" w:cs="Times New Roman" w:eastAsia="Times New Roman" w:hAnsi="Times New Roman"/>
@@ -531,14 +567,12 @@
           <w:szCs w:val="26"/>
           <w:rtl w:val="0"/>
         </w:rPr>
-        <w:t xml:space="preserve">→ Clases de equivalencia</w:t>
-      </w:r>
-      <w:r>
-        <w:rPr>
-          <w:rFonts w:ascii="Times New Roman" w:cs="Times New Roman" w:eastAsia="Times New Roman" w:hAnsi="Times New Roman"/>
-          <w:rtl w:val="0"/>
-        </w:rPr>
-        <w:t xml:space="preserve"> </w:t>
+        <w:t xml:space="preserve">→ Condiciones de validación comprobadas </w:t>
+      </w:r>
+      <w:r>
+        <w:rPr>
+          <w:rtl w:val="0"/>
+        </w:rPr>
       </w:r>
     </w:p>
     <w:p>
@@ -667,7 +701,7 @@
                 <w:szCs w:val="17"/>
                 <w:rtl w:val="0"/>
               </w:rPr>
-              <w:t xml:space="preserve">CLASES DE EQUIVALENCIA VÁLIDAS</w:t>
+              <w:t xml:space="preserve">COMPROBACIONES VÁLIDAS</w:t>
             </w:r>
           </w:p>
         </w:tc>
@@ -709,7 +743,7 @@
                 <w:szCs w:val="17"/>
                 <w:rtl w:val="0"/>
               </w:rPr>
-              <w:t xml:space="preserve">CLASES DE EQUIVALENCIA INVÁLIDAS</w:t>
+              <w:t xml:space="preserve">COMPROBACIONES  INVÁLIDAS</w:t>
             </w:r>
           </w:p>
         </w:tc>
@@ -1918,56 +1952,18 @@
       </w:pPr>
       <w:r>
         <w:rPr>
-          <w:rtl w:val="0"/>
-        </w:rPr>
-      </w:r>
-    </w:p>
-    <w:p>
-      <w:pPr>
-        <w:rPr>
-          <w:rFonts w:ascii="Times New Roman" w:cs="Times New Roman" w:eastAsia="Times New Roman" w:hAnsi="Times New Roman"/>
-        </w:rPr>
-      </w:pPr>
-      <w:r>
-        <w:rPr>
-          <w:rtl w:val="0"/>
-        </w:rPr>
-      </w:r>
-    </w:p>
-    <w:p>
-      <w:pPr>
-        <w:rPr>
-          <w:rFonts w:ascii="Times New Roman" w:cs="Times New Roman" w:eastAsia="Times New Roman" w:hAnsi="Times New Roman"/>
-        </w:rPr>
-      </w:pPr>
-      <w:r>
-        <w:rPr>
-          <w:rtl w:val="0"/>
-        </w:rPr>
-      </w:r>
-    </w:p>
-    <w:p>
-      <w:pPr>
-        <w:rPr>
-          <w:rFonts w:ascii="Times New Roman" w:cs="Times New Roman" w:eastAsia="Times New Roman" w:hAnsi="Times New Roman"/>
-        </w:rPr>
-      </w:pPr>
-      <w:r>
-        <w:rPr>
           <w:rFonts w:ascii="Arial Unicode MS" w:cs="Arial Unicode MS" w:eastAsia="Arial Unicode MS" w:hAnsi="Arial Unicode MS"/>
           <w:color w:val="1f4e79"/>
           <w:sz w:val="26"/>
           <w:szCs w:val="26"/>
           <w:rtl w:val="0"/>
         </w:rPr>
-        <w:t xml:space="preserve">→ Casos de prueba mínimos</w:t>
-      </w:r>
-      <w:r>
-        <w:rPr>
-          <w:rFonts w:ascii="Times New Roman" w:cs="Times New Roman" w:eastAsia="Times New Roman" w:hAnsi="Times New Roman"/>
-          <w:rtl w:val="0"/>
-        </w:rPr>
-        <w:t xml:space="preserve"> </w:t>
+        <w:t xml:space="preserve">→ Casos de prueba de validación </w:t>
+      </w:r>
+      <w:r>
+        <w:rPr>
+          <w:rtl w:val="0"/>
+        </w:rPr>
       </w:r>
     </w:p>
     <w:p>
@@ -1983,7 +1979,7 @@
     <w:tbl>
       <w:tblPr>
         <w:tblStyle w:val="Table2"/>
-        <w:tblW w:w="9390.0" w:type="dxa"/>
+        <w:tblW w:w="8565.0" w:type="dxa"/>
         <w:jc w:val="left"/>
         <w:tblBorders>
           <w:top w:color="000000" w:space="0" w:sz="0" w:val="nil"/>
@@ -1998,17 +1994,15 @@
       </w:tblPr>
       <w:tblGrid>
         <w:gridCol w:w="1020"/>
-        <w:gridCol w:w="1710"/>
-        <w:gridCol w:w="1470"/>
-        <w:gridCol w:w="1485"/>
-        <w:gridCol w:w="3705"/>
+        <w:gridCol w:w="1800"/>
+        <w:gridCol w:w="1665"/>
+        <w:gridCol w:w="4080"/>
         <w:tblGridChange w:id="0">
           <w:tblGrid>
             <w:gridCol w:w="1020"/>
-            <w:gridCol w:w="1710"/>
-            <w:gridCol w:w="1470"/>
-            <w:gridCol w:w="1485"/>
-            <w:gridCol w:w="3705"/>
+            <w:gridCol w:w="1800"/>
+            <w:gridCol w:w="1665"/>
+            <w:gridCol w:w="4080"/>
           </w:tblGrid>
         </w:tblGridChange>
       </w:tblGrid>
@@ -2100,50 +2094,6 @@
               </w:rPr>
               <w:t xml:space="preserve">DATOS DE ENTRADA</w:t>
               <w:br w:type="textWrapping"/>
-              <w:t xml:space="preserve"> (CLASES DE EQUIVALENCIA)</w:t>
-            </w:r>
-          </w:p>
-        </w:tc>
-        <w:tc>
-          <w:tcPr>
-            <w:tcBorders>
-              <w:top w:color="000000" w:space="0" w:sz="5" w:val="single"/>
-              <w:left w:color="000000" w:space="0" w:sz="0" w:val="nil"/>
-              <w:bottom w:color="000000" w:space="0" w:sz="5" w:val="single"/>
-              <w:right w:color="000000" w:space="0" w:sz="5" w:val="single"/>
-            </w:tcBorders>
-            <w:shd w:fill="d9eaf7" w:val="clear"/>
-            <w:tcMar>
-              <w:top w:w="0.0" w:type="dxa"/>
-              <w:left w:w="100.0" w:type="dxa"/>
-              <w:bottom w:w="0.0" w:type="dxa"/>
-              <w:right w:w="100.0" w:type="dxa"/>
-            </w:tcMar>
-            <w:vAlign w:val="top"/>
-          </w:tcPr>
-          <w:p>
-            <w:pPr>
-              <w:rPr>
-                <w:rFonts w:ascii="Times New Roman" w:cs="Times New Roman" w:eastAsia="Times New Roman" w:hAnsi="Times New Roman"/>
-                <w:b w:val="1"/>
-                <w:bCs w:val="1"/>
-                <w:color w:val="1f4e79"/>
-                <w:sz w:val="18"/>
-                <w:szCs w:val="18"/>
-              </w:rPr>
-            </w:pPr>
-            <w:r>
-              <w:rPr>
-                <w:rFonts w:ascii="Times New Roman" w:cs="Times New Roman" w:eastAsia="Times New Roman" w:hAnsi="Times New Roman"/>
-                <w:b w:val="1"/>
-                <w:bCs w:val="1"/>
-                <w:color w:val="1f4e79"/>
-                <w:sz w:val="18"/>
-                <w:szCs w:val="18"/>
-                <w:rtl w:val="0"/>
-              </w:rPr>
-              <w:t xml:space="preserve">DATOS DE ENTRADA</w:t>
-              <w:br w:type="textWrapping"/>
               <w:t xml:space="preserve"> (CONCRETOS)</w:t>
             </w:r>
           </w:p>
@@ -2305,42 +2255,7 @@
                 <w:szCs w:val="18"/>
                 <w:rtl w:val="0"/>
               </w:rPr>
-              <w:t xml:space="preserve">Alta correcta de participante externo</w:t>
-            </w:r>
-          </w:p>
-        </w:tc>
-        <w:tc>
-          <w:tcPr>
-            <w:tcBorders>
-              <w:top w:color="000000" w:space="0" w:sz="0" w:val="nil"/>
-              <w:left w:color="000000" w:space="0" w:sz="0" w:val="nil"/>
-              <w:bottom w:color="000000" w:space="0" w:sz="6" w:val="single"/>
-              <w:right w:color="000000" w:space="0" w:sz="6" w:val="single"/>
-            </w:tcBorders>
-            <w:tcMar>
-              <w:top w:w="0.0" w:type="dxa"/>
-              <w:left w:w="100.0" w:type="dxa"/>
-              <w:bottom w:w="0.0" w:type="dxa"/>
-              <w:right w:w="100.0" w:type="dxa"/>
-            </w:tcMar>
-            <w:vAlign w:val="top"/>
-          </w:tcPr>
-          <w:p>
-            <w:pPr>
-              <w:rPr>
-                <w:rFonts w:ascii="Times New Roman" w:cs="Times New Roman" w:eastAsia="Times New Roman" w:hAnsi="Times New Roman"/>
-                <w:sz w:val="18"/>
-                <w:szCs w:val="18"/>
-              </w:rPr>
-            </w:pPr>
-            <w:r>
-              <w:rPr>
-                <w:rFonts w:ascii="Times New Roman" w:cs="Times New Roman" w:eastAsia="Times New Roman" w:hAnsi="Times New Roman"/>
-                <w:sz w:val="18"/>
-                <w:szCs w:val="18"/>
-                <w:rtl w:val="0"/>
-              </w:rPr>
-              <w:t xml:space="preserve">V1, V2, V3, V6, V7, V8, V10, V12, V13</w:t>
+              <w:t xml:space="preserve">V1, V2, V3, V6, V7, V8, V10, V12, V13 , Alta correcta de participante externo</w:t>
             </w:r>
           </w:p>
         </w:tc>
@@ -2483,42 +2398,7 @@
                 <w:szCs w:val="18"/>
                 <w:rtl w:val="0"/>
               </w:rPr>
-              <w:t xml:space="preserve">Alta correcta de estudiante UPM</w:t>
-            </w:r>
-          </w:p>
-        </w:tc>
-        <w:tc>
-          <w:tcPr>
-            <w:tcBorders>
-              <w:top w:color="000000" w:space="0" w:sz="0" w:val="nil"/>
-              <w:left w:color="000000" w:space="0" w:sz="0" w:val="nil"/>
-              <w:bottom w:color="000000" w:space="0" w:sz="6" w:val="single"/>
-              <w:right w:color="000000" w:space="0" w:sz="6" w:val="single"/>
-            </w:tcBorders>
-            <w:tcMar>
-              <w:top w:w="0.0" w:type="dxa"/>
-              <w:left w:w="100.0" w:type="dxa"/>
-              <w:bottom w:w="0.0" w:type="dxa"/>
-              <w:right w:w="100.0" w:type="dxa"/>
-            </w:tcMar>
-            <w:vAlign w:val="top"/>
-          </w:tcPr>
-          <w:p>
-            <w:pPr>
-              <w:rPr>
-                <w:rFonts w:ascii="Times New Roman" w:cs="Times New Roman" w:eastAsia="Times New Roman" w:hAnsi="Times New Roman"/>
-                <w:sz w:val="18"/>
-                <w:szCs w:val="18"/>
-              </w:rPr>
-            </w:pPr>
-            <w:r>
-              <w:rPr>
-                <w:rFonts w:ascii="Times New Roman" w:cs="Times New Roman" w:eastAsia="Times New Roman" w:hAnsi="Times New Roman"/>
-                <w:sz w:val="18"/>
-                <w:szCs w:val="18"/>
-                <w:rtl w:val="0"/>
-              </w:rPr>
-              <w:t xml:space="preserve">V1, V2, V4, V6, V7, V8, V9, V12, V14</w:t>
+              <w:t xml:space="preserve">V1, V2, V4, V6, V7, V8, V9,  V12, V14 , Alta correcta de estudiante UPM</w:t>
             </w:r>
           </w:p>
         </w:tc>
@@ -2661,42 +2541,7 @@
                 <w:szCs w:val="18"/>
                 <w:rtl w:val="0"/>
               </w:rPr>
-              <w:t xml:space="preserve">Alta correcta de personal UPM/PDI/PAS</w:t>
-            </w:r>
-          </w:p>
-        </w:tc>
-        <w:tc>
-          <w:tcPr>
-            <w:tcBorders>
-              <w:top w:color="000000" w:space="0" w:sz="0" w:val="nil"/>
-              <w:left w:color="000000" w:space="0" w:sz="0" w:val="nil"/>
-              <w:bottom w:color="000000" w:space="0" w:sz="6" w:val="single"/>
-              <w:right w:color="000000" w:space="0" w:sz="6" w:val="single"/>
-            </w:tcBorders>
-            <w:tcMar>
-              <w:top w:w="0.0" w:type="dxa"/>
-              <w:left w:w="100.0" w:type="dxa"/>
-              <w:bottom w:w="0.0" w:type="dxa"/>
-              <w:right w:w="100.0" w:type="dxa"/>
-            </w:tcMar>
-            <w:vAlign w:val="top"/>
-          </w:tcPr>
-          <w:p>
-            <w:pPr>
-              <w:rPr>
-                <w:rFonts w:ascii="Times New Roman" w:cs="Times New Roman" w:eastAsia="Times New Roman" w:hAnsi="Times New Roman"/>
-                <w:sz w:val="18"/>
-                <w:szCs w:val="18"/>
-              </w:rPr>
-            </w:pPr>
-            <w:r>
-              <w:rPr>
-                <w:rFonts w:ascii="Times New Roman" w:cs="Times New Roman" w:eastAsia="Times New Roman" w:hAnsi="Times New Roman"/>
-                <w:sz w:val="18"/>
-                <w:szCs w:val="18"/>
-                <w:rtl w:val="0"/>
-              </w:rPr>
-              <w:t xml:space="preserve">V1, V2, V5, V6, V7, V8, V10, V11, V13</w:t>
+              <w:t xml:space="preserve">V1, V2, V5, V6, V7, V8, V10, V11, V13 , Alta correcta de personal UPM/PDI/PAS</w:t>
             </w:r>
           </w:p>
         </w:tc>
@@ -2839,41 +2684,6 @@
                 <w:szCs w:val="18"/>
                 <w:rtl w:val="0"/>
               </w:rPr>
-              <w:t xml:space="preserve">Nick vacío</w:t>
-            </w:r>
-          </w:p>
-        </w:tc>
-        <w:tc>
-          <w:tcPr>
-            <w:tcBorders>
-              <w:top w:color="000000" w:space="0" w:sz="0" w:val="nil"/>
-              <w:left w:color="000000" w:space="0" w:sz="0" w:val="nil"/>
-              <w:bottom w:color="000000" w:space="0" w:sz="6" w:val="single"/>
-              <w:right w:color="000000" w:space="0" w:sz="6" w:val="single"/>
-            </w:tcBorders>
-            <w:tcMar>
-              <w:top w:w="0.0" w:type="dxa"/>
-              <w:left w:w="100.0" w:type="dxa"/>
-              <w:bottom w:w="0.0" w:type="dxa"/>
-              <w:right w:w="100.0" w:type="dxa"/>
-            </w:tcMar>
-            <w:vAlign w:val="top"/>
-          </w:tcPr>
-          <w:p>
-            <w:pPr>
-              <w:rPr>
-                <w:rFonts w:ascii="Times New Roman" w:cs="Times New Roman" w:eastAsia="Times New Roman" w:hAnsi="Times New Roman"/>
-                <w:sz w:val="18"/>
-                <w:szCs w:val="18"/>
-              </w:rPr>
-            </w:pPr>
-            <w:r>
-              <w:rPr>
-                <w:rFonts w:ascii="Times New Roman" w:cs="Times New Roman" w:eastAsia="Times New Roman" w:hAnsi="Times New Roman"/>
-                <w:sz w:val="18"/>
-                <w:szCs w:val="18"/>
-                <w:rtl w:val="0"/>
-              </w:rPr>
               <w:t xml:space="preserve">N1. Nick vacío. Resto de clases válidas aplicables al tipo de participante.</w:t>
             </w:r>
           </w:p>
@@ -3017,41 +2827,6 @@
                 <w:szCs w:val="18"/>
                 <w:rtl w:val="0"/>
               </w:rPr>
-              <w:t xml:space="preserve">Nick con menos de 4 caracteres</w:t>
-            </w:r>
-          </w:p>
-        </w:tc>
-        <w:tc>
-          <w:tcPr>
-            <w:tcBorders>
-              <w:top w:color="000000" w:space="0" w:sz="0" w:val="nil"/>
-              <w:left w:color="000000" w:space="0" w:sz="0" w:val="nil"/>
-              <w:bottom w:color="000000" w:space="0" w:sz="6" w:val="single"/>
-              <w:right w:color="000000" w:space="0" w:sz="6" w:val="single"/>
-            </w:tcBorders>
-            <w:tcMar>
-              <w:top w:w="0.0" w:type="dxa"/>
-              <w:left w:w="100.0" w:type="dxa"/>
-              <w:bottom w:w="0.0" w:type="dxa"/>
-              <w:right w:w="100.0" w:type="dxa"/>
-            </w:tcMar>
-            <w:vAlign w:val="top"/>
-          </w:tcPr>
-          <w:p>
-            <w:pPr>
-              <w:rPr>
-                <w:rFonts w:ascii="Times New Roman" w:cs="Times New Roman" w:eastAsia="Times New Roman" w:hAnsi="Times New Roman"/>
-                <w:sz w:val="18"/>
-                <w:szCs w:val="18"/>
-              </w:rPr>
-            </w:pPr>
-            <w:r>
-              <w:rPr>
-                <w:rFonts w:ascii="Times New Roman" w:cs="Times New Roman" w:eastAsia="Times New Roman" w:hAnsi="Times New Roman"/>
-                <w:sz w:val="18"/>
-                <w:szCs w:val="18"/>
-                <w:rtl w:val="0"/>
-              </w:rPr>
               <w:t xml:space="preserve">N2. Nick con menos de 4 caracteres. Resto de clases válidas aplicables al tipo de participante.</w:t>
             </w:r>
           </w:p>
@@ -3195,41 +2970,6 @@
                 <w:szCs w:val="18"/>
                 <w:rtl w:val="0"/>
               </w:rPr>
-              <w:t xml:space="preserve">Nick con más de 12 caracteres</w:t>
-            </w:r>
-          </w:p>
-        </w:tc>
-        <w:tc>
-          <w:tcPr>
-            <w:tcBorders>
-              <w:top w:color="000000" w:space="0" w:sz="0" w:val="nil"/>
-              <w:left w:color="000000" w:space="0" w:sz="0" w:val="nil"/>
-              <w:bottom w:color="000000" w:space="0" w:sz="6" w:val="single"/>
-              <w:right w:color="000000" w:space="0" w:sz="6" w:val="single"/>
-            </w:tcBorders>
-            <w:tcMar>
-              <w:top w:w="0.0" w:type="dxa"/>
-              <w:left w:w="100.0" w:type="dxa"/>
-              <w:bottom w:w="0.0" w:type="dxa"/>
-              <w:right w:w="100.0" w:type="dxa"/>
-            </w:tcMar>
-            <w:vAlign w:val="top"/>
-          </w:tcPr>
-          <w:p>
-            <w:pPr>
-              <w:rPr>
-                <w:rFonts w:ascii="Times New Roman" w:cs="Times New Roman" w:eastAsia="Times New Roman" w:hAnsi="Times New Roman"/>
-                <w:sz w:val="18"/>
-                <w:szCs w:val="18"/>
-              </w:rPr>
-            </w:pPr>
-            <w:r>
-              <w:rPr>
-                <w:rFonts w:ascii="Times New Roman" w:cs="Times New Roman" w:eastAsia="Times New Roman" w:hAnsi="Times New Roman"/>
-                <w:sz w:val="18"/>
-                <w:szCs w:val="18"/>
-                <w:rtl w:val="0"/>
-              </w:rPr>
               <w:t xml:space="preserve">N3. Nick con más de 12 caracteres. Resto de clases válidas aplicables al tipo de participante.</w:t>
             </w:r>
           </w:p>
@@ -3373,41 +3113,6 @@
                 <w:szCs w:val="18"/>
                 <w:rtl w:val="0"/>
               </w:rPr>
-              <w:t xml:space="preserve">Nick con caracteres no alfanuméricos</w:t>
-            </w:r>
-          </w:p>
-        </w:tc>
-        <w:tc>
-          <w:tcPr>
-            <w:tcBorders>
-              <w:top w:color="000000" w:space="0" w:sz="0" w:val="nil"/>
-              <w:left w:color="000000" w:space="0" w:sz="0" w:val="nil"/>
-              <w:bottom w:color="000000" w:space="0" w:sz="6" w:val="single"/>
-              <w:right w:color="000000" w:space="0" w:sz="6" w:val="single"/>
-            </w:tcBorders>
-            <w:tcMar>
-              <w:top w:w="0.0" w:type="dxa"/>
-              <w:left w:w="100.0" w:type="dxa"/>
-              <w:bottom w:w="0.0" w:type="dxa"/>
-              <w:right w:w="100.0" w:type="dxa"/>
-            </w:tcMar>
-            <w:vAlign w:val="top"/>
-          </w:tcPr>
-          <w:p>
-            <w:pPr>
-              <w:rPr>
-                <w:rFonts w:ascii="Times New Roman" w:cs="Times New Roman" w:eastAsia="Times New Roman" w:hAnsi="Times New Roman"/>
-                <w:sz w:val="18"/>
-                <w:szCs w:val="18"/>
-              </w:rPr>
-            </w:pPr>
-            <w:r>
-              <w:rPr>
-                <w:rFonts w:ascii="Times New Roman" w:cs="Times New Roman" w:eastAsia="Times New Roman" w:hAnsi="Times New Roman"/>
-                <w:sz w:val="18"/>
-                <w:szCs w:val="18"/>
-                <w:rtl w:val="0"/>
-              </w:rPr>
               <w:t xml:space="preserve">N4. Nick con caracteres no alfanuméricos. Resto de clases válidas aplicables al tipo de participante.</w:t>
             </w:r>
           </w:p>
@@ -3551,7 +3256,7 @@
                 <w:szCs w:val="18"/>
                 <w:rtl w:val="0"/>
               </w:rPr>
-              <w:t xml:space="preserve">Nick incluido en lista de términos conflictivos</w:t>
+              <w:t xml:space="preserve">N5. Nick incluido en la lista de términos conflictivos. Resto de clases válidas aplicables al tipo de participante.</w:t>
             </w:r>
           </w:p>
         </w:tc>
@@ -3586,98 +3291,7 @@
                 <w:szCs w:val="18"/>
                 <w:rtl w:val="0"/>
               </w:rPr>
-              <w:t xml:space="preserve">N5. Nick incluido en la lista de términos conflictivos. Resto de clases válidas aplicables al tipo de participante.</w:t>
-            </w:r>
-          </w:p>
-        </w:tc>
-        <w:tc>
-          <w:tcPr>
-            <w:tcBorders>
-              <w:top w:color="000000" w:space="0" w:sz="0" w:val="nil"/>
-              <w:left w:color="000000" w:space="0" w:sz="0" w:val="nil"/>
-              <w:bottom w:color="000000" w:space="0" w:sz="6" w:val="single"/>
-              <w:right w:color="000000" w:space="0" w:sz="6" w:val="single"/>
-            </w:tcBorders>
-            <w:tcMar>
-              <w:top w:w="0.0" w:type="dxa"/>
-              <w:left w:w="100.0" w:type="dxa"/>
-              <w:bottom w:w="0.0" w:type="dxa"/>
-              <w:right w:w="100.0" w:type="dxa"/>
-            </w:tcMar>
-            <w:vAlign w:val="top"/>
-          </w:tcPr>
-          <w:p>
-            <w:pPr>
-              <w:rPr>
-                <w:rFonts w:ascii="Times New Roman" w:cs="Times New Roman" w:eastAsia="Times New Roman" w:hAnsi="Times New Roman"/>
-                <w:sz w:val="18"/>
-                <w:szCs w:val="18"/>
-              </w:rPr>
-            </w:pPr>
-            <w:r>
-              <w:rPr>
-                <w:rFonts w:ascii="Times New Roman" w:cs="Times New Roman" w:eastAsia="Times New Roman" w:hAnsi="Times New Roman"/>
-                <w:sz w:val="18"/>
-                <w:szCs w:val="18"/>
-                <w:rtl w:val="0"/>
-              </w:rPr>
               <w:t xml:space="preserve">El sistema rechaza el alta e indica que el nick no está permitido.</w:t>
-            </w:r>
-          </w:p>
-          <w:p>
-            <w:pPr>
-              <w:rPr>
-                <w:rFonts w:ascii="Times New Roman" w:cs="Times New Roman" w:eastAsia="Times New Roman" w:hAnsi="Times New Roman"/>
-                <w:sz w:val="18"/>
-                <w:szCs w:val="18"/>
-              </w:rPr>
-            </w:pPr>
-            <w:r>
-              <w:rPr>
-                <w:rtl w:val="0"/>
-              </w:rPr>
-            </w:r>
-          </w:p>
-          <w:p>
-            <w:pPr>
-              <w:rPr>
-                <w:rFonts w:ascii="Times New Roman" w:cs="Times New Roman" w:eastAsia="Times New Roman" w:hAnsi="Times New Roman"/>
-                <w:sz w:val="18"/>
-                <w:szCs w:val="18"/>
-              </w:rPr>
-            </w:pPr>
-            <w:r>
-              <w:rPr>
-                <w:rtl w:val="0"/>
-              </w:rPr>
-            </w:r>
-          </w:p>
-          <w:p>
-            <w:pPr>
-              <w:rPr>
-                <w:rFonts w:ascii="Times New Roman" w:cs="Times New Roman" w:eastAsia="Times New Roman" w:hAnsi="Times New Roman"/>
-                <w:sz w:val="18"/>
-                <w:szCs w:val="18"/>
-              </w:rPr>
-            </w:pPr>
-            <w:r>
-              <w:rPr>
-                <w:rtl w:val="0"/>
-              </w:rPr>
-            </w:r>
-          </w:p>
-          <w:p>
-            <w:pPr>
-              <w:rPr>
-                <w:rFonts w:ascii="Times New Roman" w:cs="Times New Roman" w:eastAsia="Times New Roman" w:hAnsi="Times New Roman"/>
-                <w:sz w:val="18"/>
-                <w:szCs w:val="18"/>
-              </w:rPr>
-            </w:pPr>
-            <w:r>
-              <w:rPr>
-                <w:rtl w:val="0"/>
-              </w:rPr>
             </w:r>
           </w:p>
           <w:p>
@@ -3813,7 +3427,7 @@
                 <w:szCs w:val="18"/>
                 <w:rtl w:val="0"/>
               </w:rPr>
-              <w:t xml:space="preserve">Nick ya utilizado</w:t>
+              <w:t xml:space="preserve">N6. Nick ya utilizado por otro usuario. Resto de clases válidas aplicables al tipo de participante.</w:t>
             </w:r>
           </w:p>
         </w:tc>
@@ -3848,42 +3462,21 @@
                 <w:szCs w:val="18"/>
                 <w:rtl w:val="0"/>
               </w:rPr>
-              <w:t xml:space="preserve">N6. Nick ya utilizado por otro usuario. Resto de clases válidas aplicables al tipo de participante.</w:t>
-            </w:r>
-          </w:p>
-        </w:tc>
-        <w:tc>
-          <w:tcPr>
-            <w:tcBorders>
-              <w:top w:color="000000" w:space="0" w:sz="0" w:val="nil"/>
-              <w:left w:color="000000" w:space="0" w:sz="0" w:val="nil"/>
-              <w:bottom w:color="000000" w:space="0" w:sz="6" w:val="single"/>
-              <w:right w:color="000000" w:space="0" w:sz="6" w:val="single"/>
-            </w:tcBorders>
-            <w:tcMar>
-              <w:top w:w="0.0" w:type="dxa"/>
-              <w:left w:w="100.0" w:type="dxa"/>
-              <w:bottom w:w="0.0" w:type="dxa"/>
-              <w:right w:w="100.0" w:type="dxa"/>
-            </w:tcMar>
-            <w:vAlign w:val="top"/>
-          </w:tcPr>
-          <w:p>
-            <w:pPr>
-              <w:rPr>
-                <w:rFonts w:ascii="Times New Roman" w:cs="Times New Roman" w:eastAsia="Times New Roman" w:hAnsi="Times New Roman"/>
-                <w:sz w:val="18"/>
-                <w:szCs w:val="18"/>
-              </w:rPr>
-            </w:pPr>
-            <w:r>
-              <w:rPr>
-                <w:rFonts w:ascii="Times New Roman" w:cs="Times New Roman" w:eastAsia="Times New Roman" w:hAnsi="Times New Roman"/>
-                <w:sz w:val="18"/>
-                <w:szCs w:val="18"/>
-                <w:rtl w:val="0"/>
-              </w:rPr>
               <w:t xml:space="preserve">El sistema rechaza el alta e indica que el nick ya está en uso.</w:t>
+            </w:r>
+          </w:p>
+          <w:p>
+            <w:pPr>
+              <w:rPr>
+                <w:rFonts w:ascii="Times New Roman" w:cs="Times New Roman" w:eastAsia="Times New Roman" w:hAnsi="Times New Roman"/>
+                <w:sz w:val="18"/>
+                <w:szCs w:val="18"/>
+              </w:rPr>
+            </w:pPr>
+            <w:r>
+              <w:rPr>
+                <w:rtl w:val="0"/>
+              </w:rPr>
             </w:r>
           </w:p>
         </w:tc>
@@ -3991,7 +3584,7 @@
                 <w:szCs w:val="18"/>
                 <w:rtl w:val="0"/>
               </w:rPr>
-              <w:t xml:space="preserve">Nombre completo vacío</w:t>
+              <w:t xml:space="preserve">N7. Nombre completo vacío. Resto de clases válidas aplicables al tipo de participante.</w:t>
             </w:r>
           </w:p>
         </w:tc>
@@ -4026,42 +3619,35 @@
                 <w:szCs w:val="18"/>
                 <w:rtl w:val="0"/>
               </w:rPr>
-              <w:t xml:space="preserve">N7. Nombre completo vacío. Resto de clases válidas aplicables al tipo de participante.</w:t>
-            </w:r>
-          </w:p>
-        </w:tc>
-        <w:tc>
-          <w:tcPr>
-            <w:tcBorders>
-              <w:top w:color="000000" w:space="0" w:sz="0" w:val="nil"/>
-              <w:left w:color="000000" w:space="0" w:sz="0" w:val="nil"/>
-              <w:bottom w:color="000000" w:space="0" w:sz="6" w:val="single"/>
-              <w:right w:color="000000" w:space="0" w:sz="6" w:val="single"/>
-            </w:tcBorders>
-            <w:tcMar>
-              <w:top w:w="0.0" w:type="dxa"/>
-              <w:left w:w="100.0" w:type="dxa"/>
-              <w:bottom w:w="0.0" w:type="dxa"/>
-              <w:right w:w="100.0" w:type="dxa"/>
-            </w:tcMar>
-            <w:vAlign w:val="top"/>
-          </w:tcPr>
-          <w:p>
-            <w:pPr>
-              <w:rPr>
-                <w:rFonts w:ascii="Times New Roman" w:cs="Times New Roman" w:eastAsia="Times New Roman" w:hAnsi="Times New Roman"/>
-                <w:sz w:val="18"/>
-                <w:szCs w:val="18"/>
-              </w:rPr>
-            </w:pPr>
-            <w:r>
-              <w:rPr>
-                <w:rFonts w:ascii="Times New Roman" w:cs="Times New Roman" w:eastAsia="Times New Roman" w:hAnsi="Times New Roman"/>
-                <w:sz w:val="18"/>
-                <w:szCs w:val="18"/>
-                <w:rtl w:val="0"/>
-              </w:rPr>
               <w:t xml:space="preserve">El sistema rechaza el alta e indica que el nombre completo es obligatorio.</w:t>
+            </w:r>
+          </w:p>
+          <w:p>
+            <w:pPr>
+              <w:rPr>
+                <w:rFonts w:ascii="Times New Roman" w:cs="Times New Roman" w:eastAsia="Times New Roman" w:hAnsi="Times New Roman"/>
+                <w:sz w:val="18"/>
+                <w:szCs w:val="18"/>
+              </w:rPr>
+            </w:pPr>
+            <w:r>
+              <w:rPr>
+                <w:rtl w:val="0"/>
+              </w:rPr>
+            </w:r>
+          </w:p>
+          <w:p>
+            <w:pPr>
+              <w:rPr>
+                <w:rFonts w:ascii="Times New Roman" w:cs="Times New Roman" w:eastAsia="Times New Roman" w:hAnsi="Times New Roman"/>
+                <w:sz w:val="18"/>
+                <w:szCs w:val="18"/>
+              </w:rPr>
+            </w:pPr>
+            <w:r>
+              <w:rPr>
+                <w:rtl w:val="0"/>
+              </w:rPr>
             </w:r>
           </w:p>
         </w:tc>
@@ -4169,41 +3755,6 @@
                 <w:szCs w:val="18"/>
                 <w:rtl w:val="0"/>
               </w:rPr>
-              <w:t xml:space="preserve">Correo vacío</w:t>
-            </w:r>
-          </w:p>
-        </w:tc>
-        <w:tc>
-          <w:tcPr>
-            <w:tcBorders>
-              <w:top w:color="000000" w:space="0" w:sz="0" w:val="nil"/>
-              <w:left w:color="000000" w:space="0" w:sz="0" w:val="nil"/>
-              <w:bottom w:color="000000" w:space="0" w:sz="6" w:val="single"/>
-              <w:right w:color="000000" w:space="0" w:sz="6" w:val="single"/>
-            </w:tcBorders>
-            <w:tcMar>
-              <w:top w:w="0.0" w:type="dxa"/>
-              <w:left w:w="100.0" w:type="dxa"/>
-              <w:bottom w:w="0.0" w:type="dxa"/>
-              <w:right w:w="100.0" w:type="dxa"/>
-            </w:tcMar>
-            <w:vAlign w:val="top"/>
-          </w:tcPr>
-          <w:p>
-            <w:pPr>
-              <w:rPr>
-                <w:rFonts w:ascii="Times New Roman" w:cs="Times New Roman" w:eastAsia="Times New Roman" w:hAnsi="Times New Roman"/>
-                <w:sz w:val="18"/>
-                <w:szCs w:val="18"/>
-              </w:rPr>
-            </w:pPr>
-            <w:r>
-              <w:rPr>
-                <w:rFonts w:ascii="Times New Roman" w:cs="Times New Roman" w:eastAsia="Times New Roman" w:hAnsi="Times New Roman"/>
-                <w:sz w:val="18"/>
-                <w:szCs w:val="18"/>
-                <w:rtl w:val="0"/>
-              </w:rPr>
               <w:t xml:space="preserve">N8. Correo vacío. Resto de clases válidas aplicables al tipo de participante.</w:t>
             </w:r>
           </w:p>
@@ -4347,41 +3898,6 @@
                 <w:szCs w:val="18"/>
                 <w:rtl w:val="0"/>
               </w:rPr>
-              <w:t xml:space="preserve">Correo con formato incorrecto</w:t>
-            </w:r>
-          </w:p>
-        </w:tc>
-        <w:tc>
-          <w:tcPr>
-            <w:tcBorders>
-              <w:top w:color="000000" w:space="0" w:sz="0" w:val="nil"/>
-              <w:left w:color="000000" w:space="0" w:sz="0" w:val="nil"/>
-              <w:bottom w:color="000000" w:space="0" w:sz="6" w:val="single"/>
-              <w:right w:color="000000" w:space="0" w:sz="6" w:val="single"/>
-            </w:tcBorders>
-            <w:tcMar>
-              <w:top w:w="0.0" w:type="dxa"/>
-              <w:left w:w="100.0" w:type="dxa"/>
-              <w:bottom w:w="0.0" w:type="dxa"/>
-              <w:right w:w="100.0" w:type="dxa"/>
-            </w:tcMar>
-            <w:vAlign w:val="top"/>
-          </w:tcPr>
-          <w:p>
-            <w:pPr>
-              <w:rPr>
-                <w:rFonts w:ascii="Times New Roman" w:cs="Times New Roman" w:eastAsia="Times New Roman" w:hAnsi="Times New Roman"/>
-                <w:sz w:val="18"/>
-                <w:szCs w:val="18"/>
-              </w:rPr>
-            </w:pPr>
-            <w:r>
-              <w:rPr>
-                <w:rFonts w:ascii="Times New Roman" w:cs="Times New Roman" w:eastAsia="Times New Roman" w:hAnsi="Times New Roman"/>
-                <w:sz w:val="18"/>
-                <w:szCs w:val="18"/>
-                <w:rtl w:val="0"/>
-              </w:rPr>
               <w:t xml:space="preserve">N9. Correo con formato incorrecto. Resto de clases válidas aplicables al tipo de participante.</w:t>
             </w:r>
           </w:p>
@@ -4525,41 +4041,6 @@
                 <w:szCs w:val="18"/>
                 <w:rtl w:val="0"/>
               </w:rPr>
-              <w:t xml:space="preserve">Correo ya registrado</w:t>
-            </w:r>
-          </w:p>
-        </w:tc>
-        <w:tc>
-          <w:tcPr>
-            <w:tcBorders>
-              <w:top w:color="000000" w:space="0" w:sz="0" w:val="nil"/>
-              <w:left w:color="000000" w:space="0" w:sz="0" w:val="nil"/>
-              <w:bottom w:color="000000" w:space="0" w:sz="6" w:val="single"/>
-              <w:right w:color="000000" w:space="0" w:sz="6" w:val="single"/>
-            </w:tcBorders>
-            <w:tcMar>
-              <w:top w:w="0.0" w:type="dxa"/>
-              <w:left w:w="100.0" w:type="dxa"/>
-              <w:bottom w:w="0.0" w:type="dxa"/>
-              <w:right w:w="100.0" w:type="dxa"/>
-            </w:tcMar>
-            <w:vAlign w:val="top"/>
-          </w:tcPr>
-          <w:p>
-            <w:pPr>
-              <w:rPr>
-                <w:rFonts w:ascii="Times New Roman" w:cs="Times New Roman" w:eastAsia="Times New Roman" w:hAnsi="Times New Roman"/>
-                <w:sz w:val="18"/>
-                <w:szCs w:val="18"/>
-              </w:rPr>
-            </w:pPr>
-            <w:r>
-              <w:rPr>
-                <w:rFonts w:ascii="Times New Roman" w:cs="Times New Roman" w:eastAsia="Times New Roman" w:hAnsi="Times New Roman"/>
-                <w:sz w:val="18"/>
-                <w:szCs w:val="18"/>
-                <w:rtl w:val="0"/>
-              </w:rPr>
               <w:t xml:space="preserve">N10. Correo ya registrado. Resto de clases válidas aplicables al tipo de participante.</w:t>
             </w:r>
           </w:p>
@@ -4703,41 +4184,6 @@
                 <w:szCs w:val="18"/>
                 <w:rtl w:val="0"/>
               </w:rPr>
-              <w:t xml:space="preserve">Contraseña vacía</w:t>
-            </w:r>
-          </w:p>
-        </w:tc>
-        <w:tc>
-          <w:tcPr>
-            <w:tcBorders>
-              <w:top w:color="000000" w:space="0" w:sz="0" w:val="nil"/>
-              <w:left w:color="000000" w:space="0" w:sz="0" w:val="nil"/>
-              <w:bottom w:color="000000" w:space="0" w:sz="6" w:val="single"/>
-              <w:right w:color="000000" w:space="0" w:sz="6" w:val="single"/>
-            </w:tcBorders>
-            <w:tcMar>
-              <w:top w:w="0.0" w:type="dxa"/>
-              <w:left w:w="100.0" w:type="dxa"/>
-              <w:bottom w:w="0.0" w:type="dxa"/>
-              <w:right w:w="100.0" w:type="dxa"/>
-            </w:tcMar>
-            <w:vAlign w:val="top"/>
-          </w:tcPr>
-          <w:p>
-            <w:pPr>
-              <w:rPr>
-                <w:rFonts w:ascii="Times New Roman" w:cs="Times New Roman" w:eastAsia="Times New Roman" w:hAnsi="Times New Roman"/>
-                <w:sz w:val="18"/>
-                <w:szCs w:val="18"/>
-              </w:rPr>
-            </w:pPr>
-            <w:r>
-              <w:rPr>
-                <w:rFonts w:ascii="Times New Roman" w:cs="Times New Roman" w:eastAsia="Times New Roman" w:hAnsi="Times New Roman"/>
-                <w:sz w:val="18"/>
-                <w:szCs w:val="18"/>
-                <w:rtl w:val="0"/>
-              </w:rPr>
               <w:t xml:space="preserve">N11. Contraseña vacía. Resto de clases válidas aplicables al tipo de participante.</w:t>
             </w:r>
           </w:p>
@@ -4881,41 +4327,6 @@
                 <w:szCs w:val="18"/>
                 <w:rtl w:val="0"/>
               </w:rPr>
-              <w:t xml:space="preserve">Contraseña con menos de 12 caracteres</w:t>
-            </w:r>
-          </w:p>
-        </w:tc>
-        <w:tc>
-          <w:tcPr>
-            <w:tcBorders>
-              <w:top w:color="000000" w:space="0" w:sz="0" w:val="nil"/>
-              <w:left w:color="000000" w:space="0" w:sz="0" w:val="nil"/>
-              <w:bottom w:color="000000" w:space="0" w:sz="6" w:val="single"/>
-              <w:right w:color="000000" w:space="0" w:sz="6" w:val="single"/>
-            </w:tcBorders>
-            <w:tcMar>
-              <w:top w:w="0.0" w:type="dxa"/>
-              <w:left w:w="100.0" w:type="dxa"/>
-              <w:bottom w:w="0.0" w:type="dxa"/>
-              <w:right w:w="100.0" w:type="dxa"/>
-            </w:tcMar>
-            <w:vAlign w:val="top"/>
-          </w:tcPr>
-          <w:p>
-            <w:pPr>
-              <w:rPr>
-                <w:rFonts w:ascii="Times New Roman" w:cs="Times New Roman" w:eastAsia="Times New Roman" w:hAnsi="Times New Roman"/>
-                <w:sz w:val="18"/>
-                <w:szCs w:val="18"/>
-              </w:rPr>
-            </w:pPr>
-            <w:r>
-              <w:rPr>
-                <w:rFonts w:ascii="Times New Roman" w:cs="Times New Roman" w:eastAsia="Times New Roman" w:hAnsi="Times New Roman"/>
-                <w:sz w:val="18"/>
-                <w:szCs w:val="18"/>
-                <w:rtl w:val="0"/>
-              </w:rPr>
               <w:t xml:space="preserve">N12. Contraseña con menos de 12 caracteres. Resto de clases válidas aplicables al tipo de participante.</w:t>
             </w:r>
           </w:p>
@@ -5059,7 +4470,7 @@
                 <w:szCs w:val="18"/>
                 <w:rtl w:val="0"/>
               </w:rPr>
-              <w:t xml:space="preserve">Contraseña sin mayúscula</w:t>
+              <w:t xml:space="preserve">N13. Contraseña sin mayúscula. Resto de clases válidas aplicables al tipo de participante.</w:t>
             </w:r>
           </w:p>
         </w:tc>
@@ -5094,98 +4505,7 @@
                 <w:szCs w:val="18"/>
                 <w:rtl w:val="0"/>
               </w:rPr>
-              <w:t xml:space="preserve">N13. Contraseña sin mayúscula. Resto de clases válidas aplicables al tipo de participante.</w:t>
-            </w:r>
-          </w:p>
-        </w:tc>
-        <w:tc>
-          <w:tcPr>
-            <w:tcBorders>
-              <w:top w:color="000000" w:space="0" w:sz="0" w:val="nil"/>
-              <w:left w:color="000000" w:space="0" w:sz="0" w:val="nil"/>
-              <w:bottom w:color="000000" w:space="0" w:sz="6" w:val="single"/>
-              <w:right w:color="000000" w:space="0" w:sz="6" w:val="single"/>
-            </w:tcBorders>
-            <w:tcMar>
-              <w:top w:w="0.0" w:type="dxa"/>
-              <w:left w:w="100.0" w:type="dxa"/>
-              <w:bottom w:w="0.0" w:type="dxa"/>
-              <w:right w:w="100.0" w:type="dxa"/>
-            </w:tcMar>
-            <w:vAlign w:val="top"/>
-          </w:tcPr>
-          <w:p>
-            <w:pPr>
-              <w:rPr>
-                <w:rFonts w:ascii="Times New Roman" w:cs="Times New Roman" w:eastAsia="Times New Roman" w:hAnsi="Times New Roman"/>
-                <w:sz w:val="18"/>
-                <w:szCs w:val="18"/>
-              </w:rPr>
-            </w:pPr>
-            <w:r>
-              <w:rPr>
-                <w:rFonts w:ascii="Times New Roman" w:cs="Times New Roman" w:eastAsia="Times New Roman" w:hAnsi="Times New Roman"/>
-                <w:sz w:val="18"/>
-                <w:szCs w:val="18"/>
-                <w:rtl w:val="0"/>
-              </w:rPr>
               <w:t xml:space="preserve">El sistema rechaza el alta e indica que la contraseña debe incluir al menos una mayúscula.</w:t>
-            </w:r>
-          </w:p>
-          <w:p>
-            <w:pPr>
-              <w:rPr>
-                <w:rFonts w:ascii="Times New Roman" w:cs="Times New Roman" w:eastAsia="Times New Roman" w:hAnsi="Times New Roman"/>
-                <w:sz w:val="18"/>
-                <w:szCs w:val="18"/>
-              </w:rPr>
-            </w:pPr>
-            <w:r>
-              <w:rPr>
-                <w:rtl w:val="0"/>
-              </w:rPr>
-            </w:r>
-          </w:p>
-          <w:p>
-            <w:pPr>
-              <w:rPr>
-                <w:rFonts w:ascii="Times New Roman" w:cs="Times New Roman" w:eastAsia="Times New Roman" w:hAnsi="Times New Roman"/>
-                <w:sz w:val="18"/>
-                <w:szCs w:val="18"/>
-              </w:rPr>
-            </w:pPr>
-            <w:r>
-              <w:rPr>
-                <w:rtl w:val="0"/>
-              </w:rPr>
-            </w:r>
-          </w:p>
-          <w:p>
-            <w:pPr>
-              <w:rPr>
-                <w:rFonts w:ascii="Times New Roman" w:cs="Times New Roman" w:eastAsia="Times New Roman" w:hAnsi="Times New Roman"/>
-                <w:sz w:val="18"/>
-                <w:szCs w:val="18"/>
-              </w:rPr>
-            </w:pPr>
-            <w:r>
-              <w:rPr>
-                <w:rtl w:val="0"/>
-              </w:rPr>
-            </w:r>
-          </w:p>
-          <w:p>
-            <w:pPr>
-              <w:rPr>
-                <w:rFonts w:ascii="Times New Roman" w:cs="Times New Roman" w:eastAsia="Times New Roman" w:hAnsi="Times New Roman"/>
-                <w:sz w:val="18"/>
-                <w:szCs w:val="18"/>
-              </w:rPr>
-            </w:pPr>
-            <w:r>
-              <w:rPr>
-                <w:rtl w:val="0"/>
-              </w:rPr>
             </w:r>
           </w:p>
         </w:tc>
@@ -5293,41 +4613,6 @@
                 <w:szCs w:val="18"/>
                 <w:rtl w:val="0"/>
               </w:rPr>
-              <w:t xml:space="preserve">Contraseña sin minúscula</w:t>
-            </w:r>
-          </w:p>
-        </w:tc>
-        <w:tc>
-          <w:tcPr>
-            <w:tcBorders>
-              <w:top w:color="000000" w:space="0" w:sz="0" w:val="nil"/>
-              <w:left w:color="000000" w:space="0" w:sz="0" w:val="nil"/>
-              <w:bottom w:color="000000" w:space="0" w:sz="6" w:val="single"/>
-              <w:right w:color="000000" w:space="0" w:sz="6" w:val="single"/>
-            </w:tcBorders>
-            <w:tcMar>
-              <w:top w:w="0.0" w:type="dxa"/>
-              <w:left w:w="100.0" w:type="dxa"/>
-              <w:bottom w:w="0.0" w:type="dxa"/>
-              <w:right w:w="100.0" w:type="dxa"/>
-            </w:tcMar>
-            <w:vAlign w:val="top"/>
-          </w:tcPr>
-          <w:p>
-            <w:pPr>
-              <w:rPr>
-                <w:rFonts w:ascii="Times New Roman" w:cs="Times New Roman" w:eastAsia="Times New Roman" w:hAnsi="Times New Roman"/>
-                <w:sz w:val="18"/>
-                <w:szCs w:val="18"/>
-              </w:rPr>
-            </w:pPr>
-            <w:r>
-              <w:rPr>
-                <w:rFonts w:ascii="Times New Roman" w:cs="Times New Roman" w:eastAsia="Times New Roman" w:hAnsi="Times New Roman"/>
-                <w:sz w:val="18"/>
-                <w:szCs w:val="18"/>
-                <w:rtl w:val="0"/>
-              </w:rPr>
               <w:t xml:space="preserve">N14. Contraseña sin minúscula. Resto de clases válidas aplicables al tipo de participante.</w:t>
             </w:r>
           </w:p>
@@ -5471,41 +4756,6 @@
                 <w:szCs w:val="18"/>
                 <w:rtl w:val="0"/>
               </w:rPr>
-              <w:t xml:space="preserve">Contraseña sin número</w:t>
-            </w:r>
-          </w:p>
-        </w:tc>
-        <w:tc>
-          <w:tcPr>
-            <w:tcBorders>
-              <w:top w:color="000000" w:space="0" w:sz="0" w:val="nil"/>
-              <w:left w:color="000000" w:space="0" w:sz="0" w:val="nil"/>
-              <w:bottom w:color="000000" w:space="0" w:sz="6" w:val="single"/>
-              <w:right w:color="000000" w:space="0" w:sz="6" w:val="single"/>
-            </w:tcBorders>
-            <w:tcMar>
-              <w:top w:w="0.0" w:type="dxa"/>
-              <w:left w:w="100.0" w:type="dxa"/>
-              <w:bottom w:w="0.0" w:type="dxa"/>
-              <w:right w:w="100.0" w:type="dxa"/>
-            </w:tcMar>
-            <w:vAlign w:val="top"/>
-          </w:tcPr>
-          <w:p>
-            <w:pPr>
-              <w:rPr>
-                <w:rFonts w:ascii="Times New Roman" w:cs="Times New Roman" w:eastAsia="Times New Roman" w:hAnsi="Times New Roman"/>
-                <w:sz w:val="18"/>
-                <w:szCs w:val="18"/>
-              </w:rPr>
-            </w:pPr>
-            <w:r>
-              <w:rPr>
-                <w:rFonts w:ascii="Times New Roman" w:cs="Times New Roman" w:eastAsia="Times New Roman" w:hAnsi="Times New Roman"/>
-                <w:sz w:val="18"/>
-                <w:szCs w:val="18"/>
-                <w:rtl w:val="0"/>
-              </w:rPr>
               <w:t xml:space="preserve">N15. Contraseña sin número. Resto de clases válidas aplicables al tipo de participante.</w:t>
             </w:r>
           </w:p>
@@ -5649,41 +4899,6 @@
                 <w:szCs w:val="18"/>
                 <w:rtl w:val="0"/>
               </w:rPr>
-              <w:t xml:space="preserve">DNI vacío</w:t>
-            </w:r>
-          </w:p>
-        </w:tc>
-        <w:tc>
-          <w:tcPr>
-            <w:tcBorders>
-              <w:top w:color="000000" w:space="0" w:sz="0" w:val="nil"/>
-              <w:left w:color="000000" w:space="0" w:sz="0" w:val="nil"/>
-              <w:bottom w:color="000000" w:space="0" w:sz="6" w:val="single"/>
-              <w:right w:color="000000" w:space="0" w:sz="6" w:val="single"/>
-            </w:tcBorders>
-            <w:tcMar>
-              <w:top w:w="0.0" w:type="dxa"/>
-              <w:left w:w="100.0" w:type="dxa"/>
-              <w:bottom w:w="0.0" w:type="dxa"/>
-              <w:right w:w="100.0" w:type="dxa"/>
-            </w:tcMar>
-            <w:vAlign w:val="top"/>
-          </w:tcPr>
-          <w:p>
-            <w:pPr>
-              <w:rPr>
-                <w:rFonts w:ascii="Times New Roman" w:cs="Times New Roman" w:eastAsia="Times New Roman" w:hAnsi="Times New Roman"/>
-                <w:sz w:val="18"/>
-                <w:szCs w:val="18"/>
-              </w:rPr>
-            </w:pPr>
-            <w:r>
-              <w:rPr>
-                <w:rFonts w:ascii="Times New Roman" w:cs="Times New Roman" w:eastAsia="Times New Roman" w:hAnsi="Times New Roman"/>
-                <w:sz w:val="18"/>
-                <w:szCs w:val="18"/>
-                <w:rtl w:val="0"/>
-              </w:rPr>
               <w:t xml:space="preserve">N16. DNI vacío. Resto de clases válidas aplicables al tipo de participante.</w:t>
             </w:r>
           </w:p>
@@ -5827,41 +5042,6 @@
                 <w:szCs w:val="18"/>
                 <w:rtl w:val="0"/>
               </w:rPr>
-              <w:t xml:space="preserve">DNI con formato inválido</w:t>
-            </w:r>
-          </w:p>
-        </w:tc>
-        <w:tc>
-          <w:tcPr>
-            <w:tcBorders>
-              <w:top w:color="000000" w:space="0" w:sz="0" w:val="nil"/>
-              <w:left w:color="000000" w:space="0" w:sz="0" w:val="nil"/>
-              <w:bottom w:color="000000" w:space="0" w:sz="6" w:val="single"/>
-              <w:right w:color="000000" w:space="0" w:sz="6" w:val="single"/>
-            </w:tcBorders>
-            <w:tcMar>
-              <w:top w:w="0.0" w:type="dxa"/>
-              <w:left w:w="100.0" w:type="dxa"/>
-              <w:bottom w:w="0.0" w:type="dxa"/>
-              <w:right w:w="100.0" w:type="dxa"/>
-            </w:tcMar>
-            <w:vAlign w:val="top"/>
-          </w:tcPr>
-          <w:p>
-            <w:pPr>
-              <w:rPr>
-                <w:rFonts w:ascii="Times New Roman" w:cs="Times New Roman" w:eastAsia="Times New Roman" w:hAnsi="Times New Roman"/>
-                <w:sz w:val="18"/>
-                <w:szCs w:val="18"/>
-              </w:rPr>
-            </w:pPr>
-            <w:r>
-              <w:rPr>
-                <w:rFonts w:ascii="Times New Roman" w:cs="Times New Roman" w:eastAsia="Times New Roman" w:hAnsi="Times New Roman"/>
-                <w:sz w:val="18"/>
-                <w:szCs w:val="18"/>
-                <w:rtl w:val="0"/>
-              </w:rPr>
               <w:t xml:space="preserve">N17. DNI con formato inválido. Resto de clases válidas aplicables al tipo de participante.</w:t>
             </w:r>
           </w:p>
@@ -6005,41 +5185,6 @@
                 <w:szCs w:val="18"/>
                 <w:rtl w:val="0"/>
               </w:rPr>
-              <w:t xml:space="preserve">Tarjeta vacía</w:t>
-            </w:r>
-          </w:p>
-        </w:tc>
-        <w:tc>
-          <w:tcPr>
-            <w:tcBorders>
-              <w:top w:color="000000" w:space="0" w:sz="0" w:val="nil"/>
-              <w:left w:color="000000" w:space="0" w:sz="0" w:val="nil"/>
-              <w:bottom w:color="000000" w:space="0" w:sz="6" w:val="single"/>
-              <w:right w:color="000000" w:space="0" w:sz="6" w:val="single"/>
-            </w:tcBorders>
-            <w:tcMar>
-              <w:top w:w="0.0" w:type="dxa"/>
-              <w:left w:w="100.0" w:type="dxa"/>
-              <w:bottom w:w="0.0" w:type="dxa"/>
-              <w:right w:w="100.0" w:type="dxa"/>
-            </w:tcMar>
-            <w:vAlign w:val="top"/>
-          </w:tcPr>
-          <w:p>
-            <w:pPr>
-              <w:rPr>
-                <w:rFonts w:ascii="Times New Roman" w:cs="Times New Roman" w:eastAsia="Times New Roman" w:hAnsi="Times New Roman"/>
-                <w:sz w:val="18"/>
-                <w:szCs w:val="18"/>
-              </w:rPr>
-            </w:pPr>
-            <w:r>
-              <w:rPr>
-                <w:rFonts w:ascii="Times New Roman" w:cs="Times New Roman" w:eastAsia="Times New Roman" w:hAnsi="Times New Roman"/>
-                <w:sz w:val="18"/>
-                <w:szCs w:val="18"/>
-                <w:rtl w:val="0"/>
-              </w:rPr>
               <w:t xml:space="preserve">N18. Tarjeta vacía. Resto de clases válidas aplicables al tipo de participante.</w:t>
             </w:r>
           </w:p>
@@ -6183,41 +5328,6 @@
                 <w:szCs w:val="18"/>
                 <w:rtl w:val="0"/>
               </w:rPr>
-              <w:t xml:space="preserve">Tarjeta con formato inválido</w:t>
-            </w:r>
-          </w:p>
-        </w:tc>
-        <w:tc>
-          <w:tcPr>
-            <w:tcBorders>
-              <w:top w:color="000000" w:space="0" w:sz="0" w:val="nil"/>
-              <w:left w:color="000000" w:space="0" w:sz="0" w:val="nil"/>
-              <w:bottom w:color="000000" w:space="0" w:sz="6" w:val="single"/>
-              <w:right w:color="000000" w:space="0" w:sz="6" w:val="single"/>
-            </w:tcBorders>
-            <w:tcMar>
-              <w:top w:w="0.0" w:type="dxa"/>
-              <w:left w:w="100.0" w:type="dxa"/>
-              <w:bottom w:w="0.0" w:type="dxa"/>
-              <w:right w:w="100.0" w:type="dxa"/>
-            </w:tcMar>
-            <w:vAlign w:val="top"/>
-          </w:tcPr>
-          <w:p>
-            <w:pPr>
-              <w:rPr>
-                <w:rFonts w:ascii="Times New Roman" w:cs="Times New Roman" w:eastAsia="Times New Roman" w:hAnsi="Times New Roman"/>
-                <w:sz w:val="18"/>
-                <w:szCs w:val="18"/>
-              </w:rPr>
-            </w:pPr>
-            <w:r>
-              <w:rPr>
-                <w:rFonts w:ascii="Times New Roman" w:cs="Times New Roman" w:eastAsia="Times New Roman" w:hAnsi="Times New Roman"/>
-                <w:sz w:val="18"/>
-                <w:szCs w:val="18"/>
-                <w:rtl w:val="0"/>
-              </w:rPr>
               <w:t xml:space="preserve">N19. Tarjeta con formato inválido. Resto de clases válidas aplicables al tipo de participante.</w:t>
             </w:r>
           </w:p>
@@ -6361,41 +5471,6 @@
                 <w:szCs w:val="18"/>
                 <w:rtl w:val="0"/>
               </w:rPr>
-              <w:t xml:space="preserve">Tarjeta con más de 16 dígitos</w:t>
-            </w:r>
-          </w:p>
-        </w:tc>
-        <w:tc>
-          <w:tcPr>
-            <w:tcBorders>
-              <w:top w:color="000000" w:space="0" w:sz="0" w:val="nil"/>
-              <w:left w:color="000000" w:space="0" w:sz="0" w:val="nil"/>
-              <w:bottom w:color="000000" w:space="0" w:sz="6" w:val="single"/>
-              <w:right w:color="000000" w:space="0" w:sz="6" w:val="single"/>
-            </w:tcBorders>
-            <w:tcMar>
-              <w:top w:w="0.0" w:type="dxa"/>
-              <w:left w:w="100.0" w:type="dxa"/>
-              <w:bottom w:w="0.0" w:type="dxa"/>
-              <w:right w:w="100.0" w:type="dxa"/>
-            </w:tcMar>
-            <w:vAlign w:val="top"/>
-          </w:tcPr>
-          <w:p>
-            <w:pPr>
-              <w:rPr>
-                <w:rFonts w:ascii="Times New Roman" w:cs="Times New Roman" w:eastAsia="Times New Roman" w:hAnsi="Times New Roman"/>
-                <w:sz w:val="18"/>
-                <w:szCs w:val="18"/>
-              </w:rPr>
-            </w:pPr>
-            <w:r>
-              <w:rPr>
-                <w:rFonts w:ascii="Times New Roman" w:cs="Times New Roman" w:eastAsia="Times New Roman" w:hAnsi="Times New Roman"/>
-                <w:sz w:val="18"/>
-                <w:szCs w:val="18"/>
-                <w:rtl w:val="0"/>
-              </w:rPr>
               <w:t xml:space="preserve">N20. Tarjeta con más de 19 dígitos. Resto de clases válidas aplicables al tipo de participante.</w:t>
             </w:r>
           </w:p>
@@ -6539,7 +5614,7 @@
                 <w:szCs w:val="18"/>
                 <w:rtl w:val="0"/>
               </w:rPr>
-              <w:t xml:space="preserve">Tarjeta con menos de 16 dígitos</w:t>
+              <w:t xml:space="preserve">N21. Tarjeta con menos de 8 dígitos. Resto de clases válidas aplicables al tipo de participante.</w:t>
             </w:r>
           </w:p>
         </w:tc>
@@ -6574,98 +5649,7 @@
                 <w:szCs w:val="18"/>
                 <w:rtl w:val="0"/>
               </w:rPr>
-              <w:t xml:space="preserve">N21. Tarjeta con menos de 8 dígitos. Resto de clases válidas aplicables al tipo de participante.</w:t>
-            </w:r>
-          </w:p>
-        </w:tc>
-        <w:tc>
-          <w:tcPr>
-            <w:tcBorders>
-              <w:top w:color="000000" w:space="0" w:sz="0" w:val="nil"/>
-              <w:left w:color="000000" w:space="0" w:sz="0" w:val="nil"/>
-              <w:bottom w:color="000000" w:space="0" w:sz="6" w:val="single"/>
-              <w:right w:color="000000" w:space="0" w:sz="6" w:val="single"/>
-            </w:tcBorders>
-            <w:tcMar>
-              <w:top w:w="0.0" w:type="dxa"/>
-              <w:left w:w="100.0" w:type="dxa"/>
-              <w:bottom w:w="0.0" w:type="dxa"/>
-              <w:right w:w="100.0" w:type="dxa"/>
-            </w:tcMar>
-            <w:vAlign w:val="top"/>
-          </w:tcPr>
-          <w:p>
-            <w:pPr>
-              <w:rPr>
-                <w:rFonts w:ascii="Times New Roman" w:cs="Times New Roman" w:eastAsia="Times New Roman" w:hAnsi="Times New Roman"/>
-                <w:sz w:val="18"/>
-                <w:szCs w:val="18"/>
-              </w:rPr>
-            </w:pPr>
-            <w:r>
-              <w:rPr>
-                <w:rFonts w:ascii="Times New Roman" w:cs="Times New Roman" w:eastAsia="Times New Roman" w:hAnsi="Times New Roman"/>
-                <w:sz w:val="18"/>
-                <w:szCs w:val="18"/>
-                <w:rtl w:val="0"/>
-              </w:rPr>
               <w:t xml:space="preserve">El sistema rechaza el alta e indica que la tarjeta no tiene una longitud válida.</w:t>
-            </w:r>
-          </w:p>
-          <w:p>
-            <w:pPr>
-              <w:rPr>
-                <w:rFonts w:ascii="Times New Roman" w:cs="Times New Roman" w:eastAsia="Times New Roman" w:hAnsi="Times New Roman"/>
-                <w:sz w:val="18"/>
-                <w:szCs w:val="18"/>
-              </w:rPr>
-            </w:pPr>
-            <w:r>
-              <w:rPr>
-                <w:rtl w:val="0"/>
-              </w:rPr>
-            </w:r>
-          </w:p>
-          <w:p>
-            <w:pPr>
-              <w:rPr>
-                <w:rFonts w:ascii="Times New Roman" w:cs="Times New Roman" w:eastAsia="Times New Roman" w:hAnsi="Times New Roman"/>
-                <w:sz w:val="18"/>
-                <w:szCs w:val="18"/>
-              </w:rPr>
-            </w:pPr>
-            <w:r>
-              <w:rPr>
-                <w:rtl w:val="0"/>
-              </w:rPr>
-            </w:r>
-          </w:p>
-          <w:p>
-            <w:pPr>
-              <w:rPr>
-                <w:rFonts w:ascii="Times New Roman" w:cs="Times New Roman" w:eastAsia="Times New Roman" w:hAnsi="Times New Roman"/>
-                <w:sz w:val="18"/>
-                <w:szCs w:val="18"/>
-              </w:rPr>
-            </w:pPr>
-            <w:r>
-              <w:rPr>
-                <w:rtl w:val="0"/>
-              </w:rPr>
-            </w:r>
-          </w:p>
-          <w:p>
-            <w:pPr>
-              <w:rPr>
-                <w:rFonts w:ascii="Times New Roman" w:cs="Times New Roman" w:eastAsia="Times New Roman" w:hAnsi="Times New Roman"/>
-                <w:sz w:val="18"/>
-                <w:szCs w:val="18"/>
-              </w:rPr>
-            </w:pPr>
-            <w:r>
-              <w:rPr>
-                <w:rtl w:val="0"/>
-              </w:rPr>
             </w:r>
           </w:p>
           <w:p>
@@ -6787,41 +5771,6 @@
                 <w:szCs w:val="18"/>
                 <w:rtl w:val="0"/>
               </w:rPr>
-              <w:t xml:space="preserve">Estudiante UPM sin número de matrícula</w:t>
-            </w:r>
-          </w:p>
-        </w:tc>
-        <w:tc>
-          <w:tcPr>
-            <w:tcBorders>
-              <w:top w:color="000000" w:space="0" w:sz="0" w:val="nil"/>
-              <w:left w:color="000000" w:space="0" w:sz="0" w:val="nil"/>
-              <w:bottom w:color="000000" w:space="0" w:sz="6" w:val="single"/>
-              <w:right w:color="000000" w:space="0" w:sz="6" w:val="single"/>
-            </w:tcBorders>
-            <w:tcMar>
-              <w:top w:w="0.0" w:type="dxa"/>
-              <w:left w:w="100.0" w:type="dxa"/>
-              <w:bottom w:w="0.0" w:type="dxa"/>
-              <w:right w:w="100.0" w:type="dxa"/>
-            </w:tcMar>
-            <w:vAlign w:val="top"/>
-          </w:tcPr>
-          <w:p>
-            <w:pPr>
-              <w:rPr>
-                <w:rFonts w:ascii="Times New Roman" w:cs="Times New Roman" w:eastAsia="Times New Roman" w:hAnsi="Times New Roman"/>
-                <w:sz w:val="18"/>
-                <w:szCs w:val="18"/>
-              </w:rPr>
-            </w:pPr>
-            <w:r>
-              <w:rPr>
-                <w:rFonts w:ascii="Times New Roman" w:cs="Times New Roman" w:eastAsia="Times New Roman" w:hAnsi="Times New Roman"/>
-                <w:sz w:val="18"/>
-                <w:szCs w:val="18"/>
-                <w:rtl w:val="0"/>
-              </w:rPr>
               <w:t xml:space="preserve">N22. Estudiante UPM sin número de matrícula  .Resto de clases válidas aplicables al tipo de participante.</w:t>
             </w:r>
           </w:p>
@@ -6979,41 +5928,6 @@
                 <w:szCs w:val="18"/>
                 <w:rtl w:val="0"/>
               </w:rPr>
-              <w:t xml:space="preserve">Personal UPM sin antigüedad</w:t>
-            </w:r>
-          </w:p>
-        </w:tc>
-        <w:tc>
-          <w:tcPr>
-            <w:tcBorders>
-              <w:top w:color="000000" w:space="0" w:sz="0" w:val="nil"/>
-              <w:left w:color="000000" w:space="0" w:sz="0" w:val="nil"/>
-              <w:bottom w:color="000000" w:space="0" w:sz="6" w:val="single"/>
-              <w:right w:color="000000" w:space="0" w:sz="6" w:val="single"/>
-            </w:tcBorders>
-            <w:tcMar>
-              <w:top w:w="0.0" w:type="dxa"/>
-              <w:left w:w="100.0" w:type="dxa"/>
-              <w:bottom w:w="0.0" w:type="dxa"/>
-              <w:right w:w="100.0" w:type="dxa"/>
-            </w:tcMar>
-            <w:vAlign w:val="top"/>
-          </w:tcPr>
-          <w:p>
-            <w:pPr>
-              <w:rPr>
-                <w:rFonts w:ascii="Times New Roman" w:cs="Times New Roman" w:eastAsia="Times New Roman" w:hAnsi="Times New Roman"/>
-                <w:sz w:val="18"/>
-                <w:szCs w:val="18"/>
-              </w:rPr>
-            </w:pPr>
-            <w:r>
-              <w:rPr>
-                <w:rFonts w:ascii="Times New Roman" w:cs="Times New Roman" w:eastAsia="Times New Roman" w:hAnsi="Times New Roman"/>
-                <w:sz w:val="18"/>
-                <w:szCs w:val="18"/>
-                <w:rtl w:val="0"/>
-              </w:rPr>
               <w:t xml:space="preserve">N23 . Personal UPM sin antigüedad.Resto de clases válidas aplicables al tipo de participante.</w:t>
             </w:r>
           </w:p>
@@ -7157,41 +6071,6 @@
                 <w:szCs w:val="18"/>
                 <w:rtl w:val="0"/>
               </w:rPr>
-              <w:t xml:space="preserve">Antigüedad negativa</w:t>
-            </w:r>
-          </w:p>
-        </w:tc>
-        <w:tc>
-          <w:tcPr>
-            <w:tcBorders>
-              <w:top w:color="000000" w:space="0" w:sz="0" w:val="nil"/>
-              <w:left w:color="000000" w:space="0" w:sz="0" w:val="nil"/>
-              <w:bottom w:color="000000" w:space="0" w:sz="6" w:val="single"/>
-              <w:right w:color="000000" w:space="0" w:sz="6" w:val="single"/>
-            </w:tcBorders>
-            <w:tcMar>
-              <w:top w:w="0.0" w:type="dxa"/>
-              <w:left w:w="100.0" w:type="dxa"/>
-              <w:bottom w:w="0.0" w:type="dxa"/>
-              <w:right w:w="100.0" w:type="dxa"/>
-            </w:tcMar>
-            <w:vAlign w:val="top"/>
-          </w:tcPr>
-          <w:p>
-            <w:pPr>
-              <w:rPr>
-                <w:rFonts w:ascii="Times New Roman" w:cs="Times New Roman" w:eastAsia="Times New Roman" w:hAnsi="Times New Roman"/>
-                <w:sz w:val="18"/>
-                <w:szCs w:val="18"/>
-              </w:rPr>
-            </w:pPr>
-            <w:r>
-              <w:rPr>
-                <w:rFonts w:ascii="Times New Roman" w:cs="Times New Roman" w:eastAsia="Times New Roman" w:hAnsi="Times New Roman"/>
-                <w:sz w:val="18"/>
-                <w:szCs w:val="18"/>
-                <w:rtl w:val="0"/>
-              </w:rPr>
               <w:t xml:space="preserve">N24.Antigüedad negativa. Resto de clases válidas aplicables al tipo de participante.</w:t>
             </w:r>
           </w:p>
@@ -7349,41 +6228,6 @@
                 <w:szCs w:val="18"/>
                 <w:rtl w:val="0"/>
               </w:rPr>
-              <w:t xml:space="preserve">Antigüedad no numérica</w:t>
-            </w:r>
-          </w:p>
-        </w:tc>
-        <w:tc>
-          <w:tcPr>
-            <w:tcBorders>
-              <w:top w:color="000000" w:space="0" w:sz="0" w:val="nil"/>
-              <w:left w:color="000000" w:space="0" w:sz="0" w:val="nil"/>
-              <w:bottom w:color="000000" w:space="0" w:sz="6" w:val="single"/>
-              <w:right w:color="000000" w:space="0" w:sz="6" w:val="single"/>
-            </w:tcBorders>
-            <w:tcMar>
-              <w:top w:w="0.0" w:type="dxa"/>
-              <w:left w:w="100.0" w:type="dxa"/>
-              <w:bottom w:w="0.0" w:type="dxa"/>
-              <w:right w:w="100.0" w:type="dxa"/>
-            </w:tcMar>
-            <w:vAlign w:val="top"/>
-          </w:tcPr>
-          <w:p>
-            <w:pPr>
-              <w:rPr>
-                <w:rFonts w:ascii="Times New Roman" w:cs="Times New Roman" w:eastAsia="Times New Roman" w:hAnsi="Times New Roman"/>
-                <w:sz w:val="18"/>
-                <w:szCs w:val="18"/>
-              </w:rPr>
-            </w:pPr>
-            <w:r>
-              <w:rPr>
-                <w:rFonts w:ascii="Times New Roman" w:cs="Times New Roman" w:eastAsia="Times New Roman" w:hAnsi="Times New Roman"/>
-                <w:sz w:val="18"/>
-                <w:szCs w:val="18"/>
-                <w:rtl w:val="0"/>
-              </w:rPr>
               <w:t xml:space="preserve">N25.Antigüedad no numérica . Resto de clases válidas aplicables al tipo de participante.</w:t>
             </w:r>
           </w:p>
@@ -7527,41 +6371,6 @@
                 <w:szCs w:val="18"/>
                 <w:rtl w:val="0"/>
               </w:rPr>
-              <w:t xml:space="preserve">Nivel de habilidad menor que 0</w:t>
-            </w:r>
-          </w:p>
-        </w:tc>
-        <w:tc>
-          <w:tcPr>
-            <w:tcBorders>
-              <w:top w:color="000000" w:space="0" w:sz="0" w:val="nil"/>
-              <w:left w:color="000000" w:space="0" w:sz="0" w:val="nil"/>
-              <w:bottom w:color="000000" w:space="0" w:sz="6" w:val="single"/>
-              <w:right w:color="000000" w:space="0" w:sz="6" w:val="single"/>
-            </w:tcBorders>
-            <w:tcMar>
-              <w:top w:w="0.0" w:type="dxa"/>
-              <w:left w:w="100.0" w:type="dxa"/>
-              <w:bottom w:w="0.0" w:type="dxa"/>
-              <w:right w:w="100.0" w:type="dxa"/>
-            </w:tcMar>
-            <w:vAlign w:val="top"/>
-          </w:tcPr>
-          <w:p>
-            <w:pPr>
-              <w:rPr>
-                <w:rFonts w:ascii="Times New Roman" w:cs="Times New Roman" w:eastAsia="Times New Roman" w:hAnsi="Times New Roman"/>
-                <w:sz w:val="18"/>
-                <w:szCs w:val="18"/>
-              </w:rPr>
-            </w:pPr>
-            <w:r>
-              <w:rPr>
-                <w:rFonts w:ascii="Times New Roman" w:cs="Times New Roman" w:eastAsia="Times New Roman" w:hAnsi="Times New Roman"/>
-                <w:sz w:val="18"/>
-                <w:szCs w:val="18"/>
-                <w:rtl w:val="0"/>
-              </w:rPr>
               <w:t xml:space="preserve">N26. Nivel de habilidad menor que 0. Resto de clases válidas aplicables al tipo de participante.</w:t>
             </w:r>
           </w:p>
@@ -7705,41 +6514,6 @@
                 <w:szCs w:val="18"/>
                 <w:rtl w:val="0"/>
               </w:rPr>
-              <w:t xml:space="preserve">Nivel de habilidad mayor que 10</w:t>
-            </w:r>
-          </w:p>
-        </w:tc>
-        <w:tc>
-          <w:tcPr>
-            <w:tcBorders>
-              <w:top w:color="000000" w:space="0" w:sz="0" w:val="nil"/>
-              <w:left w:color="000000" w:space="0" w:sz="0" w:val="nil"/>
-              <w:bottom w:color="000000" w:space="0" w:sz="6" w:val="single"/>
-              <w:right w:color="000000" w:space="0" w:sz="6" w:val="single"/>
-            </w:tcBorders>
-            <w:tcMar>
-              <w:top w:w="0.0" w:type="dxa"/>
-              <w:left w:w="100.0" w:type="dxa"/>
-              <w:bottom w:w="0.0" w:type="dxa"/>
-              <w:right w:w="100.0" w:type="dxa"/>
-            </w:tcMar>
-            <w:vAlign w:val="top"/>
-          </w:tcPr>
-          <w:p>
-            <w:pPr>
-              <w:rPr>
-                <w:rFonts w:ascii="Times New Roman" w:cs="Times New Roman" w:eastAsia="Times New Roman" w:hAnsi="Times New Roman"/>
-                <w:sz w:val="18"/>
-                <w:szCs w:val="18"/>
-              </w:rPr>
-            </w:pPr>
-            <w:r>
-              <w:rPr>
-                <w:rFonts w:ascii="Times New Roman" w:cs="Times New Roman" w:eastAsia="Times New Roman" w:hAnsi="Times New Roman"/>
-                <w:sz w:val="18"/>
-                <w:szCs w:val="18"/>
-                <w:rtl w:val="0"/>
-              </w:rPr>
               <w:t xml:space="preserve">N27. Nivel de habilidad mayor que 10. Resto de clases válidas aplicables al tipo de participante.</w:t>
             </w:r>
           </w:p>
@@ -7883,7 +6657,7 @@
                 <w:szCs w:val="18"/>
                 <w:rtl w:val="0"/>
               </w:rPr>
-              <w:t xml:space="preserve">Nivel de habilidad no numérico</w:t>
+              <w:t xml:space="preserve">N28. Nivel de habilidad no numérico. Resto de clases válidas aplicables al tipo de participante.</w:t>
             </w:r>
           </w:p>
         </w:tc>
@@ -7918,7 +6692,7 @@
                 <w:szCs w:val="18"/>
                 <w:rtl w:val="0"/>
               </w:rPr>
-              <w:t xml:space="preserve">N28. Nivel de habilidad no numérico. Resto de clases válidas aplicables al tipo de participante.</w:t>
+              <w:t xml:space="preserve">El sistema rechaza el alta e indica que el nivel de habilidad debe ser numérico.</w:t>
             </w:r>
           </w:p>
         </w:tc>
@@ -7948,41 +6722,6 @@
             </w:pPr>
             <w:r>
               <w:rPr>
-                <w:rFonts w:ascii="Times New Roman" w:cs="Times New Roman" w:eastAsia="Times New Roman" w:hAnsi="Times New Roman"/>
-                <w:sz w:val="18"/>
-                <w:szCs w:val="18"/>
-                <w:rtl w:val="0"/>
-              </w:rPr>
-              <w:t xml:space="preserve">El sistema rechaza el alta e indica que el nivel de habilidad debe ser numérico.</w:t>
-            </w:r>
-          </w:p>
-        </w:tc>
-        <w:tc>
-          <w:tcPr>
-            <w:tcBorders>
-              <w:top w:color="000000" w:space="0" w:sz="0" w:val="nil"/>
-              <w:left w:color="000000" w:space="0" w:sz="0" w:val="nil"/>
-              <w:bottom w:color="000000" w:space="0" w:sz="6" w:val="single"/>
-              <w:right w:color="000000" w:space="0" w:sz="6" w:val="single"/>
-            </w:tcBorders>
-            <w:tcMar>
-              <w:top w:w="0.0" w:type="dxa"/>
-              <w:left w:w="100.0" w:type="dxa"/>
-              <w:bottom w:w="0.0" w:type="dxa"/>
-              <w:right w:w="100.0" w:type="dxa"/>
-            </w:tcMar>
-            <w:vAlign w:val="top"/>
-          </w:tcPr>
-          <w:p>
-            <w:pPr>
-              <w:rPr>
-                <w:rFonts w:ascii="Times New Roman" w:cs="Times New Roman" w:eastAsia="Times New Roman" w:hAnsi="Times New Roman"/>
-                <w:sz w:val="18"/>
-                <w:szCs w:val="18"/>
-              </w:rPr>
-            </w:pPr>
-            <w:r>
-              <w:rPr>
                 <w:rtl w:val="0"/>
               </w:rPr>
             </w:r>
@@ -7990,66 +6729,6 @@
         </w:tc>
       </w:tr>
     </w:tbl>
-    <w:p>
-      <w:pPr>
-        <w:rPr/>
-      </w:pPr>
-      <w:r>
-        <w:rPr>
-          <w:rtl w:val="0"/>
-        </w:rPr>
-      </w:r>
-    </w:p>
-    <w:p>
-      <w:pPr>
-        <w:rPr/>
-      </w:pPr>
-      <w:r>
-        <w:rPr>
-          <w:rtl w:val="0"/>
-        </w:rPr>
-      </w:r>
-    </w:p>
-    <w:p>
-      <w:pPr>
-        <w:rPr/>
-      </w:pPr>
-      <w:r>
-        <w:rPr>
-          <w:rtl w:val="0"/>
-        </w:rPr>
-      </w:r>
-    </w:p>
-    <w:p>
-      <w:pPr>
-        <w:rPr/>
-      </w:pPr>
-      <w:r>
-        <w:rPr>
-          <w:rtl w:val="0"/>
-        </w:rPr>
-      </w:r>
-    </w:p>
-    <w:p>
-      <w:pPr>
-        <w:rPr/>
-      </w:pPr>
-      <w:r>
-        <w:rPr>
-          <w:rtl w:val="0"/>
-        </w:rPr>
-      </w:r>
-    </w:p>
-    <w:p>
-      <w:pPr>
-        <w:rPr/>
-      </w:pPr>
-      <w:r>
-        <w:rPr>
-          <w:rtl w:val="0"/>
-        </w:rPr>
-      </w:r>
-    </w:p>
     <w:p>
       <w:pPr>
         <w:rPr/>
@@ -8116,7 +6795,7 @@
         </w:rPr>
         <w:t xml:space="preserve">Enlace a dicho requisito funcional : </w:t>
       </w:r>
-      <w:hyperlink r:id="rId7">
+      <w:hyperlink r:id="rId8">
         <w:r>
           <w:rPr>
             <w:rFonts w:ascii="Times New Roman" w:cs="Times New Roman" w:eastAsia="Times New Roman" w:hAnsi="Times New Roman"/>
@@ -8335,7 +7014,9 @@
     <w:p>
       <w:pPr>
         <w:rPr>
-          <w:rFonts w:ascii="Times New Roman" w:cs="Times New Roman" w:eastAsia="Times New Roman" w:hAnsi="Times New Roman"/>
+          <w:color w:val="1f4e79"/>
+          <w:sz w:val="26"/>
+          <w:szCs w:val="26"/>
         </w:rPr>
       </w:pPr>
       <w:r>
@@ -8346,14 +7027,7 @@
           <w:szCs w:val="26"/>
           <w:rtl w:val="0"/>
         </w:rPr>
-        <w:t xml:space="preserve">→ Clases de equivalencia</w:t>
-      </w:r>
-      <w:r>
-        <w:rPr>
-          <w:rFonts w:ascii="Times New Roman" w:cs="Times New Roman" w:eastAsia="Times New Roman" w:hAnsi="Times New Roman"/>
-          <w:rtl w:val="0"/>
-        </w:rPr>
-        <w:t xml:space="preserve"> </w:t>
+        <w:t xml:space="preserve">→  Condiciones de validación comprobadas </w:t>
       </w:r>
     </w:p>
     <w:p>
@@ -8385,13 +7059,13 @@
         <w:tblLook w:val="0600"/>
       </w:tblPr>
       <w:tblGrid>
-        <w:gridCol w:w="1815"/>
-        <w:gridCol w:w="3930"/>
+        <w:gridCol w:w="2235"/>
+        <w:gridCol w:w="3510"/>
         <w:gridCol w:w="3600"/>
         <w:tblGridChange w:id="0">
           <w:tblGrid>
-            <w:gridCol w:w="1815"/>
-            <w:gridCol w:w="3930"/>
+            <w:gridCol w:w="2235"/>
+            <w:gridCol w:w="3510"/>
             <w:gridCol w:w="3600"/>
           </w:tblGrid>
         </w:tblGridChange>
@@ -8482,7 +7156,7 @@
                 <w:szCs w:val="17"/>
                 <w:rtl w:val="0"/>
               </w:rPr>
-              <w:t xml:space="preserve">CLASES DE EQUIVALENCIA VÁLIDAS</w:t>
+              <w:t xml:space="preserve">COMPROBACIONES VÁLIDAS</w:t>
             </w:r>
           </w:p>
         </w:tc>
@@ -8524,7 +7198,7 @@
                 <w:szCs w:val="17"/>
                 <w:rtl w:val="0"/>
               </w:rPr>
-              <w:t xml:space="preserve">CLASES DE EQUIVALENCIA INVÁLIDAS</w:t>
+              <w:t xml:space="preserve">COMPROBACIONES  INVÁLIDAS</w:t>
             </w:r>
           </w:p>
         </w:tc>
@@ -8532,7 +7206,7 @@
       <w:tr>
         <w:trPr>
           <w:cantSplit w:val="0"/>
-          <w:trHeight w:val="1470" w:hRule="atLeast"/>
+          <w:trHeight w:val="641.0595703125" w:hRule="atLeast"/>
           <w:tblHeader w:val="0"/>
         </w:trPr>
         <w:tc>
@@ -8570,7 +7244,7 @@
                 <w:szCs w:val="18"/>
                 <w:rtl w:val="0"/>
               </w:rPr>
-              <w:t xml:space="preserve">Nick / Nombre de usuario</w:t>
+              <w:t xml:space="preserve">DATOS COMUNES CON PARTICIPANTES</w:t>
             </w:r>
           </w:p>
         </w:tc>
@@ -8605,8 +7279,7 @@
                 <w:szCs w:val="18"/>
                 <w:rtl w:val="0"/>
               </w:rPr>
-              <w:t xml:space="preserve">V1. Nick con longitud de entre 4 a 12 caracteres alfanuméricos y sin términos conflictivos (no utilizado ya por otro usuario) .</w:t>
-              <w:br w:type="textWrapping"/>
+              <w:t xml:space="preserve">V1.Todas las especificadas en el apartado anterior</w:t>
             </w:r>
           </w:p>
         </w:tc>
@@ -8641,17 +7314,7 @@
                 <w:szCs w:val="18"/>
                 <w:rtl w:val="0"/>
               </w:rPr>
-              <w:t xml:space="preserve">N1. Nick vacío.</w:t>
-              <w:br w:type="textWrapping"/>
-              <w:t xml:space="preserve">N2 Nick con menos de 4 caracteres.</w:t>
-              <w:br w:type="textWrapping"/>
-              <w:t xml:space="preserve">N3. Nick con más de 12 caracteres.</w:t>
-              <w:br w:type="textWrapping"/>
-              <w:t xml:space="preserve">N4. Nick con caracteres no alfanuméricos.</w:t>
-              <w:br w:type="textWrapping"/>
-              <w:t xml:space="preserve">N5. Nick incluido en la lista de términos conflictivos.</w:t>
-              <w:br w:type="textWrapping"/>
-              <w:t xml:space="preserve">N6. Nick ya utilizado por otro usuario.</w:t>
+              <w:t xml:space="preserve">N1.Todas las especificadas en el apartado anterior</w:t>
             </w:r>
           </w:p>
         </w:tc>
@@ -8659,7 +7322,7 @@
       <w:tr>
         <w:trPr>
           <w:cantSplit w:val="0"/>
-          <w:trHeight w:val="330" w:hRule="atLeast"/>
+          <w:trHeight w:val="564.0893554687499" w:hRule="atLeast"/>
           <w:tblHeader w:val="0"/>
         </w:trPr>
         <w:tc>
@@ -8697,7 +7360,7 @@
                 <w:szCs w:val="18"/>
                 <w:rtl w:val="0"/>
               </w:rPr>
-              <w:t xml:space="preserve">Nombre completo</w:t>
+              <w:t xml:space="preserve">DNI</w:t>
             </w:r>
           </w:p>
         </w:tc>
@@ -8732,7 +7395,25 @@
                 <w:szCs w:val="18"/>
                 <w:rtl w:val="0"/>
               </w:rPr>
-              <w:t xml:space="preserve">V2. Nombre completo informado con texto válido.</w:t>
+              <w:t xml:space="preserve">V2. DNI informado con formato válido </w:t>
+            </w:r>
+          </w:p>
+          <w:p>
+            <w:pPr>
+              <w:rPr>
+                <w:rFonts w:ascii="Times New Roman" w:cs="Times New Roman" w:eastAsia="Times New Roman" w:hAnsi="Times New Roman"/>
+                <w:sz w:val="18"/>
+                <w:szCs w:val="18"/>
+              </w:rPr>
+            </w:pPr>
+            <w:r>
+              <w:rPr>
+                <w:rFonts w:ascii="Times New Roman" w:cs="Times New Roman" w:eastAsia="Times New Roman" w:hAnsi="Times New Roman"/>
+                <w:sz w:val="18"/>
+                <w:szCs w:val="18"/>
+                <w:rtl w:val="0"/>
+              </w:rPr>
+              <w:t xml:space="preserve">(8 dígitos + 1 letra ).</w:t>
             </w:r>
           </w:p>
         </w:tc>
@@ -8767,7 +7448,10 @@
                 <w:szCs w:val="18"/>
                 <w:rtl w:val="0"/>
               </w:rPr>
-              <w:t xml:space="preserve">N7. Nombre completo vacío.</w:t>
+              <w:t xml:space="preserve">N2. DNI vacío.</w:t>
+              <w:br w:type="textWrapping"/>
+              <w:t xml:space="preserve">N3. DNI con formato inválido.</w:t>
+              <w:br w:type="textWrapping"/>
             </w:r>
           </w:p>
         </w:tc>
@@ -8775,7 +7459,7 @@
       <w:tr>
         <w:trPr>
           <w:cantSplit w:val="0"/>
-          <w:trHeight w:val="1433.507080078125" w:hRule="atLeast"/>
+          <w:trHeight w:val="611.0595703125" w:hRule="atLeast"/>
           <w:tblHeader w:val="0"/>
         </w:trPr>
         <w:tc>
@@ -8813,7 +7497,7 @@
                 <w:szCs w:val="18"/>
                 <w:rtl w:val="0"/>
               </w:rPr>
-              <w:t xml:space="preserve">Correo electrónico</w:t>
+              <w:t xml:space="preserve">IBAN / cuenta bancaria</w:t>
             </w:r>
           </w:p>
         </w:tc>
@@ -8848,11 +7532,7 @@
                 <w:szCs w:val="18"/>
                 <w:rtl w:val="0"/>
               </w:rPr>
-              <w:t xml:space="preserve">V3. Correo con formato válido y único externo no institucional (xxx@algo.algo).</w:t>
-              <w:br w:type="textWrapping"/>
-              <w:t xml:space="preserve">V4. Correo con formato válido y único UPM institucional validado como estudiante (xxx@alumnos.upm.es).</w:t>
-              <w:br w:type="textWrapping"/>
-              <w:t xml:space="preserve">V5. Correo con formato válido y único UPM institucional validado como PDI/PAS (xxx@upm.es).</w:t>
+              <w:t xml:space="preserve">V3. IBAN  español informado con formato válido.     (ES + 22 dígitos )</w:t>
             </w:r>
           </w:p>
         </w:tc>
@@ -8887,426 +7567,25 @@
                 <w:szCs w:val="18"/>
                 <w:rtl w:val="0"/>
               </w:rPr>
-              <w:t xml:space="preserve">N8. Correo vacío.</w:t>
-              <w:br w:type="textWrapping"/>
-              <w:t xml:space="preserve">N9. Correo con formato incorrecto.</w:t>
-              <w:br w:type="textWrapping"/>
-              <w:t xml:space="preserve">N10. Correo ya registrado.</w:t>
-              <w:br w:type="textWrapping"/>
-            </w:r>
-          </w:p>
-        </w:tc>
-      </w:tr>
-      <w:tr>
-        <w:trPr>
-          <w:cantSplit w:val="0"/>
-          <w:trHeight w:val="1080" w:hRule="atLeast"/>
-          <w:tblHeader w:val="0"/>
-        </w:trPr>
-        <w:tc>
-          <w:tcPr>
-            <w:tcBorders>
-              <w:top w:color="000000" w:space="0" w:sz="4" w:val="single"/>
-              <w:left w:color="000000" w:space="0" w:sz="4" w:val="single"/>
-              <w:bottom w:color="000000" w:space="0" w:sz="4" w:val="single"/>
-              <w:right w:color="000000" w:space="0" w:sz="4" w:val="single"/>
-            </w:tcBorders>
-            <w:tcMar>
-              <w:top w:w="0.0" w:type="dxa"/>
-              <w:left w:w="100.0" w:type="dxa"/>
-              <w:bottom w:w="0.0" w:type="dxa"/>
-              <w:right w:w="100.0" w:type="dxa"/>
-            </w:tcMar>
-            <w:vAlign w:val="top"/>
-          </w:tcPr>
-          <w:p>
-            <w:pPr>
-              <w:rPr>
-                <w:rFonts w:ascii="Times New Roman" w:cs="Times New Roman" w:eastAsia="Times New Roman" w:hAnsi="Times New Roman"/>
-                <w:b w:val="1"/>
-                <w:bCs w:val="1"/>
-                <w:sz w:val="18"/>
-                <w:szCs w:val="18"/>
-              </w:rPr>
-            </w:pPr>
-            <w:r>
-              <w:rPr>
-                <w:rFonts w:ascii="Times New Roman" w:cs="Times New Roman" w:eastAsia="Times New Roman" w:hAnsi="Times New Roman"/>
-                <w:b w:val="1"/>
-                <w:bCs w:val="1"/>
-                <w:sz w:val="18"/>
-                <w:szCs w:val="18"/>
-                <w:rtl w:val="0"/>
-              </w:rPr>
-              <w:t xml:space="preserve">Contraseña</w:t>
-            </w:r>
-          </w:p>
-        </w:tc>
-        <w:tc>
-          <w:tcPr>
-            <w:tcBorders>
-              <w:top w:color="000000" w:space="0" w:sz="4" w:val="single"/>
-              <w:left w:color="000000" w:space="0" w:sz="4" w:val="single"/>
-              <w:bottom w:color="000000" w:space="0" w:sz="4" w:val="single"/>
-              <w:right w:color="000000" w:space="0" w:sz="4" w:val="single"/>
-            </w:tcBorders>
-            <w:tcMar>
-              <w:top w:w="0.0" w:type="dxa"/>
-              <w:left w:w="100.0" w:type="dxa"/>
-              <w:bottom w:w="0.0" w:type="dxa"/>
-              <w:right w:w="100.0" w:type="dxa"/>
-            </w:tcMar>
-            <w:vAlign w:val="top"/>
-          </w:tcPr>
-          <w:p>
-            <w:pPr>
-              <w:rPr>
-                <w:rFonts w:ascii="Times New Roman" w:cs="Times New Roman" w:eastAsia="Times New Roman" w:hAnsi="Times New Roman"/>
-                <w:sz w:val="18"/>
-                <w:szCs w:val="18"/>
-              </w:rPr>
-            </w:pPr>
-            <w:r>
-              <w:rPr>
-                <w:rFonts w:ascii="Times New Roman" w:cs="Times New Roman" w:eastAsia="Times New Roman" w:hAnsi="Times New Roman"/>
-                <w:sz w:val="18"/>
-                <w:szCs w:val="18"/>
-                <w:rtl w:val="0"/>
-              </w:rPr>
-              <w:t xml:space="preserve">V6. Contraseña de 12 o más  caracteres con al menos una mayúscula, una minúscula y un número.</w:t>
-              <w:br w:type="textWrapping"/>
-            </w:r>
-          </w:p>
-        </w:tc>
-        <w:tc>
-          <w:tcPr>
-            <w:tcBorders>
-              <w:top w:color="000000" w:space="0" w:sz="4" w:val="single"/>
-              <w:left w:color="000000" w:space="0" w:sz="4" w:val="single"/>
-              <w:bottom w:color="000000" w:space="0" w:sz="4" w:val="single"/>
-              <w:right w:color="000000" w:space="0" w:sz="4" w:val="single"/>
-            </w:tcBorders>
-            <w:tcMar>
-              <w:top w:w="0.0" w:type="dxa"/>
-              <w:left w:w="100.0" w:type="dxa"/>
-              <w:bottom w:w="0.0" w:type="dxa"/>
-              <w:right w:w="100.0" w:type="dxa"/>
-            </w:tcMar>
-            <w:vAlign w:val="top"/>
-          </w:tcPr>
-          <w:p>
-            <w:pPr>
-              <w:rPr>
-                <w:rFonts w:ascii="Times New Roman" w:cs="Times New Roman" w:eastAsia="Times New Roman" w:hAnsi="Times New Roman"/>
-                <w:sz w:val="18"/>
-                <w:szCs w:val="18"/>
-              </w:rPr>
-            </w:pPr>
-            <w:r>
-              <w:rPr>
-                <w:rFonts w:ascii="Times New Roman" w:cs="Times New Roman" w:eastAsia="Times New Roman" w:hAnsi="Times New Roman"/>
-                <w:sz w:val="18"/>
-                <w:szCs w:val="18"/>
-                <w:rtl w:val="0"/>
-              </w:rPr>
-              <w:t xml:space="preserve">N11. Contraseña vacía.</w:t>
-              <w:br w:type="textWrapping"/>
-              <w:t xml:space="preserve">N12. Contraseña con menos de 12 caracteres.</w:t>
-              <w:br w:type="textWrapping"/>
-              <w:t xml:space="preserve">N13. Contraseña sin mayúscula.</w:t>
-              <w:br w:type="textWrapping"/>
-              <w:t xml:space="preserve">N14. Contraseña sin minúscula.</w:t>
-              <w:br w:type="textWrapping"/>
-              <w:t xml:space="preserve">N15. Contraseña sin número.</w:t>
-            </w:r>
-          </w:p>
-        </w:tc>
-      </w:tr>
-      <w:tr>
-        <w:trPr>
-          <w:cantSplit w:val="0"/>
-          <w:trHeight w:val="435" w:hRule="atLeast"/>
-          <w:tblHeader w:val="0"/>
-        </w:trPr>
-        <w:tc>
-          <w:tcPr>
-            <w:tcBorders>
-              <w:top w:color="000000" w:space="0" w:sz="4" w:val="single"/>
-              <w:left w:color="000000" w:space="0" w:sz="4" w:val="single"/>
-              <w:bottom w:color="000000" w:space="0" w:sz="4" w:val="single"/>
-              <w:right w:color="000000" w:space="0" w:sz="4" w:val="single"/>
-            </w:tcBorders>
-            <w:tcMar>
-              <w:top w:w="0.0" w:type="dxa"/>
-              <w:left w:w="100.0" w:type="dxa"/>
-              <w:bottom w:w="0.0" w:type="dxa"/>
-              <w:right w:w="100.0" w:type="dxa"/>
-            </w:tcMar>
-            <w:vAlign w:val="top"/>
-          </w:tcPr>
-          <w:p>
-            <w:pPr>
-              <w:rPr>
-                <w:rFonts w:ascii="Times New Roman" w:cs="Times New Roman" w:eastAsia="Times New Roman" w:hAnsi="Times New Roman"/>
-                <w:b w:val="1"/>
-                <w:bCs w:val="1"/>
-                <w:sz w:val="18"/>
-                <w:szCs w:val="18"/>
-              </w:rPr>
-            </w:pPr>
-            <w:r>
-              <w:rPr>
-                <w:rFonts w:ascii="Times New Roman" w:cs="Times New Roman" w:eastAsia="Times New Roman" w:hAnsi="Times New Roman"/>
-                <w:b w:val="1"/>
-                <w:bCs w:val="1"/>
-                <w:sz w:val="18"/>
-                <w:szCs w:val="18"/>
-                <w:rtl w:val="0"/>
-              </w:rPr>
-              <w:t xml:space="preserve">DNI</w:t>
-            </w:r>
-          </w:p>
-        </w:tc>
-        <w:tc>
-          <w:tcPr>
-            <w:tcBorders>
-              <w:top w:color="000000" w:space="0" w:sz="4" w:val="single"/>
-              <w:left w:color="000000" w:space="0" w:sz="4" w:val="single"/>
-              <w:bottom w:color="000000" w:space="0" w:sz="4" w:val="single"/>
-              <w:right w:color="000000" w:space="0" w:sz="4" w:val="single"/>
-            </w:tcBorders>
-            <w:tcMar>
-              <w:top w:w="0.0" w:type="dxa"/>
-              <w:left w:w="100.0" w:type="dxa"/>
-              <w:bottom w:w="0.0" w:type="dxa"/>
-              <w:right w:w="100.0" w:type="dxa"/>
-            </w:tcMar>
-            <w:vAlign w:val="top"/>
-          </w:tcPr>
-          <w:p>
-            <w:pPr>
-              <w:rPr>
-                <w:rFonts w:ascii="Times New Roman" w:cs="Times New Roman" w:eastAsia="Times New Roman" w:hAnsi="Times New Roman"/>
-                <w:sz w:val="18"/>
-                <w:szCs w:val="18"/>
-              </w:rPr>
-            </w:pPr>
-            <w:r>
-              <w:rPr>
-                <w:rFonts w:ascii="Times New Roman" w:cs="Times New Roman" w:eastAsia="Times New Roman" w:hAnsi="Times New Roman"/>
-                <w:sz w:val="18"/>
-                <w:szCs w:val="18"/>
-                <w:rtl w:val="0"/>
-              </w:rPr>
-              <w:t xml:space="preserve">V7. DNI informado con formato válido </w:t>
-            </w:r>
-          </w:p>
-          <w:p>
-            <w:pPr>
-              <w:rPr>
-                <w:rFonts w:ascii="Times New Roman" w:cs="Times New Roman" w:eastAsia="Times New Roman" w:hAnsi="Times New Roman"/>
-                <w:sz w:val="18"/>
-                <w:szCs w:val="18"/>
-              </w:rPr>
-            </w:pPr>
-            <w:r>
-              <w:rPr>
-                <w:rFonts w:ascii="Times New Roman" w:cs="Times New Roman" w:eastAsia="Times New Roman" w:hAnsi="Times New Roman"/>
-                <w:sz w:val="18"/>
-                <w:szCs w:val="18"/>
-                <w:rtl w:val="0"/>
-              </w:rPr>
-              <w:t xml:space="preserve">(8 dígitos + 1 letra ).</w:t>
-            </w:r>
-          </w:p>
-        </w:tc>
-        <w:tc>
-          <w:tcPr>
-            <w:tcBorders>
-              <w:top w:color="000000" w:space="0" w:sz="4" w:val="single"/>
-              <w:left w:color="000000" w:space="0" w:sz="4" w:val="single"/>
-              <w:bottom w:color="000000" w:space="0" w:sz="4" w:val="single"/>
-              <w:right w:color="000000" w:space="0" w:sz="4" w:val="single"/>
-            </w:tcBorders>
-            <w:tcMar>
-              <w:top w:w="0.0" w:type="dxa"/>
-              <w:left w:w="100.0" w:type="dxa"/>
-              <w:bottom w:w="0.0" w:type="dxa"/>
-              <w:right w:w="100.0" w:type="dxa"/>
-            </w:tcMar>
-            <w:vAlign w:val="top"/>
-          </w:tcPr>
-          <w:p>
-            <w:pPr>
-              <w:rPr>
-                <w:rFonts w:ascii="Times New Roman" w:cs="Times New Roman" w:eastAsia="Times New Roman" w:hAnsi="Times New Roman"/>
-                <w:sz w:val="18"/>
-                <w:szCs w:val="18"/>
-              </w:rPr>
-            </w:pPr>
-            <w:r>
-              <w:rPr>
-                <w:rFonts w:ascii="Times New Roman" w:cs="Times New Roman" w:eastAsia="Times New Roman" w:hAnsi="Times New Roman"/>
-                <w:sz w:val="18"/>
-                <w:szCs w:val="18"/>
-                <w:rtl w:val="0"/>
-              </w:rPr>
-              <w:t xml:space="preserve">N16. DNI vacío.</w:t>
-              <w:br w:type="textWrapping"/>
-              <w:t xml:space="preserve">N17. DNI con formato inválido.</w:t>
-              <w:br w:type="textWrapping"/>
-            </w:r>
-          </w:p>
-        </w:tc>
-      </w:tr>
-      <w:tr>
-        <w:trPr>
-          <w:cantSplit w:val="0"/>
-          <w:trHeight w:val="435" w:hRule="atLeast"/>
-          <w:tblHeader w:val="0"/>
-        </w:trPr>
-        <w:tc>
-          <w:tcPr>
-            <w:tcBorders>
-              <w:top w:color="000000" w:space="0" w:sz="4" w:val="single"/>
-              <w:left w:color="000000" w:space="0" w:sz="4" w:val="single"/>
-              <w:bottom w:color="000000" w:space="0" w:sz="4" w:val="single"/>
-              <w:right w:color="000000" w:space="0" w:sz="4" w:val="single"/>
-            </w:tcBorders>
-            <w:tcMar>
-              <w:top w:w="0.0" w:type="dxa"/>
-              <w:left w:w="100.0" w:type="dxa"/>
-              <w:bottom w:w="0.0" w:type="dxa"/>
-              <w:right w:w="100.0" w:type="dxa"/>
-            </w:tcMar>
-            <w:vAlign w:val="top"/>
-          </w:tcPr>
-          <w:p>
-            <w:pPr>
-              <w:rPr>
-                <w:rFonts w:ascii="Times New Roman" w:cs="Times New Roman" w:eastAsia="Times New Roman" w:hAnsi="Times New Roman"/>
-                <w:b w:val="1"/>
-                <w:bCs w:val="1"/>
-                <w:sz w:val="18"/>
-                <w:szCs w:val="18"/>
-              </w:rPr>
-            </w:pPr>
-            <w:r>
-              <w:rPr>
-                <w:rFonts w:ascii="Times New Roman" w:cs="Times New Roman" w:eastAsia="Times New Roman" w:hAnsi="Times New Roman"/>
-                <w:b w:val="1"/>
-                <w:bCs w:val="1"/>
-                <w:sz w:val="18"/>
-                <w:szCs w:val="18"/>
-                <w:rtl w:val="0"/>
-              </w:rPr>
-              <w:t xml:space="preserve">IBAN / cuenta bancaria</w:t>
-            </w:r>
-          </w:p>
-        </w:tc>
-        <w:tc>
-          <w:tcPr>
-            <w:tcBorders>
-              <w:top w:color="000000" w:space="0" w:sz="4" w:val="single"/>
-              <w:left w:color="000000" w:space="0" w:sz="4" w:val="single"/>
-              <w:bottom w:color="000000" w:space="0" w:sz="4" w:val="single"/>
-              <w:right w:color="000000" w:space="0" w:sz="4" w:val="single"/>
-            </w:tcBorders>
-            <w:tcMar>
-              <w:top w:w="0.0" w:type="dxa"/>
-              <w:left w:w="100.0" w:type="dxa"/>
-              <w:bottom w:w="0.0" w:type="dxa"/>
-              <w:right w:w="100.0" w:type="dxa"/>
-            </w:tcMar>
-            <w:vAlign w:val="top"/>
-          </w:tcPr>
-          <w:p>
-            <w:pPr>
-              <w:rPr>
-                <w:rFonts w:ascii="Times New Roman" w:cs="Times New Roman" w:eastAsia="Times New Roman" w:hAnsi="Times New Roman"/>
-                <w:sz w:val="18"/>
-                <w:szCs w:val="18"/>
-              </w:rPr>
-            </w:pPr>
-            <w:r>
-              <w:rPr>
-                <w:rFonts w:ascii="Times New Roman" w:cs="Times New Roman" w:eastAsia="Times New Roman" w:hAnsi="Times New Roman"/>
-                <w:sz w:val="18"/>
-                <w:szCs w:val="18"/>
-                <w:rtl w:val="0"/>
-              </w:rPr>
-              <w:t xml:space="preserve">V8. IBAN  español informado con formato válido. </w:t>
-            </w:r>
-          </w:p>
-          <w:p>
-            <w:pPr>
-              <w:rPr>
-                <w:rFonts w:ascii="Times New Roman" w:cs="Times New Roman" w:eastAsia="Times New Roman" w:hAnsi="Times New Roman"/>
-                <w:sz w:val="18"/>
-                <w:szCs w:val="18"/>
-              </w:rPr>
-            </w:pPr>
-            <w:r>
-              <w:rPr>
-                <w:rFonts w:ascii="Times New Roman" w:cs="Times New Roman" w:eastAsia="Times New Roman" w:hAnsi="Times New Roman"/>
-                <w:sz w:val="18"/>
-                <w:szCs w:val="18"/>
-                <w:rtl w:val="0"/>
-              </w:rPr>
-              <w:t xml:space="preserve">(ES + 22 dígitos )</w:t>
-            </w:r>
-          </w:p>
-        </w:tc>
-        <w:tc>
-          <w:tcPr>
-            <w:tcBorders>
-              <w:top w:color="000000" w:space="0" w:sz="4" w:val="single"/>
-              <w:left w:color="000000" w:space="0" w:sz="4" w:val="single"/>
-              <w:bottom w:color="000000" w:space="0" w:sz="4" w:val="single"/>
-              <w:right w:color="000000" w:space="0" w:sz="4" w:val="single"/>
-            </w:tcBorders>
-            <w:tcMar>
-              <w:top w:w="0.0" w:type="dxa"/>
-              <w:left w:w="100.0" w:type="dxa"/>
-              <w:bottom w:w="0.0" w:type="dxa"/>
-              <w:right w:w="100.0" w:type="dxa"/>
-            </w:tcMar>
-            <w:vAlign w:val="top"/>
-          </w:tcPr>
-          <w:p>
-            <w:pPr>
-              <w:rPr>
-                <w:rFonts w:ascii="Times New Roman" w:cs="Times New Roman" w:eastAsia="Times New Roman" w:hAnsi="Times New Roman"/>
-                <w:sz w:val="18"/>
-                <w:szCs w:val="18"/>
-              </w:rPr>
-            </w:pPr>
-            <w:r>
-              <w:rPr>
-                <w:rFonts w:ascii="Times New Roman" w:cs="Times New Roman" w:eastAsia="Times New Roman" w:hAnsi="Times New Roman"/>
-                <w:sz w:val="18"/>
-                <w:szCs w:val="18"/>
-                <w:rtl w:val="0"/>
-              </w:rPr>
-              <w:t xml:space="preserve">N18. IBAN vacío.</w:t>
-            </w:r>
-          </w:p>
-          <w:p>
-            <w:pPr>
-              <w:rPr>
-                <w:rFonts w:ascii="Times New Roman" w:cs="Times New Roman" w:eastAsia="Times New Roman" w:hAnsi="Times New Roman"/>
-                <w:sz w:val="18"/>
-                <w:szCs w:val="18"/>
-              </w:rPr>
-            </w:pPr>
-            <w:r>
-              <w:rPr>
-                <w:rFonts w:ascii="Times New Roman" w:cs="Times New Roman" w:eastAsia="Times New Roman" w:hAnsi="Times New Roman"/>
-                <w:sz w:val="18"/>
-                <w:szCs w:val="18"/>
-                <w:rtl w:val="0"/>
-              </w:rPr>
-              <w:t xml:space="preserve">N19. IBAN con formato inválido.</w:t>
+              <w:t xml:space="preserve">N4. IBAN vacío.</w:t>
+            </w:r>
+          </w:p>
+          <w:p>
+            <w:pPr>
+              <w:rPr>
+                <w:rFonts w:ascii="Times New Roman" w:cs="Times New Roman" w:eastAsia="Times New Roman" w:hAnsi="Times New Roman"/>
+                <w:sz w:val="18"/>
+                <w:szCs w:val="18"/>
+              </w:rPr>
+            </w:pPr>
+            <w:r>
+              <w:rPr>
+                <w:rFonts w:ascii="Times New Roman" w:cs="Times New Roman" w:eastAsia="Times New Roman" w:hAnsi="Times New Roman"/>
+                <w:sz w:val="18"/>
+                <w:szCs w:val="18"/>
+                <w:rtl w:val="0"/>
+              </w:rPr>
+              <w:t xml:space="preserve">N5. IBAN con formato inválido.</w:t>
             </w:r>
           </w:p>
         </w:tc>
@@ -9328,6 +7607,132 @@
       <w:pPr>
         <w:rPr>
           <w:rFonts w:ascii="Times New Roman" w:cs="Times New Roman" w:eastAsia="Times New Roman" w:hAnsi="Times New Roman"/>
+          <w:i w:val="1"/>
+          <w:iCs w:val="1"/>
+        </w:rPr>
+      </w:pPr>
+      <w:r>
+        <w:rPr>
+          <w:rFonts w:ascii="Times New Roman" w:cs="Times New Roman" w:eastAsia="Times New Roman" w:hAnsi="Times New Roman"/>
+          <w:i w:val="1"/>
+          <w:iCs w:val="1"/>
+          <w:rtl w:val="0"/>
+        </w:rPr>
+        <w:t xml:space="preserve">Las validaciones de nombre completo, nick, correo electrónico y contraseña no se repiten de forma exhaustiva en el registro de instructores porque reutilizan el mismo método común validarDatosComunes(...) ya probado en el registro de participantes. En esta funcionalidad se prueban únicamente casos representativos de datos comunes y los campos específicos del instructor: DNI e IBAN.</w:t>
+      </w:r>
+    </w:p>
+    <w:p>
+      <w:pPr>
+        <w:rPr>
+          <w:rFonts w:ascii="Times New Roman" w:cs="Times New Roman" w:eastAsia="Times New Roman" w:hAnsi="Times New Roman"/>
+        </w:rPr>
+      </w:pPr>
+      <w:r>
+        <w:rPr>
+          <w:rtl w:val="0"/>
+        </w:rPr>
+      </w:r>
+    </w:p>
+    <w:p>
+      <w:pPr>
+        <w:rPr>
+          <w:rFonts w:ascii="Times New Roman" w:cs="Times New Roman" w:eastAsia="Times New Roman" w:hAnsi="Times New Roman"/>
+        </w:rPr>
+      </w:pPr>
+      <w:r>
+        <w:rPr>
+          <w:rtl w:val="0"/>
+        </w:rPr>
+      </w:r>
+    </w:p>
+    <w:p>
+      <w:pPr>
+        <w:rPr>
+          <w:rFonts w:ascii="Times New Roman" w:cs="Times New Roman" w:eastAsia="Times New Roman" w:hAnsi="Times New Roman"/>
+        </w:rPr>
+      </w:pPr>
+      <w:r>
+        <w:rPr>
+          <w:rtl w:val="0"/>
+        </w:rPr>
+      </w:r>
+    </w:p>
+    <w:p>
+      <w:pPr>
+        <w:rPr>
+          <w:rFonts w:ascii="Times New Roman" w:cs="Times New Roman" w:eastAsia="Times New Roman" w:hAnsi="Times New Roman"/>
+        </w:rPr>
+      </w:pPr>
+      <w:r>
+        <w:rPr>
+          <w:rtl w:val="0"/>
+        </w:rPr>
+      </w:r>
+    </w:p>
+    <w:p>
+      <w:pPr>
+        <w:rPr>
+          <w:rFonts w:ascii="Times New Roman" w:cs="Times New Roman" w:eastAsia="Times New Roman" w:hAnsi="Times New Roman"/>
+        </w:rPr>
+      </w:pPr>
+      <w:r>
+        <w:rPr>
+          <w:rtl w:val="0"/>
+        </w:rPr>
+      </w:r>
+    </w:p>
+    <w:p>
+      <w:pPr>
+        <w:rPr>
+          <w:rFonts w:ascii="Times New Roman" w:cs="Times New Roman" w:eastAsia="Times New Roman" w:hAnsi="Times New Roman"/>
+        </w:rPr>
+      </w:pPr>
+      <w:r>
+        <w:rPr>
+          <w:rtl w:val="0"/>
+        </w:rPr>
+      </w:r>
+    </w:p>
+    <w:p>
+      <w:pPr>
+        <w:rPr>
+          <w:rFonts w:ascii="Times New Roman" w:cs="Times New Roman" w:eastAsia="Times New Roman" w:hAnsi="Times New Roman"/>
+        </w:rPr>
+      </w:pPr>
+      <w:r>
+        <w:rPr>
+          <w:rtl w:val="0"/>
+        </w:rPr>
+      </w:r>
+    </w:p>
+    <w:p>
+      <w:pPr>
+        <w:rPr>
+          <w:rFonts w:ascii="Times New Roman" w:cs="Times New Roman" w:eastAsia="Times New Roman" w:hAnsi="Times New Roman"/>
+        </w:rPr>
+      </w:pPr>
+      <w:r>
+        <w:rPr>
+          <w:rtl w:val="0"/>
+        </w:rPr>
+      </w:r>
+    </w:p>
+    <w:p>
+      <w:pPr>
+        <w:rPr>
+          <w:rFonts w:ascii="Times New Roman" w:cs="Times New Roman" w:eastAsia="Times New Roman" w:hAnsi="Times New Roman"/>
+        </w:rPr>
+      </w:pPr>
+      <w:r>
+        <w:rPr>
+          <w:rtl w:val="0"/>
+        </w:rPr>
+      </w:r>
+    </w:p>
+    <w:p>
+      <w:pPr>
+        <w:rPr>
+          <w:rFonts w:ascii="Times New Roman" w:cs="Times New Roman" w:eastAsia="Times New Roman" w:hAnsi="Times New Roman"/>
         </w:rPr>
       </w:pPr>
       <w:r>
@@ -9374,14 +7779,12 @@
           <w:szCs w:val="26"/>
           <w:rtl w:val="0"/>
         </w:rPr>
-        <w:t xml:space="preserve">→ Casos de prueba mínimos</w:t>
-      </w:r>
-      <w:r>
-        <w:rPr>
-          <w:rFonts w:ascii="Times New Roman" w:cs="Times New Roman" w:eastAsia="Times New Roman" w:hAnsi="Times New Roman"/>
-          <w:rtl w:val="0"/>
-        </w:rPr>
-        <w:t xml:space="preserve"> </w:t>
+        <w:t xml:space="preserve">→ Casos de prueba de validación </w:t>
+      </w:r>
+      <w:r>
+        <w:rPr>
+          <w:rtl w:val="0"/>
+        </w:rPr>
       </w:r>
     </w:p>
     <w:p>
@@ -9399,7 +7802,7 @@
     <w:tbl>
       <w:tblPr>
         <w:tblStyle w:val="Table4"/>
-        <w:tblW w:w="9150.0" w:type="dxa"/>
+        <w:tblW w:w="9090.0" w:type="dxa"/>
         <w:jc w:val="left"/>
         <w:tblBorders>
           <w:top w:color="000000" w:space="0" w:sz="0" w:val="nil"/>
@@ -9413,18 +7816,16 @@
         <w:tblLook w:val="0600"/>
       </w:tblPr>
       <w:tblGrid>
-        <w:gridCol w:w="960"/>
-        <w:gridCol w:w="1695"/>
-        <w:gridCol w:w="1470"/>
-        <w:gridCol w:w="1470"/>
-        <w:gridCol w:w="3555"/>
+        <w:gridCol w:w="1110"/>
+        <w:gridCol w:w="1845"/>
+        <w:gridCol w:w="1995"/>
+        <w:gridCol w:w="4140"/>
         <w:tblGridChange w:id="0">
           <w:tblGrid>
-            <w:gridCol w:w="960"/>
-            <w:gridCol w:w="1695"/>
-            <w:gridCol w:w="1470"/>
-            <w:gridCol w:w="1470"/>
-            <w:gridCol w:w="3555"/>
+            <w:gridCol w:w="1110"/>
+            <w:gridCol w:w="1845"/>
+            <w:gridCol w:w="1995"/>
+            <w:gridCol w:w="4140"/>
           </w:tblGrid>
         </w:tblGridChange>
       </w:tblGrid>
@@ -9516,51 +7917,7 @@
               </w:rPr>
               <w:t xml:space="preserve">DATOS DE ENTRADA</w:t>
               <w:br w:type="textWrapping"/>
-              <w:t xml:space="preserve"> (CLASES DE EQUIVALENCIA)</w:t>
-            </w:r>
-          </w:p>
-        </w:tc>
-        <w:tc>
-          <w:tcPr>
-            <w:tcBorders>
-              <w:top w:color="000000" w:space="0" w:sz="5" w:val="single"/>
-              <w:left w:color="000000" w:space="0" w:sz="0" w:val="nil"/>
-              <w:bottom w:color="000000" w:space="0" w:sz="5" w:val="single"/>
-              <w:right w:color="000000" w:space="0" w:sz="5" w:val="single"/>
-            </w:tcBorders>
-            <w:shd w:fill="d9eaf7" w:val="clear"/>
-            <w:tcMar>
-              <w:top w:w="0.0" w:type="dxa"/>
-              <w:left w:w="100.0" w:type="dxa"/>
-              <w:bottom w:w="0.0" w:type="dxa"/>
-              <w:right w:w="100.0" w:type="dxa"/>
-            </w:tcMar>
-            <w:vAlign w:val="top"/>
-          </w:tcPr>
-          <w:p>
-            <w:pPr>
-              <w:rPr>
-                <w:rFonts w:ascii="Times New Roman" w:cs="Times New Roman" w:eastAsia="Times New Roman" w:hAnsi="Times New Roman"/>
-                <w:b w:val="1"/>
-                <w:bCs w:val="1"/>
-                <w:color w:val="1f4e79"/>
-                <w:sz w:val="18"/>
-                <w:szCs w:val="18"/>
-              </w:rPr>
-            </w:pPr>
-            <w:r>
-              <w:rPr>
-                <w:rFonts w:ascii="Times New Roman" w:cs="Times New Roman" w:eastAsia="Times New Roman" w:hAnsi="Times New Roman"/>
-                <w:b w:val="1"/>
-                <w:bCs w:val="1"/>
-                <w:color w:val="1f4e79"/>
-                <w:sz w:val="18"/>
-                <w:szCs w:val="18"/>
-                <w:rtl w:val="0"/>
-              </w:rPr>
-              <w:t xml:space="preserve">DATOS DE ENTRADA</w:t>
-              <w:br w:type="textWrapping"/>
-              <w:t xml:space="preserve"> (CONCRETOS)</w:t>
+              <w:t xml:space="preserve"> </w:t>
             </w:r>
           </w:p>
         </w:tc>
@@ -9694,41 +8051,6 @@
           <w:tcPr>
             <w:tcBorders>
               <w:top w:color="000000" w:space="0" w:sz="0" w:val="nil"/>
-              <w:left w:color="000000" w:space="0" w:sz="0" w:val="nil"/>
-              <w:bottom w:color="808080" w:space="0" w:sz="6" w:val="single"/>
-              <w:right w:color="808080" w:space="0" w:sz="6" w:val="single"/>
-            </w:tcBorders>
-            <w:tcMar>
-              <w:top w:w="0.0" w:type="dxa"/>
-              <w:left w:w="100.0" w:type="dxa"/>
-              <w:bottom w:w="0.0" w:type="dxa"/>
-              <w:right w:w="100.0" w:type="dxa"/>
-            </w:tcMar>
-            <w:vAlign w:val="top"/>
-          </w:tcPr>
-          <w:p>
-            <w:pPr>
-              <w:rPr>
-                <w:rFonts w:ascii="Times New Roman" w:cs="Times New Roman" w:eastAsia="Times New Roman" w:hAnsi="Times New Roman"/>
-                <w:sz w:val="18"/>
-                <w:szCs w:val="18"/>
-              </w:rPr>
-            </w:pPr>
-            <w:r>
-              <w:rPr>
-                <w:rFonts w:ascii="Times New Roman" w:cs="Times New Roman" w:eastAsia="Times New Roman" w:hAnsi="Times New Roman"/>
-                <w:sz w:val="18"/>
-                <w:szCs w:val="18"/>
-                <w:rtl w:val="0"/>
-              </w:rPr>
-              <w:t xml:space="preserve">Alta correcta de instructor con correo externo no institucional.</w:t>
-            </w:r>
-          </w:p>
-        </w:tc>
-        <w:tc>
-          <w:tcPr>
-            <w:tcBorders>
-              <w:top w:color="000000" w:space="0" w:sz="0" w:val="nil"/>
               <w:left w:color="808080" w:space="0" w:sz="5" w:val="single"/>
               <w:bottom w:color="808080" w:space="0" w:sz="5" w:val="single"/>
               <w:right w:color="808080" w:space="0" w:sz="5" w:val="single"/>
@@ -9756,7 +8078,7 @@
                 <w:szCs w:val="18"/>
                 <w:rtl w:val="0"/>
               </w:rPr>
-              <w:t xml:space="preserve">V1, V2, V3, V6, V7, V8</w:t>
+              <w:t xml:space="preserve">V1, V2, V3, Alta correcta de instructor con correo válido.</w:t>
             </w:r>
           </w:p>
         </w:tc>
@@ -9872,41 +8194,6 @@
           <w:tcPr>
             <w:tcBorders>
               <w:top w:color="000000" w:space="0" w:sz="0" w:val="nil"/>
-              <w:left w:color="000000" w:space="0" w:sz="0" w:val="nil"/>
-              <w:bottom w:color="808080" w:space="0" w:sz="6" w:val="single"/>
-              <w:right w:color="808080" w:space="0" w:sz="6" w:val="single"/>
-            </w:tcBorders>
-            <w:tcMar>
-              <w:top w:w="0.0" w:type="dxa"/>
-              <w:left w:w="100.0" w:type="dxa"/>
-              <w:bottom w:w="0.0" w:type="dxa"/>
-              <w:right w:w="100.0" w:type="dxa"/>
-            </w:tcMar>
-            <w:vAlign w:val="top"/>
-          </w:tcPr>
-          <w:p>
-            <w:pPr>
-              <w:rPr>
-                <w:rFonts w:ascii="Times New Roman" w:cs="Times New Roman" w:eastAsia="Times New Roman" w:hAnsi="Times New Roman"/>
-                <w:sz w:val="18"/>
-                <w:szCs w:val="18"/>
-              </w:rPr>
-            </w:pPr>
-            <w:r>
-              <w:rPr>
-                <w:rFonts w:ascii="Times New Roman" w:cs="Times New Roman" w:eastAsia="Times New Roman" w:hAnsi="Times New Roman"/>
-                <w:sz w:val="18"/>
-                <w:szCs w:val="18"/>
-                <w:rtl w:val="0"/>
-              </w:rPr>
-              <w:t xml:space="preserve">Alta correcta de instructor con correo UPM institucional validado como estudiante.</w:t>
-            </w:r>
-          </w:p>
-        </w:tc>
-        <w:tc>
-          <w:tcPr>
-            <w:tcBorders>
-              <w:top w:color="000000" w:space="0" w:sz="0" w:val="nil"/>
               <w:left w:color="808080" w:space="0" w:sz="5" w:val="single"/>
               <w:bottom w:color="808080" w:space="0" w:sz="5" w:val="single"/>
               <w:right w:color="808080" w:space="0" w:sz="5" w:val="single"/>
@@ -9934,7 +8221,7 @@
                 <w:szCs w:val="18"/>
                 <w:rtl w:val="0"/>
               </w:rPr>
-              <w:t xml:space="preserve">V1, V2, V4, V6, V7, V8</w:t>
+              <w:t xml:space="preserve">N1, V2, V3, Fallo en alguno de los datos comunes con participante.</w:t>
             </w:r>
           </w:p>
         </w:tc>
@@ -9969,7 +8256,7 @@
                 <w:szCs w:val="18"/>
                 <w:rtl w:val="0"/>
               </w:rPr>
-              <w:t xml:space="preserve">El sistema registra correctamente al instructor y muestra confirmación de alta realizada.</w:t>
+              <w:t xml:space="preserve">El sistema rechaza el alta e indica el fallo producido según la situación (para ver situaciones consultar el apartado anterior).</w:t>
             </w:r>
           </w:p>
         </w:tc>
@@ -10050,41 +8337,6 @@
           <w:tcPr>
             <w:tcBorders>
               <w:top w:color="000000" w:space="0" w:sz="0" w:val="nil"/>
-              <w:left w:color="000000" w:space="0" w:sz="0" w:val="nil"/>
-              <w:bottom w:color="808080" w:space="0" w:sz="6" w:val="single"/>
-              <w:right w:color="808080" w:space="0" w:sz="6" w:val="single"/>
-            </w:tcBorders>
-            <w:tcMar>
-              <w:top w:w="0.0" w:type="dxa"/>
-              <w:left w:w="100.0" w:type="dxa"/>
-              <w:bottom w:w="0.0" w:type="dxa"/>
-              <w:right w:w="100.0" w:type="dxa"/>
-            </w:tcMar>
-            <w:vAlign w:val="top"/>
-          </w:tcPr>
-          <w:p>
-            <w:pPr>
-              <w:rPr>
-                <w:rFonts w:ascii="Times New Roman" w:cs="Times New Roman" w:eastAsia="Times New Roman" w:hAnsi="Times New Roman"/>
-                <w:sz w:val="18"/>
-                <w:szCs w:val="18"/>
-              </w:rPr>
-            </w:pPr>
-            <w:r>
-              <w:rPr>
-                <w:rFonts w:ascii="Times New Roman" w:cs="Times New Roman" w:eastAsia="Times New Roman" w:hAnsi="Times New Roman"/>
-                <w:sz w:val="18"/>
-                <w:szCs w:val="18"/>
-                <w:rtl w:val="0"/>
-              </w:rPr>
-              <w:t xml:space="preserve">Alta correcta de instructor con correo UPM institucional validado como PDI/PAS.</w:t>
-            </w:r>
-          </w:p>
-        </w:tc>
-        <w:tc>
-          <w:tcPr>
-            <w:tcBorders>
-              <w:top w:color="000000" w:space="0" w:sz="0" w:val="nil"/>
               <w:left w:color="808080" w:space="0" w:sz="5" w:val="single"/>
               <w:bottom w:color="808080" w:space="0" w:sz="5" w:val="single"/>
               <w:right w:color="808080" w:space="0" w:sz="5" w:val="single"/>
@@ -10112,7 +8364,7 @@
                 <w:szCs w:val="18"/>
                 <w:rtl w:val="0"/>
               </w:rPr>
-              <w:t xml:space="preserve">V1, V2, V5, V6, V7, V8</w:t>
+              <w:t xml:space="preserve">V1, N2, V3, DNI vacío.</w:t>
             </w:r>
           </w:p>
         </w:tc>
@@ -10147,7 +8399,7 @@
                 <w:szCs w:val="18"/>
                 <w:rtl w:val="0"/>
               </w:rPr>
-              <w:t xml:space="preserve">El sistema registra correctamente al instructor y muestra confirmación de alta realizada.</w:t>
+              <w:t xml:space="preserve">El sistema rechaza el alta e indica que el DNI es obligatorio.</w:t>
             </w:r>
           </w:p>
         </w:tc>
@@ -10228,41 +8480,6 @@
           <w:tcPr>
             <w:tcBorders>
               <w:top w:color="000000" w:space="0" w:sz="0" w:val="nil"/>
-              <w:left w:color="000000" w:space="0" w:sz="0" w:val="nil"/>
-              <w:bottom w:color="808080" w:space="0" w:sz="6" w:val="single"/>
-              <w:right w:color="808080" w:space="0" w:sz="6" w:val="single"/>
-            </w:tcBorders>
-            <w:tcMar>
-              <w:top w:w="0.0" w:type="dxa"/>
-              <w:left w:w="100.0" w:type="dxa"/>
-              <w:bottom w:w="0.0" w:type="dxa"/>
-              <w:right w:w="100.0" w:type="dxa"/>
-            </w:tcMar>
-            <w:vAlign w:val="top"/>
-          </w:tcPr>
-          <w:p>
-            <w:pPr>
-              <w:rPr>
-                <w:rFonts w:ascii="Times New Roman" w:cs="Times New Roman" w:eastAsia="Times New Roman" w:hAnsi="Times New Roman"/>
-                <w:sz w:val="18"/>
-                <w:szCs w:val="18"/>
-              </w:rPr>
-            </w:pPr>
-            <w:r>
-              <w:rPr>
-                <w:rFonts w:ascii="Times New Roman" w:cs="Times New Roman" w:eastAsia="Times New Roman" w:hAnsi="Times New Roman"/>
-                <w:sz w:val="18"/>
-                <w:szCs w:val="18"/>
-                <w:rtl w:val="0"/>
-              </w:rPr>
-              <w:t xml:space="preserve">Nick vacío.</w:t>
-            </w:r>
-          </w:p>
-        </w:tc>
-        <w:tc>
-          <w:tcPr>
-            <w:tcBorders>
-              <w:top w:color="000000" w:space="0" w:sz="0" w:val="nil"/>
               <w:left w:color="808080" w:space="0" w:sz="5" w:val="single"/>
               <w:bottom w:color="808080" w:space="0" w:sz="5" w:val="single"/>
               <w:right w:color="808080" w:space="0" w:sz="5" w:val="single"/>
@@ -10290,7 +8507,7 @@
                 <w:szCs w:val="18"/>
                 <w:rtl w:val="0"/>
               </w:rPr>
-              <w:t xml:space="preserve">N1 . Nick vacío.Resto de clases válidas aplicables a instructor.</w:t>
+              <w:t xml:space="preserve">V1, N3, V3, DNI con formato incorrecto.</w:t>
             </w:r>
           </w:p>
         </w:tc>
@@ -10325,7 +8542,7 @@
                 <w:szCs w:val="18"/>
                 <w:rtl w:val="0"/>
               </w:rPr>
-              <w:t xml:space="preserve">El sistema rechaza el alta e indica que el nick es obligatorio.</w:t>
+              <w:t xml:space="preserve">El sistema rechaza el alta e indica que el formato del DNI no es válido.</w:t>
             </w:r>
           </w:p>
         </w:tc>
@@ -10406,41 +8623,6 @@
           <w:tcPr>
             <w:tcBorders>
               <w:top w:color="000000" w:space="0" w:sz="0" w:val="nil"/>
-              <w:left w:color="000000" w:space="0" w:sz="0" w:val="nil"/>
-              <w:bottom w:color="808080" w:space="0" w:sz="6" w:val="single"/>
-              <w:right w:color="808080" w:space="0" w:sz="6" w:val="single"/>
-            </w:tcBorders>
-            <w:tcMar>
-              <w:top w:w="0.0" w:type="dxa"/>
-              <w:left w:w="100.0" w:type="dxa"/>
-              <w:bottom w:w="0.0" w:type="dxa"/>
-              <w:right w:w="100.0" w:type="dxa"/>
-            </w:tcMar>
-            <w:vAlign w:val="top"/>
-          </w:tcPr>
-          <w:p>
-            <w:pPr>
-              <w:rPr>
-                <w:rFonts w:ascii="Times New Roman" w:cs="Times New Roman" w:eastAsia="Times New Roman" w:hAnsi="Times New Roman"/>
-                <w:sz w:val="18"/>
-                <w:szCs w:val="18"/>
-              </w:rPr>
-            </w:pPr>
-            <w:r>
-              <w:rPr>
-                <w:rFonts w:ascii="Times New Roman" w:cs="Times New Roman" w:eastAsia="Times New Roman" w:hAnsi="Times New Roman"/>
-                <w:sz w:val="18"/>
-                <w:szCs w:val="18"/>
-                <w:rtl w:val="0"/>
-              </w:rPr>
-              <w:t xml:space="preserve">Nick con menos de 4 caracteres.</w:t>
-            </w:r>
-          </w:p>
-        </w:tc>
-        <w:tc>
-          <w:tcPr>
-            <w:tcBorders>
-              <w:top w:color="000000" w:space="0" w:sz="0" w:val="nil"/>
               <w:left w:color="808080" w:space="0" w:sz="5" w:val="single"/>
               <w:bottom w:color="808080" w:space="0" w:sz="5" w:val="single"/>
               <w:right w:color="808080" w:space="0" w:sz="5" w:val="single"/>
@@ -10468,7 +8650,7 @@
                 <w:szCs w:val="18"/>
                 <w:rtl w:val="0"/>
               </w:rPr>
-              <w:t xml:space="preserve">N2 . Nick con menos de 4 caracteres.Resto de clases válidas aplicables a instructor.</w:t>
+              <w:t xml:space="preserve">V1,V2,N4,IBAN vacío.</w:t>
             </w:r>
           </w:p>
         </w:tc>
@@ -10503,7 +8685,7 @@
                 <w:szCs w:val="18"/>
                 <w:rtl w:val="0"/>
               </w:rPr>
-              <w:t xml:space="preserve">El sistema rechaza el alta e indica que el nick no cumple la longitud mínima.</w:t>
+              <w:t xml:space="preserve">El sistema rechaza el alta e indica que el IBAN es obligatorio.</w:t>
             </w:r>
           </w:p>
         </w:tc>
@@ -10584,41 +8766,6 @@
           <w:tcPr>
             <w:tcBorders>
               <w:top w:color="000000" w:space="0" w:sz="0" w:val="nil"/>
-              <w:left w:color="000000" w:space="0" w:sz="0" w:val="nil"/>
-              <w:bottom w:color="808080" w:space="0" w:sz="6" w:val="single"/>
-              <w:right w:color="808080" w:space="0" w:sz="6" w:val="single"/>
-            </w:tcBorders>
-            <w:tcMar>
-              <w:top w:w="0.0" w:type="dxa"/>
-              <w:left w:w="100.0" w:type="dxa"/>
-              <w:bottom w:w="0.0" w:type="dxa"/>
-              <w:right w:w="100.0" w:type="dxa"/>
-            </w:tcMar>
-            <w:vAlign w:val="top"/>
-          </w:tcPr>
-          <w:p>
-            <w:pPr>
-              <w:rPr>
-                <w:rFonts w:ascii="Times New Roman" w:cs="Times New Roman" w:eastAsia="Times New Roman" w:hAnsi="Times New Roman"/>
-                <w:sz w:val="18"/>
-                <w:szCs w:val="18"/>
-              </w:rPr>
-            </w:pPr>
-            <w:r>
-              <w:rPr>
-                <w:rFonts w:ascii="Times New Roman" w:cs="Times New Roman" w:eastAsia="Times New Roman" w:hAnsi="Times New Roman"/>
-                <w:sz w:val="18"/>
-                <w:szCs w:val="18"/>
-                <w:rtl w:val="0"/>
-              </w:rPr>
-              <w:t xml:space="preserve">Nick con más de 12 caracteres.</w:t>
-            </w:r>
-          </w:p>
-        </w:tc>
-        <w:tc>
-          <w:tcPr>
-            <w:tcBorders>
-              <w:top w:color="000000" w:space="0" w:sz="0" w:val="nil"/>
               <w:left w:color="808080" w:space="0" w:sz="5" w:val="single"/>
               <w:bottom w:color="808080" w:space="0" w:sz="5" w:val="single"/>
               <w:right w:color="808080" w:space="0" w:sz="5" w:val="single"/>
@@ -10646,7 +8793,21 @@
                 <w:szCs w:val="18"/>
                 <w:rtl w:val="0"/>
               </w:rPr>
-              <w:t xml:space="preserve">N3. Nick con más de 12 caracteres.Resto de clases válidas aplicables a instructor.</w:t>
+              <w:t xml:space="preserve">V1,V2,N5, IBAN con formato inválido.</w:t>
+            </w:r>
+          </w:p>
+          <w:p>
+            <w:pPr>
+              <w:rPr>
+                <w:rFonts w:ascii="Times New Roman" w:cs="Times New Roman" w:eastAsia="Times New Roman" w:hAnsi="Times New Roman"/>
+                <w:sz w:val="18"/>
+                <w:szCs w:val="18"/>
+              </w:rPr>
+            </w:pPr>
+            <w:r>
+              <w:rPr>
+                <w:rtl w:val="0"/>
+              </w:rPr>
             </w:r>
           </w:p>
         </w:tc>
@@ -10681,7 +8842,7 @@
                 <w:szCs w:val="18"/>
                 <w:rtl w:val="0"/>
               </w:rPr>
-              <w:t xml:space="preserve">El sistema rechaza el alta e indica que el nick supera la longitud máxima.</w:t>
+              <w:t xml:space="preserve">El sistema rechaza el alta e indica que el formato del IBAN no es válido.</w:t>
             </w:r>
           </w:p>
         </w:tc>
@@ -10717,3085 +8878,7 @@
           </w:p>
         </w:tc>
       </w:tr>
-      <w:tr>
-        <w:trPr>
-          <w:cantSplit w:val="0"/>
-          <w:trHeight w:val="555" w:hRule="atLeast"/>
-          <w:tblHeader w:val="0"/>
-        </w:trPr>
-        <w:tc>
-          <w:tcPr>
-            <w:tcBorders>
-              <w:top w:color="000000" w:space="0" w:sz="0" w:val="nil"/>
-              <w:left w:color="808080" w:space="0" w:sz="6" w:val="single"/>
-              <w:bottom w:color="808080" w:space="0" w:sz="6" w:val="single"/>
-              <w:right w:color="808080" w:space="0" w:sz="6" w:val="single"/>
-            </w:tcBorders>
-            <w:tcMar>
-              <w:top w:w="0.0" w:type="dxa"/>
-              <w:left w:w="100.0" w:type="dxa"/>
-              <w:bottom w:w="0.0" w:type="dxa"/>
-              <w:right w:w="100.0" w:type="dxa"/>
-            </w:tcMar>
-            <w:vAlign w:val="top"/>
-          </w:tcPr>
-          <w:p>
-            <w:pPr>
-              <w:rPr>
-                <w:rFonts w:ascii="Times New Roman" w:cs="Times New Roman" w:eastAsia="Times New Roman" w:hAnsi="Times New Roman"/>
-                <w:sz w:val="18"/>
-                <w:szCs w:val="18"/>
-              </w:rPr>
-            </w:pPr>
-            <w:r>
-              <w:rPr>
-                <w:rFonts w:ascii="Times New Roman" w:cs="Times New Roman" w:eastAsia="Times New Roman" w:hAnsi="Times New Roman"/>
-                <w:sz w:val="18"/>
-                <w:szCs w:val="18"/>
-                <w:rtl w:val="0"/>
-              </w:rPr>
-              <w:t xml:space="preserve">CP-07</w:t>
-            </w:r>
-          </w:p>
-        </w:tc>
-        <w:tc>
-          <w:tcPr>
-            <w:tcBorders>
-              <w:top w:color="000000" w:space="0" w:sz="0" w:val="nil"/>
-              <w:left w:color="000000" w:space="0" w:sz="0" w:val="nil"/>
-              <w:bottom w:color="808080" w:space="0" w:sz="6" w:val="single"/>
-              <w:right w:color="808080" w:space="0" w:sz="6" w:val="single"/>
-            </w:tcBorders>
-            <w:tcMar>
-              <w:top w:w="0.0" w:type="dxa"/>
-              <w:left w:w="100.0" w:type="dxa"/>
-              <w:bottom w:w="0.0" w:type="dxa"/>
-              <w:right w:w="100.0" w:type="dxa"/>
-            </w:tcMar>
-            <w:vAlign w:val="top"/>
-          </w:tcPr>
-          <w:p>
-            <w:pPr>
-              <w:rPr>
-                <w:rFonts w:ascii="Times New Roman" w:cs="Times New Roman" w:eastAsia="Times New Roman" w:hAnsi="Times New Roman"/>
-                <w:sz w:val="18"/>
-                <w:szCs w:val="18"/>
-              </w:rPr>
-            </w:pPr>
-            <w:r>
-              <w:rPr>
-                <w:rFonts w:ascii="Times New Roman" w:cs="Times New Roman" w:eastAsia="Times New Roman" w:hAnsi="Times New Roman"/>
-                <w:sz w:val="18"/>
-                <w:szCs w:val="18"/>
-                <w:rtl w:val="0"/>
-              </w:rPr>
-              <w:t xml:space="preserve">Nick con caracteres no alfanuméricos.</w:t>
-            </w:r>
-          </w:p>
-        </w:tc>
-        <w:tc>
-          <w:tcPr>
-            <w:tcBorders>
-              <w:top w:color="000000" w:space="0" w:sz="0" w:val="nil"/>
-              <w:left w:color="808080" w:space="0" w:sz="5" w:val="single"/>
-              <w:bottom w:color="808080" w:space="0" w:sz="5" w:val="single"/>
-              <w:right w:color="808080" w:space="0" w:sz="5" w:val="single"/>
-            </w:tcBorders>
-            <w:tcMar>
-              <w:top w:w="0.0" w:type="dxa"/>
-              <w:left w:w="100.0" w:type="dxa"/>
-              <w:bottom w:w="0.0" w:type="dxa"/>
-              <w:right w:w="100.0" w:type="dxa"/>
-            </w:tcMar>
-            <w:vAlign w:val="top"/>
-          </w:tcPr>
-          <w:p>
-            <w:pPr>
-              <w:rPr>
-                <w:rFonts w:ascii="Times New Roman" w:cs="Times New Roman" w:eastAsia="Times New Roman" w:hAnsi="Times New Roman"/>
-                <w:sz w:val="18"/>
-                <w:szCs w:val="18"/>
-              </w:rPr>
-            </w:pPr>
-            <w:r>
-              <w:rPr>
-                <w:rFonts w:ascii="Times New Roman" w:cs="Times New Roman" w:eastAsia="Times New Roman" w:hAnsi="Times New Roman"/>
-                <w:sz w:val="18"/>
-                <w:szCs w:val="18"/>
-                <w:rtl w:val="0"/>
-              </w:rPr>
-              <w:t xml:space="preserve">N4 . Nick con caracteres no alfanuméricos.Resto de clases válidas aplicables a instructor.</w:t>
-            </w:r>
-          </w:p>
-        </w:tc>
-        <w:tc>
-          <w:tcPr>
-            <w:tcBorders>
-              <w:top w:color="000000" w:space="0" w:sz="0" w:val="nil"/>
-              <w:left w:color="000000" w:space="0" w:sz="0" w:val="nil"/>
-              <w:bottom w:color="808080" w:space="0" w:sz="6" w:val="single"/>
-              <w:right w:color="808080" w:space="0" w:sz="6" w:val="single"/>
-            </w:tcBorders>
-            <w:tcMar>
-              <w:top w:w="0.0" w:type="dxa"/>
-              <w:left w:w="100.0" w:type="dxa"/>
-              <w:bottom w:w="0.0" w:type="dxa"/>
-              <w:right w:w="100.0" w:type="dxa"/>
-            </w:tcMar>
-            <w:vAlign w:val="top"/>
-          </w:tcPr>
-          <w:p>
-            <w:pPr>
-              <w:rPr>
-                <w:rFonts w:ascii="Times New Roman" w:cs="Times New Roman" w:eastAsia="Times New Roman" w:hAnsi="Times New Roman"/>
-                <w:sz w:val="18"/>
-                <w:szCs w:val="18"/>
-              </w:rPr>
-            </w:pPr>
-            <w:r>
-              <w:rPr>
-                <w:rFonts w:ascii="Times New Roman" w:cs="Times New Roman" w:eastAsia="Times New Roman" w:hAnsi="Times New Roman"/>
-                <w:sz w:val="18"/>
-                <w:szCs w:val="18"/>
-                <w:rtl w:val="0"/>
-              </w:rPr>
-              <w:t xml:space="preserve">El sistema rechaza el alta e indica que el nick solo puede contener caracteres alfanuméricos.</w:t>
-            </w:r>
-          </w:p>
-          <w:p>
-            <w:pPr>
-              <w:rPr>
-                <w:rFonts w:ascii="Times New Roman" w:cs="Times New Roman" w:eastAsia="Times New Roman" w:hAnsi="Times New Roman"/>
-                <w:sz w:val="18"/>
-                <w:szCs w:val="18"/>
-              </w:rPr>
-            </w:pPr>
-            <w:r>
-              <w:rPr>
-                <w:rtl w:val="0"/>
-              </w:rPr>
-            </w:r>
-          </w:p>
-          <w:p>
-            <w:pPr>
-              <w:rPr>
-                <w:rFonts w:ascii="Times New Roman" w:cs="Times New Roman" w:eastAsia="Times New Roman" w:hAnsi="Times New Roman"/>
-                <w:sz w:val="18"/>
-                <w:szCs w:val="18"/>
-              </w:rPr>
-            </w:pPr>
-            <w:r>
-              <w:rPr>
-                <w:rtl w:val="0"/>
-              </w:rPr>
-            </w:r>
-          </w:p>
-          <w:p>
-            <w:pPr>
-              <w:rPr>
-                <w:rFonts w:ascii="Times New Roman" w:cs="Times New Roman" w:eastAsia="Times New Roman" w:hAnsi="Times New Roman"/>
-                <w:sz w:val="18"/>
-                <w:szCs w:val="18"/>
-              </w:rPr>
-            </w:pPr>
-            <w:r>
-              <w:rPr>
-                <w:rtl w:val="0"/>
-              </w:rPr>
-            </w:r>
-          </w:p>
-          <w:p>
-            <w:pPr>
-              <w:rPr>
-                <w:rFonts w:ascii="Times New Roman" w:cs="Times New Roman" w:eastAsia="Times New Roman" w:hAnsi="Times New Roman"/>
-                <w:sz w:val="18"/>
-                <w:szCs w:val="18"/>
-              </w:rPr>
-            </w:pPr>
-            <w:r>
-              <w:rPr>
-                <w:rtl w:val="0"/>
-              </w:rPr>
-            </w:r>
-          </w:p>
-        </w:tc>
-        <w:tc>
-          <w:tcPr>
-            <w:tcBorders>
-              <w:top w:color="000000" w:space="0" w:sz="0" w:val="nil"/>
-              <w:left w:color="000000" w:space="0" w:sz="0" w:val="nil"/>
-              <w:bottom w:color="808080" w:space="0" w:sz="6" w:val="single"/>
-              <w:right w:color="808080" w:space="0" w:sz="6" w:val="single"/>
-            </w:tcBorders>
-            <w:tcMar>
-              <w:top w:w="0.0" w:type="dxa"/>
-              <w:left w:w="100.0" w:type="dxa"/>
-              <w:bottom w:w="0.0" w:type="dxa"/>
-              <w:right w:w="100.0" w:type="dxa"/>
-            </w:tcMar>
-            <w:vAlign w:val="top"/>
-          </w:tcPr>
-          <w:p>
-            <w:pPr>
-              <w:rPr>
-                <w:rFonts w:ascii="Times New Roman" w:cs="Times New Roman" w:eastAsia="Times New Roman" w:hAnsi="Times New Roman"/>
-                <w:sz w:val="18"/>
-                <w:szCs w:val="18"/>
-              </w:rPr>
-            </w:pPr>
-            <w:r>
-              <w:rPr>
-                <w:rtl w:val="0"/>
-              </w:rPr>
-            </w:r>
-          </w:p>
-        </w:tc>
-      </w:tr>
-      <w:tr>
-        <w:trPr>
-          <w:cantSplit w:val="0"/>
-          <w:trHeight w:val="375" w:hRule="atLeast"/>
-          <w:tblHeader w:val="0"/>
-        </w:trPr>
-        <w:tc>
-          <w:tcPr>
-            <w:tcBorders>
-              <w:top w:color="000000" w:space="0" w:sz="0" w:val="nil"/>
-              <w:left w:color="808080" w:space="0" w:sz="6" w:val="single"/>
-              <w:bottom w:color="808080" w:space="0" w:sz="6" w:val="single"/>
-              <w:right w:color="808080" w:space="0" w:sz="6" w:val="single"/>
-            </w:tcBorders>
-            <w:tcMar>
-              <w:top w:w="0.0" w:type="dxa"/>
-              <w:left w:w="100.0" w:type="dxa"/>
-              <w:bottom w:w="0.0" w:type="dxa"/>
-              <w:right w:w="100.0" w:type="dxa"/>
-            </w:tcMar>
-            <w:vAlign w:val="top"/>
-          </w:tcPr>
-          <w:p>
-            <w:pPr>
-              <w:rPr>
-                <w:rFonts w:ascii="Times New Roman" w:cs="Times New Roman" w:eastAsia="Times New Roman" w:hAnsi="Times New Roman"/>
-                <w:sz w:val="18"/>
-                <w:szCs w:val="18"/>
-              </w:rPr>
-            </w:pPr>
-            <w:r>
-              <w:rPr>
-                <w:rFonts w:ascii="Times New Roman" w:cs="Times New Roman" w:eastAsia="Times New Roman" w:hAnsi="Times New Roman"/>
-                <w:sz w:val="18"/>
-                <w:szCs w:val="18"/>
-                <w:rtl w:val="0"/>
-              </w:rPr>
-              <w:t xml:space="preserve">CP-08</w:t>
-            </w:r>
-          </w:p>
-        </w:tc>
-        <w:tc>
-          <w:tcPr>
-            <w:tcBorders>
-              <w:top w:color="000000" w:space="0" w:sz="0" w:val="nil"/>
-              <w:left w:color="000000" w:space="0" w:sz="0" w:val="nil"/>
-              <w:bottom w:color="808080" w:space="0" w:sz="6" w:val="single"/>
-              <w:right w:color="808080" w:space="0" w:sz="6" w:val="single"/>
-            </w:tcBorders>
-            <w:tcMar>
-              <w:top w:w="0.0" w:type="dxa"/>
-              <w:left w:w="100.0" w:type="dxa"/>
-              <w:bottom w:w="0.0" w:type="dxa"/>
-              <w:right w:w="100.0" w:type="dxa"/>
-            </w:tcMar>
-            <w:vAlign w:val="top"/>
-          </w:tcPr>
-          <w:p>
-            <w:pPr>
-              <w:rPr>
-                <w:rFonts w:ascii="Times New Roman" w:cs="Times New Roman" w:eastAsia="Times New Roman" w:hAnsi="Times New Roman"/>
-                <w:sz w:val="18"/>
-                <w:szCs w:val="18"/>
-              </w:rPr>
-            </w:pPr>
-            <w:r>
-              <w:rPr>
-                <w:rFonts w:ascii="Times New Roman" w:cs="Times New Roman" w:eastAsia="Times New Roman" w:hAnsi="Times New Roman"/>
-                <w:sz w:val="18"/>
-                <w:szCs w:val="18"/>
-                <w:rtl w:val="0"/>
-              </w:rPr>
-              <w:t xml:space="preserve">Nick incluido en la lista de términos conflictivos.</w:t>
-            </w:r>
-          </w:p>
-        </w:tc>
-        <w:tc>
-          <w:tcPr>
-            <w:tcBorders>
-              <w:top w:color="000000" w:space="0" w:sz="0" w:val="nil"/>
-              <w:left w:color="808080" w:space="0" w:sz="5" w:val="single"/>
-              <w:bottom w:color="808080" w:space="0" w:sz="5" w:val="single"/>
-              <w:right w:color="808080" w:space="0" w:sz="5" w:val="single"/>
-            </w:tcBorders>
-            <w:tcMar>
-              <w:top w:w="0.0" w:type="dxa"/>
-              <w:left w:w="100.0" w:type="dxa"/>
-              <w:bottom w:w="0.0" w:type="dxa"/>
-              <w:right w:w="100.0" w:type="dxa"/>
-            </w:tcMar>
-            <w:vAlign w:val="top"/>
-          </w:tcPr>
-          <w:p>
-            <w:pPr>
-              <w:rPr>
-                <w:rFonts w:ascii="Times New Roman" w:cs="Times New Roman" w:eastAsia="Times New Roman" w:hAnsi="Times New Roman"/>
-                <w:sz w:val="18"/>
-                <w:szCs w:val="18"/>
-              </w:rPr>
-            </w:pPr>
-            <w:r>
-              <w:rPr>
-                <w:rFonts w:ascii="Times New Roman" w:cs="Times New Roman" w:eastAsia="Times New Roman" w:hAnsi="Times New Roman"/>
-                <w:sz w:val="18"/>
-                <w:szCs w:val="18"/>
-                <w:rtl w:val="0"/>
-              </w:rPr>
-              <w:t xml:space="preserve">N5 . Nick incluido en la lista de términos conflictivos.Resto de clases válidas aplicables a instructor.</w:t>
-            </w:r>
-          </w:p>
-        </w:tc>
-        <w:tc>
-          <w:tcPr>
-            <w:tcBorders>
-              <w:top w:color="000000" w:space="0" w:sz="0" w:val="nil"/>
-              <w:left w:color="000000" w:space="0" w:sz="0" w:val="nil"/>
-              <w:bottom w:color="808080" w:space="0" w:sz="6" w:val="single"/>
-              <w:right w:color="808080" w:space="0" w:sz="6" w:val="single"/>
-            </w:tcBorders>
-            <w:tcMar>
-              <w:top w:w="0.0" w:type="dxa"/>
-              <w:left w:w="100.0" w:type="dxa"/>
-              <w:bottom w:w="0.0" w:type="dxa"/>
-              <w:right w:w="100.0" w:type="dxa"/>
-            </w:tcMar>
-            <w:vAlign w:val="top"/>
-          </w:tcPr>
-          <w:p>
-            <w:pPr>
-              <w:rPr>
-                <w:rFonts w:ascii="Times New Roman" w:cs="Times New Roman" w:eastAsia="Times New Roman" w:hAnsi="Times New Roman"/>
-                <w:sz w:val="18"/>
-                <w:szCs w:val="18"/>
-              </w:rPr>
-            </w:pPr>
-            <w:r>
-              <w:rPr>
-                <w:rFonts w:ascii="Times New Roman" w:cs="Times New Roman" w:eastAsia="Times New Roman" w:hAnsi="Times New Roman"/>
-                <w:sz w:val="18"/>
-                <w:szCs w:val="18"/>
-                <w:rtl w:val="0"/>
-              </w:rPr>
-              <w:t xml:space="preserve">El sistema rechaza el alta e indica que el nick no está permitido.</w:t>
-            </w:r>
-          </w:p>
-        </w:tc>
-        <w:tc>
-          <w:tcPr>
-            <w:tcBorders>
-              <w:top w:color="000000" w:space="0" w:sz="0" w:val="nil"/>
-              <w:left w:color="000000" w:space="0" w:sz="0" w:val="nil"/>
-              <w:bottom w:color="808080" w:space="0" w:sz="6" w:val="single"/>
-              <w:right w:color="808080" w:space="0" w:sz="6" w:val="single"/>
-            </w:tcBorders>
-            <w:tcMar>
-              <w:top w:w="0.0" w:type="dxa"/>
-              <w:left w:w="100.0" w:type="dxa"/>
-              <w:bottom w:w="0.0" w:type="dxa"/>
-              <w:right w:w="100.0" w:type="dxa"/>
-            </w:tcMar>
-            <w:vAlign w:val="top"/>
-          </w:tcPr>
-          <w:p>
-            <w:pPr>
-              <w:rPr>
-                <w:rFonts w:ascii="Times New Roman" w:cs="Times New Roman" w:eastAsia="Times New Roman" w:hAnsi="Times New Roman"/>
-                <w:sz w:val="18"/>
-                <w:szCs w:val="18"/>
-              </w:rPr>
-            </w:pPr>
-            <w:r>
-              <w:rPr>
-                <w:rtl w:val="0"/>
-              </w:rPr>
-            </w:r>
-          </w:p>
-        </w:tc>
-      </w:tr>
-      <w:tr>
-        <w:trPr>
-          <w:cantSplit w:val="0"/>
-          <w:trHeight w:val="375" w:hRule="atLeast"/>
-          <w:tblHeader w:val="0"/>
-        </w:trPr>
-        <w:tc>
-          <w:tcPr>
-            <w:tcBorders>
-              <w:top w:color="000000" w:space="0" w:sz="0" w:val="nil"/>
-              <w:left w:color="808080" w:space="0" w:sz="6" w:val="single"/>
-              <w:bottom w:color="808080" w:space="0" w:sz="6" w:val="single"/>
-              <w:right w:color="808080" w:space="0" w:sz="6" w:val="single"/>
-            </w:tcBorders>
-            <w:tcMar>
-              <w:top w:w="0.0" w:type="dxa"/>
-              <w:left w:w="100.0" w:type="dxa"/>
-              <w:bottom w:w="0.0" w:type="dxa"/>
-              <w:right w:w="100.0" w:type="dxa"/>
-            </w:tcMar>
-            <w:vAlign w:val="top"/>
-          </w:tcPr>
-          <w:p>
-            <w:pPr>
-              <w:rPr>
-                <w:rFonts w:ascii="Times New Roman" w:cs="Times New Roman" w:eastAsia="Times New Roman" w:hAnsi="Times New Roman"/>
-                <w:sz w:val="18"/>
-                <w:szCs w:val="18"/>
-              </w:rPr>
-            </w:pPr>
-            <w:r>
-              <w:rPr>
-                <w:rFonts w:ascii="Times New Roman" w:cs="Times New Roman" w:eastAsia="Times New Roman" w:hAnsi="Times New Roman"/>
-                <w:sz w:val="18"/>
-                <w:szCs w:val="18"/>
-                <w:rtl w:val="0"/>
-              </w:rPr>
-              <w:t xml:space="preserve">CP-09</w:t>
-            </w:r>
-          </w:p>
-        </w:tc>
-        <w:tc>
-          <w:tcPr>
-            <w:tcBorders>
-              <w:top w:color="000000" w:space="0" w:sz="0" w:val="nil"/>
-              <w:left w:color="000000" w:space="0" w:sz="0" w:val="nil"/>
-              <w:bottom w:color="808080" w:space="0" w:sz="6" w:val="single"/>
-              <w:right w:color="808080" w:space="0" w:sz="6" w:val="single"/>
-            </w:tcBorders>
-            <w:tcMar>
-              <w:top w:w="0.0" w:type="dxa"/>
-              <w:left w:w="100.0" w:type="dxa"/>
-              <w:bottom w:w="0.0" w:type="dxa"/>
-              <w:right w:w="100.0" w:type="dxa"/>
-            </w:tcMar>
-            <w:vAlign w:val="top"/>
-          </w:tcPr>
-          <w:p>
-            <w:pPr>
-              <w:rPr>
-                <w:rFonts w:ascii="Times New Roman" w:cs="Times New Roman" w:eastAsia="Times New Roman" w:hAnsi="Times New Roman"/>
-                <w:sz w:val="18"/>
-                <w:szCs w:val="18"/>
-              </w:rPr>
-            </w:pPr>
-            <w:r>
-              <w:rPr>
-                <w:rFonts w:ascii="Times New Roman" w:cs="Times New Roman" w:eastAsia="Times New Roman" w:hAnsi="Times New Roman"/>
-                <w:sz w:val="18"/>
-                <w:szCs w:val="18"/>
-                <w:rtl w:val="0"/>
-              </w:rPr>
-              <w:t xml:space="preserve">Nick ya utilizado por otro usuario.</w:t>
-            </w:r>
-          </w:p>
-        </w:tc>
-        <w:tc>
-          <w:tcPr>
-            <w:tcBorders>
-              <w:top w:color="000000" w:space="0" w:sz="0" w:val="nil"/>
-              <w:left w:color="808080" w:space="0" w:sz="5" w:val="single"/>
-              <w:bottom w:color="808080" w:space="0" w:sz="5" w:val="single"/>
-              <w:right w:color="808080" w:space="0" w:sz="5" w:val="single"/>
-            </w:tcBorders>
-            <w:tcMar>
-              <w:top w:w="0.0" w:type="dxa"/>
-              <w:left w:w="100.0" w:type="dxa"/>
-              <w:bottom w:w="0.0" w:type="dxa"/>
-              <w:right w:w="100.0" w:type="dxa"/>
-            </w:tcMar>
-            <w:vAlign w:val="top"/>
-          </w:tcPr>
-          <w:p>
-            <w:pPr>
-              <w:rPr>
-                <w:rFonts w:ascii="Times New Roman" w:cs="Times New Roman" w:eastAsia="Times New Roman" w:hAnsi="Times New Roman"/>
-                <w:sz w:val="18"/>
-                <w:szCs w:val="18"/>
-              </w:rPr>
-            </w:pPr>
-            <w:r>
-              <w:rPr>
-                <w:rFonts w:ascii="Times New Roman" w:cs="Times New Roman" w:eastAsia="Times New Roman" w:hAnsi="Times New Roman"/>
-                <w:sz w:val="18"/>
-                <w:szCs w:val="18"/>
-                <w:rtl w:val="0"/>
-              </w:rPr>
-              <w:t xml:space="preserve">N6 . Nick ya utilizado por otro usuario.Resto de clases válidas aplicables a instructor.</w:t>
-            </w:r>
-          </w:p>
-        </w:tc>
-        <w:tc>
-          <w:tcPr>
-            <w:tcBorders>
-              <w:top w:color="000000" w:space="0" w:sz="0" w:val="nil"/>
-              <w:left w:color="000000" w:space="0" w:sz="0" w:val="nil"/>
-              <w:bottom w:color="808080" w:space="0" w:sz="6" w:val="single"/>
-              <w:right w:color="808080" w:space="0" w:sz="6" w:val="single"/>
-            </w:tcBorders>
-            <w:tcMar>
-              <w:top w:w="0.0" w:type="dxa"/>
-              <w:left w:w="100.0" w:type="dxa"/>
-              <w:bottom w:w="0.0" w:type="dxa"/>
-              <w:right w:w="100.0" w:type="dxa"/>
-            </w:tcMar>
-            <w:vAlign w:val="top"/>
-          </w:tcPr>
-          <w:p>
-            <w:pPr>
-              <w:rPr>
-                <w:rFonts w:ascii="Times New Roman" w:cs="Times New Roman" w:eastAsia="Times New Roman" w:hAnsi="Times New Roman"/>
-                <w:sz w:val="18"/>
-                <w:szCs w:val="18"/>
-              </w:rPr>
-            </w:pPr>
-            <w:r>
-              <w:rPr>
-                <w:rFonts w:ascii="Times New Roman" w:cs="Times New Roman" w:eastAsia="Times New Roman" w:hAnsi="Times New Roman"/>
-                <w:sz w:val="18"/>
-                <w:szCs w:val="18"/>
-                <w:rtl w:val="0"/>
-              </w:rPr>
-              <w:t xml:space="preserve">El sistema rechaza el alta e indica que el nick ya está en uso.</w:t>
-            </w:r>
-          </w:p>
-        </w:tc>
-        <w:tc>
-          <w:tcPr>
-            <w:tcBorders>
-              <w:top w:color="000000" w:space="0" w:sz="0" w:val="nil"/>
-              <w:left w:color="000000" w:space="0" w:sz="0" w:val="nil"/>
-              <w:bottom w:color="808080" w:space="0" w:sz="6" w:val="single"/>
-              <w:right w:color="808080" w:space="0" w:sz="6" w:val="single"/>
-            </w:tcBorders>
-            <w:tcMar>
-              <w:top w:w="0.0" w:type="dxa"/>
-              <w:left w:w="100.0" w:type="dxa"/>
-              <w:bottom w:w="0.0" w:type="dxa"/>
-              <w:right w:w="100.0" w:type="dxa"/>
-            </w:tcMar>
-            <w:vAlign w:val="top"/>
-          </w:tcPr>
-          <w:p>
-            <w:pPr>
-              <w:rPr>
-                <w:rFonts w:ascii="Times New Roman" w:cs="Times New Roman" w:eastAsia="Times New Roman" w:hAnsi="Times New Roman"/>
-                <w:sz w:val="18"/>
-                <w:szCs w:val="18"/>
-              </w:rPr>
-            </w:pPr>
-            <w:r>
-              <w:rPr>
-                <w:rtl w:val="0"/>
-              </w:rPr>
-            </w:r>
-          </w:p>
-        </w:tc>
-      </w:tr>
-      <w:tr>
-        <w:trPr>
-          <w:cantSplit w:val="0"/>
-          <w:trHeight w:val="375" w:hRule="atLeast"/>
-          <w:tblHeader w:val="0"/>
-        </w:trPr>
-        <w:tc>
-          <w:tcPr>
-            <w:tcBorders>
-              <w:top w:color="000000" w:space="0" w:sz="0" w:val="nil"/>
-              <w:left w:color="808080" w:space="0" w:sz="6" w:val="single"/>
-              <w:bottom w:color="808080" w:space="0" w:sz="6" w:val="single"/>
-              <w:right w:color="808080" w:space="0" w:sz="6" w:val="single"/>
-            </w:tcBorders>
-            <w:tcMar>
-              <w:top w:w="0.0" w:type="dxa"/>
-              <w:left w:w="100.0" w:type="dxa"/>
-              <w:bottom w:w="0.0" w:type="dxa"/>
-              <w:right w:w="100.0" w:type="dxa"/>
-            </w:tcMar>
-            <w:vAlign w:val="top"/>
-          </w:tcPr>
-          <w:p>
-            <w:pPr>
-              <w:rPr>
-                <w:rFonts w:ascii="Times New Roman" w:cs="Times New Roman" w:eastAsia="Times New Roman" w:hAnsi="Times New Roman"/>
-                <w:sz w:val="18"/>
-                <w:szCs w:val="18"/>
-              </w:rPr>
-            </w:pPr>
-            <w:r>
-              <w:rPr>
-                <w:rFonts w:ascii="Times New Roman" w:cs="Times New Roman" w:eastAsia="Times New Roman" w:hAnsi="Times New Roman"/>
-                <w:sz w:val="18"/>
-                <w:szCs w:val="18"/>
-                <w:rtl w:val="0"/>
-              </w:rPr>
-              <w:t xml:space="preserve">CP-10</w:t>
-            </w:r>
-          </w:p>
-        </w:tc>
-        <w:tc>
-          <w:tcPr>
-            <w:tcBorders>
-              <w:top w:color="000000" w:space="0" w:sz="0" w:val="nil"/>
-              <w:left w:color="000000" w:space="0" w:sz="0" w:val="nil"/>
-              <w:bottom w:color="808080" w:space="0" w:sz="6" w:val="single"/>
-              <w:right w:color="808080" w:space="0" w:sz="6" w:val="single"/>
-            </w:tcBorders>
-            <w:tcMar>
-              <w:top w:w="0.0" w:type="dxa"/>
-              <w:left w:w="100.0" w:type="dxa"/>
-              <w:bottom w:w="0.0" w:type="dxa"/>
-              <w:right w:w="100.0" w:type="dxa"/>
-            </w:tcMar>
-            <w:vAlign w:val="top"/>
-          </w:tcPr>
-          <w:p>
-            <w:pPr>
-              <w:rPr>
-                <w:rFonts w:ascii="Times New Roman" w:cs="Times New Roman" w:eastAsia="Times New Roman" w:hAnsi="Times New Roman"/>
-                <w:sz w:val="18"/>
-                <w:szCs w:val="18"/>
-              </w:rPr>
-            </w:pPr>
-            <w:r>
-              <w:rPr>
-                <w:rFonts w:ascii="Times New Roman" w:cs="Times New Roman" w:eastAsia="Times New Roman" w:hAnsi="Times New Roman"/>
-                <w:sz w:val="18"/>
-                <w:szCs w:val="18"/>
-                <w:rtl w:val="0"/>
-              </w:rPr>
-              <w:t xml:space="preserve">Nombre completo vacío.</w:t>
-            </w:r>
-          </w:p>
-        </w:tc>
-        <w:tc>
-          <w:tcPr>
-            <w:tcBorders>
-              <w:top w:color="000000" w:space="0" w:sz="0" w:val="nil"/>
-              <w:left w:color="808080" w:space="0" w:sz="5" w:val="single"/>
-              <w:bottom w:color="808080" w:space="0" w:sz="5" w:val="single"/>
-              <w:right w:color="808080" w:space="0" w:sz="5" w:val="single"/>
-            </w:tcBorders>
-            <w:tcMar>
-              <w:top w:w="0.0" w:type="dxa"/>
-              <w:left w:w="100.0" w:type="dxa"/>
-              <w:bottom w:w="0.0" w:type="dxa"/>
-              <w:right w:w="100.0" w:type="dxa"/>
-            </w:tcMar>
-            <w:vAlign w:val="top"/>
-          </w:tcPr>
-          <w:p>
-            <w:pPr>
-              <w:rPr>
-                <w:rFonts w:ascii="Times New Roman" w:cs="Times New Roman" w:eastAsia="Times New Roman" w:hAnsi="Times New Roman"/>
-                <w:sz w:val="18"/>
-                <w:szCs w:val="18"/>
-              </w:rPr>
-            </w:pPr>
-            <w:r>
-              <w:rPr>
-                <w:rFonts w:ascii="Times New Roman" w:cs="Times New Roman" w:eastAsia="Times New Roman" w:hAnsi="Times New Roman"/>
-                <w:sz w:val="18"/>
-                <w:szCs w:val="18"/>
-                <w:rtl w:val="0"/>
-              </w:rPr>
-              <w:t xml:space="preserve">N7 . Nombre completo vacío.Resto de clases válidas aplicables a instructor.</w:t>
-            </w:r>
-          </w:p>
-        </w:tc>
-        <w:tc>
-          <w:tcPr>
-            <w:tcBorders>
-              <w:top w:color="000000" w:space="0" w:sz="0" w:val="nil"/>
-              <w:left w:color="000000" w:space="0" w:sz="0" w:val="nil"/>
-              <w:bottom w:color="808080" w:space="0" w:sz="6" w:val="single"/>
-              <w:right w:color="808080" w:space="0" w:sz="6" w:val="single"/>
-            </w:tcBorders>
-            <w:tcMar>
-              <w:top w:w="0.0" w:type="dxa"/>
-              <w:left w:w="100.0" w:type="dxa"/>
-              <w:bottom w:w="0.0" w:type="dxa"/>
-              <w:right w:w="100.0" w:type="dxa"/>
-            </w:tcMar>
-            <w:vAlign w:val="top"/>
-          </w:tcPr>
-          <w:p>
-            <w:pPr>
-              <w:rPr>
-                <w:rFonts w:ascii="Times New Roman" w:cs="Times New Roman" w:eastAsia="Times New Roman" w:hAnsi="Times New Roman"/>
-                <w:sz w:val="18"/>
-                <w:szCs w:val="18"/>
-              </w:rPr>
-            </w:pPr>
-            <w:r>
-              <w:rPr>
-                <w:rFonts w:ascii="Times New Roman" w:cs="Times New Roman" w:eastAsia="Times New Roman" w:hAnsi="Times New Roman"/>
-                <w:sz w:val="18"/>
-                <w:szCs w:val="18"/>
-                <w:rtl w:val="0"/>
-              </w:rPr>
-              <w:t xml:space="preserve">El sistema rechaza el alta e indica que el nombre completo es obligatorio.</w:t>
-            </w:r>
-          </w:p>
-        </w:tc>
-        <w:tc>
-          <w:tcPr>
-            <w:tcBorders>
-              <w:top w:color="000000" w:space="0" w:sz="0" w:val="nil"/>
-              <w:left w:color="000000" w:space="0" w:sz="0" w:val="nil"/>
-              <w:bottom w:color="808080" w:space="0" w:sz="6" w:val="single"/>
-              <w:right w:color="808080" w:space="0" w:sz="6" w:val="single"/>
-            </w:tcBorders>
-            <w:tcMar>
-              <w:top w:w="0.0" w:type="dxa"/>
-              <w:left w:w="100.0" w:type="dxa"/>
-              <w:bottom w:w="0.0" w:type="dxa"/>
-              <w:right w:w="100.0" w:type="dxa"/>
-            </w:tcMar>
-            <w:vAlign w:val="top"/>
-          </w:tcPr>
-          <w:p>
-            <w:pPr>
-              <w:rPr>
-                <w:rFonts w:ascii="Times New Roman" w:cs="Times New Roman" w:eastAsia="Times New Roman" w:hAnsi="Times New Roman"/>
-                <w:sz w:val="18"/>
-                <w:szCs w:val="18"/>
-              </w:rPr>
-            </w:pPr>
-            <w:r>
-              <w:rPr>
-                <w:rtl w:val="0"/>
-              </w:rPr>
-            </w:r>
-          </w:p>
-        </w:tc>
-      </w:tr>
-      <w:tr>
-        <w:trPr>
-          <w:cantSplit w:val="0"/>
-          <w:trHeight w:val="498.1640625" w:hRule="atLeast"/>
-          <w:tblHeader w:val="0"/>
-        </w:trPr>
-        <w:tc>
-          <w:tcPr>
-            <w:tcBorders>
-              <w:top w:color="000000" w:space="0" w:sz="0" w:val="nil"/>
-              <w:left w:color="808080" w:space="0" w:sz="6" w:val="single"/>
-              <w:bottom w:color="808080" w:space="0" w:sz="6" w:val="single"/>
-              <w:right w:color="808080" w:space="0" w:sz="6" w:val="single"/>
-            </w:tcBorders>
-            <w:tcMar>
-              <w:top w:w="0.0" w:type="dxa"/>
-              <w:left w:w="100.0" w:type="dxa"/>
-              <w:bottom w:w="0.0" w:type="dxa"/>
-              <w:right w:w="100.0" w:type="dxa"/>
-            </w:tcMar>
-            <w:vAlign w:val="top"/>
-          </w:tcPr>
-          <w:p>
-            <w:pPr>
-              <w:rPr>
-                <w:rFonts w:ascii="Times New Roman" w:cs="Times New Roman" w:eastAsia="Times New Roman" w:hAnsi="Times New Roman"/>
-                <w:sz w:val="18"/>
-                <w:szCs w:val="18"/>
-              </w:rPr>
-            </w:pPr>
-            <w:r>
-              <w:rPr>
-                <w:rFonts w:ascii="Times New Roman" w:cs="Times New Roman" w:eastAsia="Times New Roman" w:hAnsi="Times New Roman"/>
-                <w:sz w:val="18"/>
-                <w:szCs w:val="18"/>
-                <w:rtl w:val="0"/>
-              </w:rPr>
-              <w:t xml:space="preserve">CP-11</w:t>
-            </w:r>
-          </w:p>
-        </w:tc>
-        <w:tc>
-          <w:tcPr>
-            <w:tcBorders>
-              <w:top w:color="000000" w:space="0" w:sz="0" w:val="nil"/>
-              <w:left w:color="000000" w:space="0" w:sz="0" w:val="nil"/>
-              <w:bottom w:color="808080" w:space="0" w:sz="6" w:val="single"/>
-              <w:right w:color="808080" w:space="0" w:sz="6" w:val="single"/>
-            </w:tcBorders>
-            <w:tcMar>
-              <w:top w:w="0.0" w:type="dxa"/>
-              <w:left w:w="100.0" w:type="dxa"/>
-              <w:bottom w:w="0.0" w:type="dxa"/>
-              <w:right w:w="100.0" w:type="dxa"/>
-            </w:tcMar>
-            <w:vAlign w:val="top"/>
-          </w:tcPr>
-          <w:p>
-            <w:pPr>
-              <w:rPr>
-                <w:rFonts w:ascii="Times New Roman" w:cs="Times New Roman" w:eastAsia="Times New Roman" w:hAnsi="Times New Roman"/>
-                <w:sz w:val="18"/>
-                <w:szCs w:val="18"/>
-              </w:rPr>
-            </w:pPr>
-            <w:r>
-              <w:rPr>
-                <w:rFonts w:ascii="Times New Roman" w:cs="Times New Roman" w:eastAsia="Times New Roman" w:hAnsi="Times New Roman"/>
-                <w:sz w:val="18"/>
-                <w:szCs w:val="18"/>
-                <w:rtl w:val="0"/>
-              </w:rPr>
-              <w:t xml:space="preserve">Correo vacío.</w:t>
-            </w:r>
-          </w:p>
-        </w:tc>
-        <w:tc>
-          <w:tcPr>
-            <w:tcBorders>
-              <w:top w:color="000000" w:space="0" w:sz="0" w:val="nil"/>
-              <w:left w:color="808080" w:space="0" w:sz="5" w:val="single"/>
-              <w:bottom w:color="808080" w:space="0" w:sz="5" w:val="single"/>
-              <w:right w:color="808080" w:space="0" w:sz="5" w:val="single"/>
-            </w:tcBorders>
-            <w:tcMar>
-              <w:top w:w="0.0" w:type="dxa"/>
-              <w:left w:w="100.0" w:type="dxa"/>
-              <w:bottom w:w="0.0" w:type="dxa"/>
-              <w:right w:w="100.0" w:type="dxa"/>
-            </w:tcMar>
-            <w:vAlign w:val="top"/>
-          </w:tcPr>
-          <w:p>
-            <w:pPr>
-              <w:rPr>
-                <w:rFonts w:ascii="Times New Roman" w:cs="Times New Roman" w:eastAsia="Times New Roman" w:hAnsi="Times New Roman"/>
-                <w:sz w:val="18"/>
-                <w:szCs w:val="18"/>
-              </w:rPr>
-            </w:pPr>
-            <w:r>
-              <w:rPr>
-                <w:rFonts w:ascii="Times New Roman" w:cs="Times New Roman" w:eastAsia="Times New Roman" w:hAnsi="Times New Roman"/>
-                <w:sz w:val="18"/>
-                <w:szCs w:val="18"/>
-                <w:rtl w:val="0"/>
-              </w:rPr>
-              <w:t xml:space="preserve">N8 . Correo vacío.Resto de clases válidas aplicables a instructor.</w:t>
-            </w:r>
-          </w:p>
-        </w:tc>
-        <w:tc>
-          <w:tcPr>
-            <w:tcBorders>
-              <w:top w:color="000000" w:space="0" w:sz="0" w:val="nil"/>
-              <w:left w:color="000000" w:space="0" w:sz="0" w:val="nil"/>
-              <w:bottom w:color="808080" w:space="0" w:sz="6" w:val="single"/>
-              <w:right w:color="808080" w:space="0" w:sz="6" w:val="single"/>
-            </w:tcBorders>
-            <w:tcMar>
-              <w:top w:w="0.0" w:type="dxa"/>
-              <w:left w:w="100.0" w:type="dxa"/>
-              <w:bottom w:w="0.0" w:type="dxa"/>
-              <w:right w:w="100.0" w:type="dxa"/>
-            </w:tcMar>
-            <w:vAlign w:val="top"/>
-          </w:tcPr>
-          <w:p>
-            <w:pPr>
-              <w:rPr>
-                <w:rFonts w:ascii="Times New Roman" w:cs="Times New Roman" w:eastAsia="Times New Roman" w:hAnsi="Times New Roman"/>
-                <w:sz w:val="18"/>
-                <w:szCs w:val="18"/>
-              </w:rPr>
-            </w:pPr>
-            <w:r>
-              <w:rPr>
-                <w:rFonts w:ascii="Times New Roman" w:cs="Times New Roman" w:eastAsia="Times New Roman" w:hAnsi="Times New Roman"/>
-                <w:sz w:val="18"/>
-                <w:szCs w:val="18"/>
-                <w:rtl w:val="0"/>
-              </w:rPr>
-              <w:t xml:space="preserve">El sistema rechaza el alta e indica que el correo electrónico es obligatorio.</w:t>
-            </w:r>
-          </w:p>
-        </w:tc>
-        <w:tc>
-          <w:tcPr>
-            <w:tcBorders>
-              <w:top w:color="000000" w:space="0" w:sz="0" w:val="nil"/>
-              <w:left w:color="000000" w:space="0" w:sz="0" w:val="nil"/>
-              <w:bottom w:color="808080" w:space="0" w:sz="6" w:val="single"/>
-              <w:right w:color="808080" w:space="0" w:sz="6" w:val="single"/>
-            </w:tcBorders>
-            <w:tcMar>
-              <w:top w:w="0.0" w:type="dxa"/>
-              <w:left w:w="100.0" w:type="dxa"/>
-              <w:bottom w:w="0.0" w:type="dxa"/>
-              <w:right w:w="100.0" w:type="dxa"/>
-            </w:tcMar>
-            <w:vAlign w:val="top"/>
-          </w:tcPr>
-          <w:p>
-            <w:pPr>
-              <w:rPr>
-                <w:rFonts w:ascii="Times New Roman" w:cs="Times New Roman" w:eastAsia="Times New Roman" w:hAnsi="Times New Roman"/>
-                <w:sz w:val="18"/>
-                <w:szCs w:val="18"/>
-              </w:rPr>
-            </w:pPr>
-            <w:r>
-              <w:rPr>
-                <w:rtl w:val="0"/>
-              </w:rPr>
-            </w:r>
-          </w:p>
-        </w:tc>
-      </w:tr>
-      <w:tr>
-        <w:trPr>
-          <w:cantSplit w:val="0"/>
-          <w:trHeight w:val="555" w:hRule="atLeast"/>
-          <w:tblHeader w:val="0"/>
-        </w:trPr>
-        <w:tc>
-          <w:tcPr>
-            <w:tcBorders>
-              <w:top w:color="000000" w:space="0" w:sz="0" w:val="nil"/>
-              <w:left w:color="808080" w:space="0" w:sz="6" w:val="single"/>
-              <w:bottom w:color="808080" w:space="0" w:sz="6" w:val="single"/>
-              <w:right w:color="808080" w:space="0" w:sz="6" w:val="single"/>
-            </w:tcBorders>
-            <w:tcMar>
-              <w:top w:w="0.0" w:type="dxa"/>
-              <w:left w:w="100.0" w:type="dxa"/>
-              <w:bottom w:w="0.0" w:type="dxa"/>
-              <w:right w:w="100.0" w:type="dxa"/>
-            </w:tcMar>
-            <w:vAlign w:val="top"/>
-          </w:tcPr>
-          <w:p>
-            <w:pPr>
-              <w:rPr>
-                <w:rFonts w:ascii="Times New Roman" w:cs="Times New Roman" w:eastAsia="Times New Roman" w:hAnsi="Times New Roman"/>
-                <w:sz w:val="18"/>
-                <w:szCs w:val="18"/>
-              </w:rPr>
-            </w:pPr>
-            <w:r>
-              <w:rPr>
-                <w:rFonts w:ascii="Times New Roman" w:cs="Times New Roman" w:eastAsia="Times New Roman" w:hAnsi="Times New Roman"/>
-                <w:sz w:val="18"/>
-                <w:szCs w:val="18"/>
-                <w:rtl w:val="0"/>
-              </w:rPr>
-              <w:t xml:space="preserve">CP-12</w:t>
-            </w:r>
-          </w:p>
-        </w:tc>
-        <w:tc>
-          <w:tcPr>
-            <w:tcBorders>
-              <w:top w:color="000000" w:space="0" w:sz="0" w:val="nil"/>
-              <w:left w:color="000000" w:space="0" w:sz="0" w:val="nil"/>
-              <w:bottom w:color="808080" w:space="0" w:sz="6" w:val="single"/>
-              <w:right w:color="808080" w:space="0" w:sz="6" w:val="single"/>
-            </w:tcBorders>
-            <w:tcMar>
-              <w:top w:w="0.0" w:type="dxa"/>
-              <w:left w:w="100.0" w:type="dxa"/>
-              <w:bottom w:w="0.0" w:type="dxa"/>
-              <w:right w:w="100.0" w:type="dxa"/>
-            </w:tcMar>
-            <w:vAlign w:val="top"/>
-          </w:tcPr>
-          <w:p>
-            <w:pPr>
-              <w:rPr>
-                <w:rFonts w:ascii="Times New Roman" w:cs="Times New Roman" w:eastAsia="Times New Roman" w:hAnsi="Times New Roman"/>
-                <w:sz w:val="18"/>
-                <w:szCs w:val="18"/>
-              </w:rPr>
-            </w:pPr>
-            <w:r>
-              <w:rPr>
-                <w:rFonts w:ascii="Times New Roman" w:cs="Times New Roman" w:eastAsia="Times New Roman" w:hAnsi="Times New Roman"/>
-                <w:sz w:val="18"/>
-                <w:szCs w:val="18"/>
-                <w:rtl w:val="0"/>
-              </w:rPr>
-              <w:t xml:space="preserve">Correo con formato incorrecto.</w:t>
-            </w:r>
-          </w:p>
-        </w:tc>
-        <w:tc>
-          <w:tcPr>
-            <w:tcBorders>
-              <w:top w:color="000000" w:space="0" w:sz="0" w:val="nil"/>
-              <w:left w:color="808080" w:space="0" w:sz="5" w:val="single"/>
-              <w:bottom w:color="808080" w:space="0" w:sz="5" w:val="single"/>
-              <w:right w:color="808080" w:space="0" w:sz="5" w:val="single"/>
-            </w:tcBorders>
-            <w:tcMar>
-              <w:top w:w="0.0" w:type="dxa"/>
-              <w:left w:w="100.0" w:type="dxa"/>
-              <w:bottom w:w="0.0" w:type="dxa"/>
-              <w:right w:w="100.0" w:type="dxa"/>
-            </w:tcMar>
-            <w:vAlign w:val="top"/>
-          </w:tcPr>
-          <w:p>
-            <w:pPr>
-              <w:rPr>
-                <w:rFonts w:ascii="Times New Roman" w:cs="Times New Roman" w:eastAsia="Times New Roman" w:hAnsi="Times New Roman"/>
-                <w:sz w:val="18"/>
-                <w:szCs w:val="18"/>
-              </w:rPr>
-            </w:pPr>
-            <w:r>
-              <w:rPr>
-                <w:rFonts w:ascii="Times New Roman" w:cs="Times New Roman" w:eastAsia="Times New Roman" w:hAnsi="Times New Roman"/>
-                <w:sz w:val="18"/>
-                <w:szCs w:val="18"/>
-                <w:rtl w:val="0"/>
-              </w:rPr>
-              <w:t xml:space="preserve">N9 . Correo con formato incorrecto.Resto de clases válidas aplicables a instructor.</w:t>
-            </w:r>
-          </w:p>
-        </w:tc>
-        <w:tc>
-          <w:tcPr>
-            <w:tcBorders>
-              <w:top w:color="000000" w:space="0" w:sz="0" w:val="nil"/>
-              <w:left w:color="000000" w:space="0" w:sz="0" w:val="nil"/>
-              <w:bottom w:color="808080" w:space="0" w:sz="6" w:val="single"/>
-              <w:right w:color="808080" w:space="0" w:sz="6" w:val="single"/>
-            </w:tcBorders>
-            <w:tcMar>
-              <w:top w:w="0.0" w:type="dxa"/>
-              <w:left w:w="100.0" w:type="dxa"/>
-              <w:bottom w:w="0.0" w:type="dxa"/>
-              <w:right w:w="100.0" w:type="dxa"/>
-            </w:tcMar>
-            <w:vAlign w:val="top"/>
-          </w:tcPr>
-          <w:p>
-            <w:pPr>
-              <w:rPr>
-                <w:rFonts w:ascii="Times New Roman" w:cs="Times New Roman" w:eastAsia="Times New Roman" w:hAnsi="Times New Roman"/>
-                <w:sz w:val="18"/>
-                <w:szCs w:val="18"/>
-              </w:rPr>
-            </w:pPr>
-            <w:r>
-              <w:rPr>
-                <w:rFonts w:ascii="Times New Roman" w:cs="Times New Roman" w:eastAsia="Times New Roman" w:hAnsi="Times New Roman"/>
-                <w:sz w:val="18"/>
-                <w:szCs w:val="18"/>
-                <w:rtl w:val="0"/>
-              </w:rPr>
-              <w:t xml:space="preserve">El sistema rechaza el alta e indica que el formato del correo electrónico no es válido.</w:t>
-            </w:r>
-          </w:p>
-        </w:tc>
-        <w:tc>
-          <w:tcPr>
-            <w:tcBorders>
-              <w:top w:color="000000" w:space="0" w:sz="0" w:val="nil"/>
-              <w:left w:color="000000" w:space="0" w:sz="0" w:val="nil"/>
-              <w:bottom w:color="808080" w:space="0" w:sz="6" w:val="single"/>
-              <w:right w:color="808080" w:space="0" w:sz="6" w:val="single"/>
-            </w:tcBorders>
-            <w:tcMar>
-              <w:top w:w="0.0" w:type="dxa"/>
-              <w:left w:w="100.0" w:type="dxa"/>
-              <w:bottom w:w="0.0" w:type="dxa"/>
-              <w:right w:w="100.0" w:type="dxa"/>
-            </w:tcMar>
-            <w:vAlign w:val="top"/>
-          </w:tcPr>
-          <w:p>
-            <w:pPr>
-              <w:rPr>
-                <w:rFonts w:ascii="Times New Roman" w:cs="Times New Roman" w:eastAsia="Times New Roman" w:hAnsi="Times New Roman"/>
-                <w:sz w:val="18"/>
-                <w:szCs w:val="18"/>
-              </w:rPr>
-            </w:pPr>
-            <w:r>
-              <w:rPr>
-                <w:rtl w:val="0"/>
-              </w:rPr>
-            </w:r>
-          </w:p>
-        </w:tc>
-      </w:tr>
-      <w:tr>
-        <w:trPr>
-          <w:cantSplit w:val="0"/>
-          <w:trHeight w:val="555" w:hRule="atLeast"/>
-          <w:tblHeader w:val="0"/>
-        </w:trPr>
-        <w:tc>
-          <w:tcPr>
-            <w:tcBorders>
-              <w:top w:color="000000" w:space="0" w:sz="0" w:val="nil"/>
-              <w:left w:color="808080" w:space="0" w:sz="6" w:val="single"/>
-              <w:bottom w:color="808080" w:space="0" w:sz="6" w:val="single"/>
-              <w:right w:color="808080" w:space="0" w:sz="6" w:val="single"/>
-            </w:tcBorders>
-            <w:tcMar>
-              <w:top w:w="0.0" w:type="dxa"/>
-              <w:left w:w="100.0" w:type="dxa"/>
-              <w:bottom w:w="0.0" w:type="dxa"/>
-              <w:right w:w="100.0" w:type="dxa"/>
-            </w:tcMar>
-            <w:vAlign w:val="top"/>
-          </w:tcPr>
-          <w:p>
-            <w:pPr>
-              <w:rPr>
-                <w:rFonts w:ascii="Times New Roman" w:cs="Times New Roman" w:eastAsia="Times New Roman" w:hAnsi="Times New Roman"/>
-                <w:sz w:val="18"/>
-                <w:szCs w:val="18"/>
-              </w:rPr>
-            </w:pPr>
-            <w:r>
-              <w:rPr>
-                <w:rFonts w:ascii="Times New Roman" w:cs="Times New Roman" w:eastAsia="Times New Roman" w:hAnsi="Times New Roman"/>
-                <w:sz w:val="18"/>
-                <w:szCs w:val="18"/>
-                <w:rtl w:val="0"/>
-              </w:rPr>
-              <w:t xml:space="preserve">CP-13</w:t>
-            </w:r>
-          </w:p>
-        </w:tc>
-        <w:tc>
-          <w:tcPr>
-            <w:tcBorders>
-              <w:top w:color="000000" w:space="0" w:sz="0" w:val="nil"/>
-              <w:left w:color="000000" w:space="0" w:sz="0" w:val="nil"/>
-              <w:bottom w:color="808080" w:space="0" w:sz="6" w:val="single"/>
-              <w:right w:color="808080" w:space="0" w:sz="6" w:val="single"/>
-            </w:tcBorders>
-            <w:tcMar>
-              <w:top w:w="0.0" w:type="dxa"/>
-              <w:left w:w="100.0" w:type="dxa"/>
-              <w:bottom w:w="0.0" w:type="dxa"/>
-              <w:right w:w="100.0" w:type="dxa"/>
-            </w:tcMar>
-            <w:vAlign w:val="top"/>
-          </w:tcPr>
-          <w:p>
-            <w:pPr>
-              <w:rPr>
-                <w:rFonts w:ascii="Times New Roman" w:cs="Times New Roman" w:eastAsia="Times New Roman" w:hAnsi="Times New Roman"/>
-                <w:sz w:val="18"/>
-                <w:szCs w:val="18"/>
-              </w:rPr>
-            </w:pPr>
-            <w:r>
-              <w:rPr>
-                <w:rFonts w:ascii="Times New Roman" w:cs="Times New Roman" w:eastAsia="Times New Roman" w:hAnsi="Times New Roman"/>
-                <w:sz w:val="18"/>
-                <w:szCs w:val="18"/>
-                <w:rtl w:val="0"/>
-              </w:rPr>
-              <w:t xml:space="preserve">Correo ya registrado.</w:t>
-            </w:r>
-          </w:p>
-        </w:tc>
-        <w:tc>
-          <w:tcPr>
-            <w:tcBorders>
-              <w:top w:color="000000" w:space="0" w:sz="0" w:val="nil"/>
-              <w:left w:color="808080" w:space="0" w:sz="5" w:val="single"/>
-              <w:bottom w:color="808080" w:space="0" w:sz="5" w:val="single"/>
-              <w:right w:color="808080" w:space="0" w:sz="5" w:val="single"/>
-            </w:tcBorders>
-            <w:tcMar>
-              <w:top w:w="0.0" w:type="dxa"/>
-              <w:left w:w="100.0" w:type="dxa"/>
-              <w:bottom w:w="0.0" w:type="dxa"/>
-              <w:right w:w="100.0" w:type="dxa"/>
-            </w:tcMar>
-            <w:vAlign w:val="top"/>
-          </w:tcPr>
-          <w:p>
-            <w:pPr>
-              <w:rPr>
-                <w:rFonts w:ascii="Times New Roman" w:cs="Times New Roman" w:eastAsia="Times New Roman" w:hAnsi="Times New Roman"/>
-                <w:sz w:val="18"/>
-                <w:szCs w:val="18"/>
-              </w:rPr>
-            </w:pPr>
-            <w:r>
-              <w:rPr>
-                <w:rFonts w:ascii="Times New Roman" w:cs="Times New Roman" w:eastAsia="Times New Roman" w:hAnsi="Times New Roman"/>
-                <w:sz w:val="18"/>
-                <w:szCs w:val="18"/>
-                <w:rtl w:val="0"/>
-              </w:rPr>
-              <w:t xml:space="preserve">N10 . Correo ya registrado.Resto de clases válidas aplicables a instructor.</w:t>
-            </w:r>
-          </w:p>
-        </w:tc>
-        <w:tc>
-          <w:tcPr>
-            <w:tcBorders>
-              <w:top w:color="000000" w:space="0" w:sz="0" w:val="nil"/>
-              <w:left w:color="000000" w:space="0" w:sz="0" w:val="nil"/>
-              <w:bottom w:color="808080" w:space="0" w:sz="6" w:val="single"/>
-              <w:right w:color="808080" w:space="0" w:sz="6" w:val="single"/>
-            </w:tcBorders>
-            <w:tcMar>
-              <w:top w:w="0.0" w:type="dxa"/>
-              <w:left w:w="100.0" w:type="dxa"/>
-              <w:bottom w:w="0.0" w:type="dxa"/>
-              <w:right w:w="100.0" w:type="dxa"/>
-            </w:tcMar>
-            <w:vAlign w:val="top"/>
-          </w:tcPr>
-          <w:p>
-            <w:pPr>
-              <w:rPr>
-                <w:rFonts w:ascii="Times New Roman" w:cs="Times New Roman" w:eastAsia="Times New Roman" w:hAnsi="Times New Roman"/>
-                <w:sz w:val="18"/>
-                <w:szCs w:val="18"/>
-              </w:rPr>
-            </w:pPr>
-            <w:r>
-              <w:rPr>
-                <w:rFonts w:ascii="Times New Roman" w:cs="Times New Roman" w:eastAsia="Times New Roman" w:hAnsi="Times New Roman"/>
-                <w:sz w:val="18"/>
-                <w:szCs w:val="18"/>
-                <w:rtl w:val="0"/>
-              </w:rPr>
-              <w:t xml:space="preserve">El sistema rechaza el alta e indica que el correo electrónico ya está registrado.</w:t>
-            </w:r>
-          </w:p>
-        </w:tc>
-        <w:tc>
-          <w:tcPr>
-            <w:tcBorders>
-              <w:top w:color="000000" w:space="0" w:sz="0" w:val="nil"/>
-              <w:left w:color="000000" w:space="0" w:sz="0" w:val="nil"/>
-              <w:bottom w:color="808080" w:space="0" w:sz="6" w:val="single"/>
-              <w:right w:color="808080" w:space="0" w:sz="6" w:val="single"/>
-            </w:tcBorders>
-            <w:tcMar>
-              <w:top w:w="0.0" w:type="dxa"/>
-              <w:left w:w="100.0" w:type="dxa"/>
-              <w:bottom w:w="0.0" w:type="dxa"/>
-              <w:right w:w="100.0" w:type="dxa"/>
-            </w:tcMar>
-            <w:vAlign w:val="top"/>
-          </w:tcPr>
-          <w:p>
-            <w:pPr>
-              <w:rPr>
-                <w:rFonts w:ascii="Times New Roman" w:cs="Times New Roman" w:eastAsia="Times New Roman" w:hAnsi="Times New Roman"/>
-                <w:sz w:val="18"/>
-                <w:szCs w:val="18"/>
-              </w:rPr>
-            </w:pPr>
-            <w:r>
-              <w:rPr>
-                <w:rtl w:val="0"/>
-              </w:rPr>
-            </w:r>
-          </w:p>
-        </w:tc>
-      </w:tr>
-      <w:tr>
-        <w:trPr>
-          <w:cantSplit w:val="0"/>
-          <w:trHeight w:val="375" w:hRule="atLeast"/>
-          <w:tblHeader w:val="0"/>
-        </w:trPr>
-        <w:tc>
-          <w:tcPr>
-            <w:tcBorders>
-              <w:top w:color="000000" w:space="0" w:sz="0" w:val="nil"/>
-              <w:left w:color="808080" w:space="0" w:sz="6" w:val="single"/>
-              <w:bottom w:color="808080" w:space="0" w:sz="6" w:val="single"/>
-              <w:right w:color="808080" w:space="0" w:sz="6" w:val="single"/>
-            </w:tcBorders>
-            <w:tcMar>
-              <w:top w:w="0.0" w:type="dxa"/>
-              <w:left w:w="100.0" w:type="dxa"/>
-              <w:bottom w:w="0.0" w:type="dxa"/>
-              <w:right w:w="100.0" w:type="dxa"/>
-            </w:tcMar>
-            <w:vAlign w:val="top"/>
-          </w:tcPr>
-          <w:p>
-            <w:pPr>
-              <w:rPr>
-                <w:rFonts w:ascii="Times New Roman" w:cs="Times New Roman" w:eastAsia="Times New Roman" w:hAnsi="Times New Roman"/>
-                <w:sz w:val="18"/>
-                <w:szCs w:val="18"/>
-              </w:rPr>
-            </w:pPr>
-            <w:r>
-              <w:rPr>
-                <w:rFonts w:ascii="Times New Roman" w:cs="Times New Roman" w:eastAsia="Times New Roman" w:hAnsi="Times New Roman"/>
-                <w:sz w:val="18"/>
-                <w:szCs w:val="18"/>
-                <w:rtl w:val="0"/>
-              </w:rPr>
-              <w:t xml:space="preserve">CP-14</w:t>
-            </w:r>
-          </w:p>
-        </w:tc>
-        <w:tc>
-          <w:tcPr>
-            <w:tcBorders>
-              <w:top w:color="000000" w:space="0" w:sz="0" w:val="nil"/>
-              <w:left w:color="000000" w:space="0" w:sz="0" w:val="nil"/>
-              <w:bottom w:color="808080" w:space="0" w:sz="6" w:val="single"/>
-              <w:right w:color="808080" w:space="0" w:sz="6" w:val="single"/>
-            </w:tcBorders>
-            <w:tcMar>
-              <w:top w:w="0.0" w:type="dxa"/>
-              <w:left w:w="100.0" w:type="dxa"/>
-              <w:bottom w:w="0.0" w:type="dxa"/>
-              <w:right w:w="100.0" w:type="dxa"/>
-            </w:tcMar>
-            <w:vAlign w:val="top"/>
-          </w:tcPr>
-          <w:p>
-            <w:pPr>
-              <w:rPr>
-                <w:rFonts w:ascii="Times New Roman" w:cs="Times New Roman" w:eastAsia="Times New Roman" w:hAnsi="Times New Roman"/>
-                <w:sz w:val="18"/>
-                <w:szCs w:val="18"/>
-              </w:rPr>
-            </w:pPr>
-            <w:r>
-              <w:rPr>
-                <w:rFonts w:ascii="Times New Roman" w:cs="Times New Roman" w:eastAsia="Times New Roman" w:hAnsi="Times New Roman"/>
-                <w:sz w:val="18"/>
-                <w:szCs w:val="18"/>
-                <w:rtl w:val="0"/>
-              </w:rPr>
-              <w:t xml:space="preserve">Contraseña vacía.</w:t>
-            </w:r>
-          </w:p>
-        </w:tc>
-        <w:tc>
-          <w:tcPr>
-            <w:tcBorders>
-              <w:top w:color="000000" w:space="0" w:sz="0" w:val="nil"/>
-              <w:left w:color="808080" w:space="0" w:sz="5" w:val="single"/>
-              <w:bottom w:color="808080" w:space="0" w:sz="5" w:val="single"/>
-              <w:right w:color="808080" w:space="0" w:sz="5" w:val="single"/>
-            </w:tcBorders>
-            <w:tcMar>
-              <w:top w:w="0.0" w:type="dxa"/>
-              <w:left w:w="100.0" w:type="dxa"/>
-              <w:bottom w:w="0.0" w:type="dxa"/>
-              <w:right w:w="100.0" w:type="dxa"/>
-            </w:tcMar>
-            <w:vAlign w:val="top"/>
-          </w:tcPr>
-          <w:p>
-            <w:pPr>
-              <w:rPr>
-                <w:rFonts w:ascii="Times New Roman" w:cs="Times New Roman" w:eastAsia="Times New Roman" w:hAnsi="Times New Roman"/>
-                <w:sz w:val="18"/>
-                <w:szCs w:val="18"/>
-              </w:rPr>
-            </w:pPr>
-            <w:r>
-              <w:rPr>
-                <w:rFonts w:ascii="Times New Roman" w:cs="Times New Roman" w:eastAsia="Times New Roman" w:hAnsi="Times New Roman"/>
-                <w:sz w:val="18"/>
-                <w:szCs w:val="18"/>
-                <w:rtl w:val="0"/>
-              </w:rPr>
-              <w:t xml:space="preserve">N11 . Contraseña vacía.Resto de clases válidas aplicables a instructor.Resto de clases válidas aplicables a instructor.</w:t>
-            </w:r>
-          </w:p>
-        </w:tc>
-        <w:tc>
-          <w:tcPr>
-            <w:tcBorders>
-              <w:top w:color="000000" w:space="0" w:sz="0" w:val="nil"/>
-              <w:left w:color="000000" w:space="0" w:sz="0" w:val="nil"/>
-              <w:bottom w:color="808080" w:space="0" w:sz="6" w:val="single"/>
-              <w:right w:color="808080" w:space="0" w:sz="6" w:val="single"/>
-            </w:tcBorders>
-            <w:tcMar>
-              <w:top w:w="0.0" w:type="dxa"/>
-              <w:left w:w="100.0" w:type="dxa"/>
-              <w:bottom w:w="0.0" w:type="dxa"/>
-              <w:right w:w="100.0" w:type="dxa"/>
-            </w:tcMar>
-            <w:vAlign w:val="top"/>
-          </w:tcPr>
-          <w:p>
-            <w:pPr>
-              <w:rPr>
-                <w:rFonts w:ascii="Times New Roman" w:cs="Times New Roman" w:eastAsia="Times New Roman" w:hAnsi="Times New Roman"/>
-                <w:sz w:val="18"/>
-                <w:szCs w:val="18"/>
-              </w:rPr>
-            </w:pPr>
-            <w:r>
-              <w:rPr>
-                <w:rFonts w:ascii="Times New Roman" w:cs="Times New Roman" w:eastAsia="Times New Roman" w:hAnsi="Times New Roman"/>
-                <w:sz w:val="18"/>
-                <w:szCs w:val="18"/>
-                <w:rtl w:val="0"/>
-              </w:rPr>
-              <w:t xml:space="preserve">El sistema rechaza el alta e indica que la contraseña es obligatoria.</w:t>
-            </w:r>
-          </w:p>
-        </w:tc>
-        <w:tc>
-          <w:tcPr>
-            <w:tcBorders>
-              <w:top w:color="000000" w:space="0" w:sz="0" w:val="nil"/>
-              <w:left w:color="000000" w:space="0" w:sz="0" w:val="nil"/>
-              <w:bottom w:color="808080" w:space="0" w:sz="6" w:val="single"/>
-              <w:right w:color="808080" w:space="0" w:sz="6" w:val="single"/>
-            </w:tcBorders>
-            <w:tcMar>
-              <w:top w:w="0.0" w:type="dxa"/>
-              <w:left w:w="100.0" w:type="dxa"/>
-              <w:bottom w:w="0.0" w:type="dxa"/>
-              <w:right w:w="100.0" w:type="dxa"/>
-            </w:tcMar>
-            <w:vAlign w:val="top"/>
-          </w:tcPr>
-          <w:p>
-            <w:pPr>
-              <w:rPr>
-                <w:rFonts w:ascii="Times New Roman" w:cs="Times New Roman" w:eastAsia="Times New Roman" w:hAnsi="Times New Roman"/>
-                <w:sz w:val="18"/>
-                <w:szCs w:val="18"/>
-              </w:rPr>
-            </w:pPr>
-            <w:r>
-              <w:rPr>
-                <w:rtl w:val="0"/>
-              </w:rPr>
-            </w:r>
-          </w:p>
-        </w:tc>
-      </w:tr>
-      <w:tr>
-        <w:trPr>
-          <w:cantSplit w:val="0"/>
-          <w:trHeight w:val="555" w:hRule="atLeast"/>
-          <w:tblHeader w:val="0"/>
-        </w:trPr>
-        <w:tc>
-          <w:tcPr>
-            <w:tcBorders>
-              <w:top w:color="000000" w:space="0" w:sz="0" w:val="nil"/>
-              <w:left w:color="808080" w:space="0" w:sz="6" w:val="single"/>
-              <w:bottom w:color="808080" w:space="0" w:sz="6" w:val="single"/>
-              <w:right w:color="808080" w:space="0" w:sz="6" w:val="single"/>
-            </w:tcBorders>
-            <w:tcMar>
-              <w:top w:w="0.0" w:type="dxa"/>
-              <w:left w:w="100.0" w:type="dxa"/>
-              <w:bottom w:w="0.0" w:type="dxa"/>
-              <w:right w:w="100.0" w:type="dxa"/>
-            </w:tcMar>
-            <w:vAlign w:val="top"/>
-          </w:tcPr>
-          <w:p>
-            <w:pPr>
-              <w:rPr>
-                <w:rFonts w:ascii="Times New Roman" w:cs="Times New Roman" w:eastAsia="Times New Roman" w:hAnsi="Times New Roman"/>
-                <w:sz w:val="18"/>
-                <w:szCs w:val="18"/>
-              </w:rPr>
-            </w:pPr>
-            <w:r>
-              <w:rPr>
-                <w:rFonts w:ascii="Times New Roman" w:cs="Times New Roman" w:eastAsia="Times New Roman" w:hAnsi="Times New Roman"/>
-                <w:sz w:val="18"/>
-                <w:szCs w:val="18"/>
-                <w:rtl w:val="0"/>
-              </w:rPr>
-              <w:t xml:space="preserve">CP-15</w:t>
-            </w:r>
-          </w:p>
-        </w:tc>
-        <w:tc>
-          <w:tcPr>
-            <w:tcBorders>
-              <w:top w:color="000000" w:space="0" w:sz="0" w:val="nil"/>
-              <w:left w:color="000000" w:space="0" w:sz="0" w:val="nil"/>
-              <w:bottom w:color="808080" w:space="0" w:sz="6" w:val="single"/>
-              <w:right w:color="808080" w:space="0" w:sz="6" w:val="single"/>
-            </w:tcBorders>
-            <w:tcMar>
-              <w:top w:w="0.0" w:type="dxa"/>
-              <w:left w:w="100.0" w:type="dxa"/>
-              <w:bottom w:w="0.0" w:type="dxa"/>
-              <w:right w:w="100.0" w:type="dxa"/>
-            </w:tcMar>
-            <w:vAlign w:val="top"/>
-          </w:tcPr>
-          <w:p>
-            <w:pPr>
-              <w:rPr>
-                <w:rFonts w:ascii="Times New Roman" w:cs="Times New Roman" w:eastAsia="Times New Roman" w:hAnsi="Times New Roman"/>
-                <w:sz w:val="18"/>
-                <w:szCs w:val="18"/>
-              </w:rPr>
-            </w:pPr>
-            <w:r>
-              <w:rPr>
-                <w:rFonts w:ascii="Times New Roman" w:cs="Times New Roman" w:eastAsia="Times New Roman" w:hAnsi="Times New Roman"/>
-                <w:sz w:val="18"/>
-                <w:szCs w:val="18"/>
-                <w:rtl w:val="0"/>
-              </w:rPr>
-              <w:t xml:space="preserve">Contraseña con menos de 12 caracteres.</w:t>
-            </w:r>
-          </w:p>
-        </w:tc>
-        <w:tc>
-          <w:tcPr>
-            <w:tcBorders>
-              <w:top w:color="000000" w:space="0" w:sz="0" w:val="nil"/>
-              <w:left w:color="808080" w:space="0" w:sz="5" w:val="single"/>
-              <w:bottom w:color="808080" w:space="0" w:sz="5" w:val="single"/>
-              <w:right w:color="808080" w:space="0" w:sz="5" w:val="single"/>
-            </w:tcBorders>
-            <w:tcMar>
-              <w:top w:w="0.0" w:type="dxa"/>
-              <w:left w:w="100.0" w:type="dxa"/>
-              <w:bottom w:w="0.0" w:type="dxa"/>
-              <w:right w:w="100.0" w:type="dxa"/>
-            </w:tcMar>
-            <w:vAlign w:val="top"/>
-          </w:tcPr>
-          <w:p>
-            <w:pPr>
-              <w:rPr>
-                <w:rFonts w:ascii="Times New Roman" w:cs="Times New Roman" w:eastAsia="Times New Roman" w:hAnsi="Times New Roman"/>
-                <w:sz w:val="18"/>
-                <w:szCs w:val="18"/>
-              </w:rPr>
-            </w:pPr>
-            <w:r>
-              <w:rPr>
-                <w:rFonts w:ascii="Times New Roman" w:cs="Times New Roman" w:eastAsia="Times New Roman" w:hAnsi="Times New Roman"/>
-                <w:sz w:val="18"/>
-                <w:szCs w:val="18"/>
-                <w:rtl w:val="0"/>
-              </w:rPr>
-              <w:t xml:space="preserve">N12 . Contraseña con menos de 12 caracteres.Resto de clases válidas aplicables a instructor.</w:t>
-            </w:r>
-          </w:p>
-        </w:tc>
-        <w:tc>
-          <w:tcPr>
-            <w:tcBorders>
-              <w:top w:color="000000" w:space="0" w:sz="0" w:val="nil"/>
-              <w:left w:color="000000" w:space="0" w:sz="0" w:val="nil"/>
-              <w:bottom w:color="808080" w:space="0" w:sz="6" w:val="single"/>
-              <w:right w:color="808080" w:space="0" w:sz="6" w:val="single"/>
-            </w:tcBorders>
-            <w:tcMar>
-              <w:top w:w="0.0" w:type="dxa"/>
-              <w:left w:w="100.0" w:type="dxa"/>
-              <w:bottom w:w="0.0" w:type="dxa"/>
-              <w:right w:w="100.0" w:type="dxa"/>
-            </w:tcMar>
-            <w:vAlign w:val="top"/>
-          </w:tcPr>
-          <w:p>
-            <w:pPr>
-              <w:rPr>
-                <w:rFonts w:ascii="Times New Roman" w:cs="Times New Roman" w:eastAsia="Times New Roman" w:hAnsi="Times New Roman"/>
-                <w:sz w:val="18"/>
-                <w:szCs w:val="18"/>
-              </w:rPr>
-            </w:pPr>
-            <w:r>
-              <w:rPr>
-                <w:rFonts w:ascii="Times New Roman" w:cs="Times New Roman" w:eastAsia="Times New Roman" w:hAnsi="Times New Roman"/>
-                <w:sz w:val="18"/>
-                <w:szCs w:val="18"/>
-                <w:rtl w:val="0"/>
-              </w:rPr>
-              <w:t xml:space="preserve">El sistema rechaza el alta e indica que la contraseña no cumple la longitud mínima.</w:t>
-            </w:r>
-          </w:p>
-          <w:p>
-            <w:pPr>
-              <w:rPr>
-                <w:rFonts w:ascii="Times New Roman" w:cs="Times New Roman" w:eastAsia="Times New Roman" w:hAnsi="Times New Roman"/>
-                <w:sz w:val="18"/>
-                <w:szCs w:val="18"/>
-              </w:rPr>
-            </w:pPr>
-            <w:r>
-              <w:rPr>
-                <w:rtl w:val="0"/>
-              </w:rPr>
-            </w:r>
-          </w:p>
-          <w:p>
-            <w:pPr>
-              <w:rPr>
-                <w:rFonts w:ascii="Times New Roman" w:cs="Times New Roman" w:eastAsia="Times New Roman" w:hAnsi="Times New Roman"/>
-                <w:sz w:val="18"/>
-                <w:szCs w:val="18"/>
-              </w:rPr>
-            </w:pPr>
-            <w:r>
-              <w:rPr>
-                <w:rtl w:val="0"/>
-              </w:rPr>
-            </w:r>
-          </w:p>
-          <w:p>
-            <w:pPr>
-              <w:rPr>
-                <w:rFonts w:ascii="Times New Roman" w:cs="Times New Roman" w:eastAsia="Times New Roman" w:hAnsi="Times New Roman"/>
-                <w:sz w:val="18"/>
-                <w:szCs w:val="18"/>
-              </w:rPr>
-            </w:pPr>
-            <w:r>
-              <w:rPr>
-                <w:rtl w:val="0"/>
-              </w:rPr>
-            </w:r>
-          </w:p>
-        </w:tc>
-        <w:tc>
-          <w:tcPr>
-            <w:tcBorders>
-              <w:top w:color="000000" w:space="0" w:sz="0" w:val="nil"/>
-              <w:left w:color="000000" w:space="0" w:sz="0" w:val="nil"/>
-              <w:bottom w:color="808080" w:space="0" w:sz="6" w:val="single"/>
-              <w:right w:color="808080" w:space="0" w:sz="6" w:val="single"/>
-            </w:tcBorders>
-            <w:tcMar>
-              <w:top w:w="0.0" w:type="dxa"/>
-              <w:left w:w="100.0" w:type="dxa"/>
-              <w:bottom w:w="0.0" w:type="dxa"/>
-              <w:right w:w="100.0" w:type="dxa"/>
-            </w:tcMar>
-            <w:vAlign w:val="top"/>
-          </w:tcPr>
-          <w:p>
-            <w:pPr>
-              <w:rPr>
-                <w:rFonts w:ascii="Times New Roman" w:cs="Times New Roman" w:eastAsia="Times New Roman" w:hAnsi="Times New Roman"/>
-                <w:sz w:val="18"/>
-                <w:szCs w:val="18"/>
-              </w:rPr>
-            </w:pPr>
-            <w:r>
-              <w:rPr>
-                <w:rtl w:val="0"/>
-              </w:rPr>
-            </w:r>
-          </w:p>
-        </w:tc>
-      </w:tr>
-      <w:tr>
-        <w:trPr>
-          <w:cantSplit w:val="0"/>
-          <w:trHeight w:val="555" w:hRule="atLeast"/>
-          <w:tblHeader w:val="0"/>
-        </w:trPr>
-        <w:tc>
-          <w:tcPr>
-            <w:tcBorders>
-              <w:top w:color="000000" w:space="0" w:sz="0" w:val="nil"/>
-              <w:left w:color="808080" w:space="0" w:sz="6" w:val="single"/>
-              <w:bottom w:color="808080" w:space="0" w:sz="6" w:val="single"/>
-              <w:right w:color="808080" w:space="0" w:sz="6" w:val="single"/>
-            </w:tcBorders>
-            <w:tcMar>
-              <w:top w:w="0.0" w:type="dxa"/>
-              <w:left w:w="100.0" w:type="dxa"/>
-              <w:bottom w:w="0.0" w:type="dxa"/>
-              <w:right w:w="100.0" w:type="dxa"/>
-            </w:tcMar>
-            <w:vAlign w:val="top"/>
-          </w:tcPr>
-          <w:p>
-            <w:pPr>
-              <w:rPr>
-                <w:rFonts w:ascii="Times New Roman" w:cs="Times New Roman" w:eastAsia="Times New Roman" w:hAnsi="Times New Roman"/>
-                <w:sz w:val="18"/>
-                <w:szCs w:val="18"/>
-              </w:rPr>
-            </w:pPr>
-            <w:r>
-              <w:rPr>
-                <w:rFonts w:ascii="Times New Roman" w:cs="Times New Roman" w:eastAsia="Times New Roman" w:hAnsi="Times New Roman"/>
-                <w:sz w:val="18"/>
-                <w:szCs w:val="18"/>
-                <w:rtl w:val="0"/>
-              </w:rPr>
-              <w:t xml:space="preserve">CP-16</w:t>
-            </w:r>
-          </w:p>
-        </w:tc>
-        <w:tc>
-          <w:tcPr>
-            <w:tcBorders>
-              <w:top w:color="000000" w:space="0" w:sz="0" w:val="nil"/>
-              <w:left w:color="000000" w:space="0" w:sz="0" w:val="nil"/>
-              <w:bottom w:color="808080" w:space="0" w:sz="6" w:val="single"/>
-              <w:right w:color="808080" w:space="0" w:sz="6" w:val="single"/>
-            </w:tcBorders>
-            <w:tcMar>
-              <w:top w:w="0.0" w:type="dxa"/>
-              <w:left w:w="100.0" w:type="dxa"/>
-              <w:bottom w:w="0.0" w:type="dxa"/>
-              <w:right w:w="100.0" w:type="dxa"/>
-            </w:tcMar>
-            <w:vAlign w:val="top"/>
-          </w:tcPr>
-          <w:p>
-            <w:pPr>
-              <w:rPr>
-                <w:rFonts w:ascii="Times New Roman" w:cs="Times New Roman" w:eastAsia="Times New Roman" w:hAnsi="Times New Roman"/>
-                <w:sz w:val="18"/>
-                <w:szCs w:val="18"/>
-              </w:rPr>
-            </w:pPr>
-            <w:r>
-              <w:rPr>
-                <w:rFonts w:ascii="Times New Roman" w:cs="Times New Roman" w:eastAsia="Times New Roman" w:hAnsi="Times New Roman"/>
-                <w:sz w:val="18"/>
-                <w:szCs w:val="18"/>
-                <w:rtl w:val="0"/>
-              </w:rPr>
-              <w:t xml:space="preserve">Contraseña sin mayúscula.</w:t>
-            </w:r>
-          </w:p>
-        </w:tc>
-        <w:tc>
-          <w:tcPr>
-            <w:tcBorders>
-              <w:top w:color="000000" w:space="0" w:sz="0" w:val="nil"/>
-              <w:left w:color="808080" w:space="0" w:sz="5" w:val="single"/>
-              <w:bottom w:color="808080" w:space="0" w:sz="5" w:val="single"/>
-              <w:right w:color="808080" w:space="0" w:sz="5" w:val="single"/>
-            </w:tcBorders>
-            <w:tcMar>
-              <w:top w:w="0.0" w:type="dxa"/>
-              <w:left w:w="100.0" w:type="dxa"/>
-              <w:bottom w:w="0.0" w:type="dxa"/>
-              <w:right w:w="100.0" w:type="dxa"/>
-            </w:tcMar>
-            <w:vAlign w:val="top"/>
-          </w:tcPr>
-          <w:p>
-            <w:pPr>
-              <w:rPr>
-                <w:rFonts w:ascii="Times New Roman" w:cs="Times New Roman" w:eastAsia="Times New Roman" w:hAnsi="Times New Roman"/>
-                <w:sz w:val="18"/>
-                <w:szCs w:val="18"/>
-              </w:rPr>
-            </w:pPr>
-            <w:r>
-              <w:rPr>
-                <w:rFonts w:ascii="Times New Roman" w:cs="Times New Roman" w:eastAsia="Times New Roman" w:hAnsi="Times New Roman"/>
-                <w:sz w:val="18"/>
-                <w:szCs w:val="18"/>
-                <w:rtl w:val="0"/>
-              </w:rPr>
-              <w:t xml:space="preserve">N13 . Contraseña sin mayúscula.Resto de clases válidas aplicables a instructor.</w:t>
-            </w:r>
-          </w:p>
-        </w:tc>
-        <w:tc>
-          <w:tcPr>
-            <w:tcBorders>
-              <w:top w:color="000000" w:space="0" w:sz="0" w:val="nil"/>
-              <w:left w:color="000000" w:space="0" w:sz="0" w:val="nil"/>
-              <w:bottom w:color="808080" w:space="0" w:sz="6" w:val="single"/>
-              <w:right w:color="808080" w:space="0" w:sz="6" w:val="single"/>
-            </w:tcBorders>
-            <w:tcMar>
-              <w:top w:w="0.0" w:type="dxa"/>
-              <w:left w:w="100.0" w:type="dxa"/>
-              <w:bottom w:w="0.0" w:type="dxa"/>
-              <w:right w:w="100.0" w:type="dxa"/>
-            </w:tcMar>
-            <w:vAlign w:val="top"/>
-          </w:tcPr>
-          <w:p>
-            <w:pPr>
-              <w:rPr>
-                <w:rFonts w:ascii="Times New Roman" w:cs="Times New Roman" w:eastAsia="Times New Roman" w:hAnsi="Times New Roman"/>
-                <w:sz w:val="18"/>
-                <w:szCs w:val="18"/>
-              </w:rPr>
-            </w:pPr>
-            <w:r>
-              <w:rPr>
-                <w:rFonts w:ascii="Times New Roman" w:cs="Times New Roman" w:eastAsia="Times New Roman" w:hAnsi="Times New Roman"/>
-                <w:sz w:val="18"/>
-                <w:szCs w:val="18"/>
-                <w:rtl w:val="0"/>
-              </w:rPr>
-              <w:t xml:space="preserve">El sistema rechaza el alta e indica que la contraseña debe incluir al menos una letra mayúscula.</w:t>
-            </w:r>
-          </w:p>
-        </w:tc>
-        <w:tc>
-          <w:tcPr>
-            <w:tcBorders>
-              <w:top w:color="000000" w:space="0" w:sz="0" w:val="nil"/>
-              <w:left w:color="000000" w:space="0" w:sz="0" w:val="nil"/>
-              <w:bottom w:color="808080" w:space="0" w:sz="6" w:val="single"/>
-              <w:right w:color="808080" w:space="0" w:sz="6" w:val="single"/>
-            </w:tcBorders>
-            <w:tcMar>
-              <w:top w:w="0.0" w:type="dxa"/>
-              <w:left w:w="100.0" w:type="dxa"/>
-              <w:bottom w:w="0.0" w:type="dxa"/>
-              <w:right w:w="100.0" w:type="dxa"/>
-            </w:tcMar>
-            <w:vAlign w:val="top"/>
-          </w:tcPr>
-          <w:p>
-            <w:pPr>
-              <w:rPr>
-                <w:rFonts w:ascii="Times New Roman" w:cs="Times New Roman" w:eastAsia="Times New Roman" w:hAnsi="Times New Roman"/>
-                <w:sz w:val="18"/>
-                <w:szCs w:val="18"/>
-              </w:rPr>
-            </w:pPr>
-            <w:r>
-              <w:rPr>
-                <w:rtl w:val="0"/>
-              </w:rPr>
-            </w:r>
-          </w:p>
-        </w:tc>
-      </w:tr>
-      <w:tr>
-        <w:trPr>
-          <w:cantSplit w:val="0"/>
-          <w:trHeight w:val="555" w:hRule="atLeast"/>
-          <w:tblHeader w:val="0"/>
-        </w:trPr>
-        <w:tc>
-          <w:tcPr>
-            <w:tcBorders>
-              <w:top w:color="000000" w:space="0" w:sz="0" w:val="nil"/>
-              <w:left w:color="808080" w:space="0" w:sz="6" w:val="single"/>
-              <w:bottom w:color="808080" w:space="0" w:sz="6" w:val="single"/>
-              <w:right w:color="808080" w:space="0" w:sz="6" w:val="single"/>
-            </w:tcBorders>
-            <w:tcMar>
-              <w:top w:w="0.0" w:type="dxa"/>
-              <w:left w:w="100.0" w:type="dxa"/>
-              <w:bottom w:w="0.0" w:type="dxa"/>
-              <w:right w:w="100.0" w:type="dxa"/>
-            </w:tcMar>
-            <w:vAlign w:val="top"/>
-          </w:tcPr>
-          <w:p>
-            <w:pPr>
-              <w:rPr>
-                <w:rFonts w:ascii="Times New Roman" w:cs="Times New Roman" w:eastAsia="Times New Roman" w:hAnsi="Times New Roman"/>
-                <w:sz w:val="18"/>
-                <w:szCs w:val="18"/>
-              </w:rPr>
-            </w:pPr>
-            <w:r>
-              <w:rPr>
-                <w:rFonts w:ascii="Times New Roman" w:cs="Times New Roman" w:eastAsia="Times New Roman" w:hAnsi="Times New Roman"/>
-                <w:sz w:val="18"/>
-                <w:szCs w:val="18"/>
-                <w:rtl w:val="0"/>
-              </w:rPr>
-              <w:t xml:space="preserve">CP-17</w:t>
-            </w:r>
-          </w:p>
-        </w:tc>
-        <w:tc>
-          <w:tcPr>
-            <w:tcBorders>
-              <w:top w:color="000000" w:space="0" w:sz="0" w:val="nil"/>
-              <w:left w:color="000000" w:space="0" w:sz="0" w:val="nil"/>
-              <w:bottom w:color="808080" w:space="0" w:sz="6" w:val="single"/>
-              <w:right w:color="808080" w:space="0" w:sz="6" w:val="single"/>
-            </w:tcBorders>
-            <w:tcMar>
-              <w:top w:w="0.0" w:type="dxa"/>
-              <w:left w:w="100.0" w:type="dxa"/>
-              <w:bottom w:w="0.0" w:type="dxa"/>
-              <w:right w:w="100.0" w:type="dxa"/>
-            </w:tcMar>
-            <w:vAlign w:val="top"/>
-          </w:tcPr>
-          <w:p>
-            <w:pPr>
-              <w:rPr>
-                <w:rFonts w:ascii="Times New Roman" w:cs="Times New Roman" w:eastAsia="Times New Roman" w:hAnsi="Times New Roman"/>
-                <w:sz w:val="18"/>
-                <w:szCs w:val="18"/>
-              </w:rPr>
-            </w:pPr>
-            <w:r>
-              <w:rPr>
-                <w:rFonts w:ascii="Times New Roman" w:cs="Times New Roman" w:eastAsia="Times New Roman" w:hAnsi="Times New Roman"/>
-                <w:sz w:val="18"/>
-                <w:szCs w:val="18"/>
-                <w:rtl w:val="0"/>
-              </w:rPr>
-              <w:t xml:space="preserve">Contraseña sin minúscula.</w:t>
-            </w:r>
-          </w:p>
-        </w:tc>
-        <w:tc>
-          <w:tcPr>
-            <w:tcBorders>
-              <w:top w:color="000000" w:space="0" w:sz="0" w:val="nil"/>
-              <w:left w:color="808080" w:space="0" w:sz="5" w:val="single"/>
-              <w:bottom w:color="808080" w:space="0" w:sz="5" w:val="single"/>
-              <w:right w:color="808080" w:space="0" w:sz="5" w:val="single"/>
-            </w:tcBorders>
-            <w:tcMar>
-              <w:top w:w="0.0" w:type="dxa"/>
-              <w:left w:w="100.0" w:type="dxa"/>
-              <w:bottom w:w="0.0" w:type="dxa"/>
-              <w:right w:w="100.0" w:type="dxa"/>
-            </w:tcMar>
-            <w:vAlign w:val="top"/>
-          </w:tcPr>
-          <w:p>
-            <w:pPr>
-              <w:rPr>
-                <w:rFonts w:ascii="Times New Roman" w:cs="Times New Roman" w:eastAsia="Times New Roman" w:hAnsi="Times New Roman"/>
-                <w:sz w:val="18"/>
-                <w:szCs w:val="18"/>
-              </w:rPr>
-            </w:pPr>
-            <w:r>
-              <w:rPr>
-                <w:rFonts w:ascii="Times New Roman" w:cs="Times New Roman" w:eastAsia="Times New Roman" w:hAnsi="Times New Roman"/>
-                <w:sz w:val="18"/>
-                <w:szCs w:val="18"/>
-                <w:rtl w:val="0"/>
-              </w:rPr>
-              <w:t xml:space="preserve">N14 . Contraseña sin minúscula.Resto de clases válidas aplicables a instructor.</w:t>
-            </w:r>
-          </w:p>
-        </w:tc>
-        <w:tc>
-          <w:tcPr>
-            <w:tcBorders>
-              <w:top w:color="000000" w:space="0" w:sz="0" w:val="nil"/>
-              <w:left w:color="000000" w:space="0" w:sz="0" w:val="nil"/>
-              <w:bottom w:color="808080" w:space="0" w:sz="6" w:val="single"/>
-              <w:right w:color="808080" w:space="0" w:sz="6" w:val="single"/>
-            </w:tcBorders>
-            <w:tcMar>
-              <w:top w:w="0.0" w:type="dxa"/>
-              <w:left w:w="100.0" w:type="dxa"/>
-              <w:bottom w:w="0.0" w:type="dxa"/>
-              <w:right w:w="100.0" w:type="dxa"/>
-            </w:tcMar>
-            <w:vAlign w:val="top"/>
-          </w:tcPr>
-          <w:p>
-            <w:pPr>
-              <w:rPr>
-                <w:rFonts w:ascii="Times New Roman" w:cs="Times New Roman" w:eastAsia="Times New Roman" w:hAnsi="Times New Roman"/>
-                <w:sz w:val="18"/>
-                <w:szCs w:val="18"/>
-              </w:rPr>
-            </w:pPr>
-            <w:r>
-              <w:rPr>
-                <w:rFonts w:ascii="Times New Roman" w:cs="Times New Roman" w:eastAsia="Times New Roman" w:hAnsi="Times New Roman"/>
-                <w:sz w:val="18"/>
-                <w:szCs w:val="18"/>
-                <w:rtl w:val="0"/>
-              </w:rPr>
-              <w:t xml:space="preserve">El sistema rechaza el alta e indica que la contraseña debe incluir al menos una letra minúscula.</w:t>
-            </w:r>
-          </w:p>
-        </w:tc>
-        <w:tc>
-          <w:tcPr>
-            <w:tcBorders>
-              <w:top w:color="000000" w:space="0" w:sz="0" w:val="nil"/>
-              <w:left w:color="000000" w:space="0" w:sz="0" w:val="nil"/>
-              <w:bottom w:color="808080" w:space="0" w:sz="6" w:val="single"/>
-              <w:right w:color="808080" w:space="0" w:sz="6" w:val="single"/>
-            </w:tcBorders>
-            <w:tcMar>
-              <w:top w:w="0.0" w:type="dxa"/>
-              <w:left w:w="100.0" w:type="dxa"/>
-              <w:bottom w:w="0.0" w:type="dxa"/>
-              <w:right w:w="100.0" w:type="dxa"/>
-            </w:tcMar>
-            <w:vAlign w:val="top"/>
-          </w:tcPr>
-          <w:p>
-            <w:pPr>
-              <w:rPr>
-                <w:rFonts w:ascii="Times New Roman" w:cs="Times New Roman" w:eastAsia="Times New Roman" w:hAnsi="Times New Roman"/>
-                <w:sz w:val="18"/>
-                <w:szCs w:val="18"/>
-              </w:rPr>
-            </w:pPr>
-            <w:r>
-              <w:rPr>
-                <w:rtl w:val="0"/>
-              </w:rPr>
-            </w:r>
-          </w:p>
-        </w:tc>
-      </w:tr>
-      <w:tr>
-        <w:trPr>
-          <w:cantSplit w:val="0"/>
-          <w:trHeight w:val="555" w:hRule="atLeast"/>
-          <w:tblHeader w:val="0"/>
-        </w:trPr>
-        <w:tc>
-          <w:tcPr>
-            <w:tcBorders>
-              <w:top w:color="000000" w:space="0" w:sz="0" w:val="nil"/>
-              <w:left w:color="808080" w:space="0" w:sz="6" w:val="single"/>
-              <w:bottom w:color="808080" w:space="0" w:sz="6" w:val="single"/>
-              <w:right w:color="808080" w:space="0" w:sz="6" w:val="single"/>
-            </w:tcBorders>
-            <w:tcMar>
-              <w:top w:w="0.0" w:type="dxa"/>
-              <w:left w:w="100.0" w:type="dxa"/>
-              <w:bottom w:w="0.0" w:type="dxa"/>
-              <w:right w:w="100.0" w:type="dxa"/>
-            </w:tcMar>
-            <w:vAlign w:val="top"/>
-          </w:tcPr>
-          <w:p>
-            <w:pPr>
-              <w:rPr>
-                <w:rFonts w:ascii="Times New Roman" w:cs="Times New Roman" w:eastAsia="Times New Roman" w:hAnsi="Times New Roman"/>
-                <w:sz w:val="18"/>
-                <w:szCs w:val="18"/>
-              </w:rPr>
-            </w:pPr>
-            <w:r>
-              <w:rPr>
-                <w:rFonts w:ascii="Times New Roman" w:cs="Times New Roman" w:eastAsia="Times New Roman" w:hAnsi="Times New Roman"/>
-                <w:sz w:val="18"/>
-                <w:szCs w:val="18"/>
-                <w:rtl w:val="0"/>
-              </w:rPr>
-              <w:t xml:space="preserve">CP-18</w:t>
-            </w:r>
-          </w:p>
-        </w:tc>
-        <w:tc>
-          <w:tcPr>
-            <w:tcBorders>
-              <w:top w:color="000000" w:space="0" w:sz="0" w:val="nil"/>
-              <w:left w:color="000000" w:space="0" w:sz="0" w:val="nil"/>
-              <w:bottom w:color="808080" w:space="0" w:sz="6" w:val="single"/>
-              <w:right w:color="808080" w:space="0" w:sz="6" w:val="single"/>
-            </w:tcBorders>
-            <w:tcMar>
-              <w:top w:w="0.0" w:type="dxa"/>
-              <w:left w:w="100.0" w:type="dxa"/>
-              <w:bottom w:w="0.0" w:type="dxa"/>
-              <w:right w:w="100.0" w:type="dxa"/>
-            </w:tcMar>
-            <w:vAlign w:val="top"/>
-          </w:tcPr>
-          <w:p>
-            <w:pPr>
-              <w:rPr>
-                <w:rFonts w:ascii="Times New Roman" w:cs="Times New Roman" w:eastAsia="Times New Roman" w:hAnsi="Times New Roman"/>
-                <w:sz w:val="18"/>
-                <w:szCs w:val="18"/>
-              </w:rPr>
-            </w:pPr>
-            <w:r>
-              <w:rPr>
-                <w:rFonts w:ascii="Times New Roman" w:cs="Times New Roman" w:eastAsia="Times New Roman" w:hAnsi="Times New Roman"/>
-                <w:sz w:val="18"/>
-                <w:szCs w:val="18"/>
-                <w:rtl w:val="0"/>
-              </w:rPr>
-              <w:t xml:space="preserve">Contraseña sin minúscula.</w:t>
-            </w:r>
-          </w:p>
-        </w:tc>
-        <w:tc>
-          <w:tcPr>
-            <w:tcBorders>
-              <w:top w:color="000000" w:space="0" w:sz="0" w:val="nil"/>
-              <w:left w:color="808080" w:space="0" w:sz="5" w:val="single"/>
-              <w:bottom w:color="808080" w:space="0" w:sz="5" w:val="single"/>
-              <w:right w:color="808080" w:space="0" w:sz="5" w:val="single"/>
-            </w:tcBorders>
-            <w:tcMar>
-              <w:top w:w="0.0" w:type="dxa"/>
-              <w:left w:w="100.0" w:type="dxa"/>
-              <w:bottom w:w="0.0" w:type="dxa"/>
-              <w:right w:w="100.0" w:type="dxa"/>
-            </w:tcMar>
-            <w:vAlign w:val="top"/>
-          </w:tcPr>
-          <w:p>
-            <w:pPr>
-              <w:rPr>
-                <w:rFonts w:ascii="Times New Roman" w:cs="Times New Roman" w:eastAsia="Times New Roman" w:hAnsi="Times New Roman"/>
-                <w:sz w:val="18"/>
-                <w:szCs w:val="18"/>
-              </w:rPr>
-            </w:pPr>
-            <w:r>
-              <w:rPr>
-                <w:rFonts w:ascii="Times New Roman" w:cs="Times New Roman" w:eastAsia="Times New Roman" w:hAnsi="Times New Roman"/>
-                <w:sz w:val="18"/>
-                <w:szCs w:val="18"/>
-                <w:rtl w:val="0"/>
-              </w:rPr>
-              <w:t xml:space="preserve">N15 . Contraseña sin minúscula.Resto de clases válidas aplicables a instructor.</w:t>
-            </w:r>
-          </w:p>
-        </w:tc>
-        <w:tc>
-          <w:tcPr>
-            <w:tcBorders>
-              <w:top w:color="000000" w:space="0" w:sz="0" w:val="nil"/>
-              <w:left w:color="000000" w:space="0" w:sz="0" w:val="nil"/>
-              <w:bottom w:color="808080" w:space="0" w:sz="6" w:val="single"/>
-              <w:right w:color="808080" w:space="0" w:sz="6" w:val="single"/>
-            </w:tcBorders>
-            <w:tcMar>
-              <w:top w:w="0.0" w:type="dxa"/>
-              <w:left w:w="100.0" w:type="dxa"/>
-              <w:bottom w:w="0.0" w:type="dxa"/>
-              <w:right w:w="100.0" w:type="dxa"/>
-            </w:tcMar>
-            <w:vAlign w:val="top"/>
-          </w:tcPr>
-          <w:p>
-            <w:pPr>
-              <w:rPr>
-                <w:rFonts w:ascii="Times New Roman" w:cs="Times New Roman" w:eastAsia="Times New Roman" w:hAnsi="Times New Roman"/>
-                <w:sz w:val="18"/>
-                <w:szCs w:val="18"/>
-              </w:rPr>
-            </w:pPr>
-            <w:r>
-              <w:rPr>
-                <w:rFonts w:ascii="Times New Roman" w:cs="Times New Roman" w:eastAsia="Times New Roman" w:hAnsi="Times New Roman"/>
-                <w:sz w:val="18"/>
-                <w:szCs w:val="18"/>
-                <w:rtl w:val="0"/>
-              </w:rPr>
-              <w:t xml:space="preserve">El sistema rechaza el alta e indica que la contraseña debe incluir al menos un número.</w:t>
-            </w:r>
-          </w:p>
-        </w:tc>
-        <w:tc>
-          <w:tcPr>
-            <w:tcBorders>
-              <w:top w:color="000000" w:space="0" w:sz="0" w:val="nil"/>
-              <w:left w:color="000000" w:space="0" w:sz="0" w:val="nil"/>
-              <w:bottom w:color="808080" w:space="0" w:sz="6" w:val="single"/>
-              <w:right w:color="808080" w:space="0" w:sz="6" w:val="single"/>
-            </w:tcBorders>
-            <w:tcMar>
-              <w:top w:w="0.0" w:type="dxa"/>
-              <w:left w:w="100.0" w:type="dxa"/>
-              <w:bottom w:w="0.0" w:type="dxa"/>
-              <w:right w:w="100.0" w:type="dxa"/>
-            </w:tcMar>
-            <w:vAlign w:val="top"/>
-          </w:tcPr>
-          <w:p>
-            <w:pPr>
-              <w:rPr>
-                <w:rFonts w:ascii="Times New Roman" w:cs="Times New Roman" w:eastAsia="Times New Roman" w:hAnsi="Times New Roman"/>
-                <w:sz w:val="18"/>
-                <w:szCs w:val="18"/>
-              </w:rPr>
-            </w:pPr>
-            <w:r>
-              <w:rPr>
-                <w:rtl w:val="0"/>
-              </w:rPr>
-            </w:r>
-          </w:p>
-        </w:tc>
-      </w:tr>
-      <w:tr>
-        <w:trPr>
-          <w:cantSplit w:val="0"/>
-          <w:trHeight w:val="375" w:hRule="atLeast"/>
-          <w:tblHeader w:val="0"/>
-        </w:trPr>
-        <w:tc>
-          <w:tcPr>
-            <w:tcBorders>
-              <w:top w:color="000000" w:space="0" w:sz="0" w:val="nil"/>
-              <w:left w:color="808080" w:space="0" w:sz="6" w:val="single"/>
-              <w:bottom w:color="808080" w:space="0" w:sz="6" w:val="single"/>
-              <w:right w:color="808080" w:space="0" w:sz="6" w:val="single"/>
-            </w:tcBorders>
-            <w:tcMar>
-              <w:top w:w="0.0" w:type="dxa"/>
-              <w:left w:w="100.0" w:type="dxa"/>
-              <w:bottom w:w="0.0" w:type="dxa"/>
-              <w:right w:w="100.0" w:type="dxa"/>
-            </w:tcMar>
-            <w:vAlign w:val="top"/>
-          </w:tcPr>
-          <w:p>
-            <w:pPr>
-              <w:rPr>
-                <w:rFonts w:ascii="Times New Roman" w:cs="Times New Roman" w:eastAsia="Times New Roman" w:hAnsi="Times New Roman"/>
-                <w:sz w:val="18"/>
-                <w:szCs w:val="18"/>
-              </w:rPr>
-            </w:pPr>
-            <w:r>
-              <w:rPr>
-                <w:rFonts w:ascii="Times New Roman" w:cs="Times New Roman" w:eastAsia="Times New Roman" w:hAnsi="Times New Roman"/>
-                <w:sz w:val="18"/>
-                <w:szCs w:val="18"/>
-                <w:rtl w:val="0"/>
-              </w:rPr>
-              <w:t xml:space="preserve">CP-19</w:t>
-            </w:r>
-          </w:p>
-        </w:tc>
-        <w:tc>
-          <w:tcPr>
-            <w:tcBorders>
-              <w:top w:color="000000" w:space="0" w:sz="0" w:val="nil"/>
-              <w:left w:color="000000" w:space="0" w:sz="0" w:val="nil"/>
-              <w:bottom w:color="808080" w:space="0" w:sz="6" w:val="single"/>
-              <w:right w:color="808080" w:space="0" w:sz="6" w:val="single"/>
-            </w:tcBorders>
-            <w:tcMar>
-              <w:top w:w="0.0" w:type="dxa"/>
-              <w:left w:w="100.0" w:type="dxa"/>
-              <w:bottom w:w="0.0" w:type="dxa"/>
-              <w:right w:w="100.0" w:type="dxa"/>
-            </w:tcMar>
-            <w:vAlign w:val="top"/>
-          </w:tcPr>
-          <w:p>
-            <w:pPr>
-              <w:rPr>
-                <w:rFonts w:ascii="Times New Roman" w:cs="Times New Roman" w:eastAsia="Times New Roman" w:hAnsi="Times New Roman"/>
-                <w:sz w:val="18"/>
-                <w:szCs w:val="18"/>
-              </w:rPr>
-            </w:pPr>
-            <w:r>
-              <w:rPr>
-                <w:rFonts w:ascii="Times New Roman" w:cs="Times New Roman" w:eastAsia="Times New Roman" w:hAnsi="Times New Roman"/>
-                <w:sz w:val="18"/>
-                <w:szCs w:val="18"/>
-                <w:rtl w:val="0"/>
-              </w:rPr>
-              <w:t xml:space="preserve">DNI vacío.</w:t>
-            </w:r>
-          </w:p>
-        </w:tc>
-        <w:tc>
-          <w:tcPr>
-            <w:tcBorders>
-              <w:top w:color="000000" w:space="0" w:sz="0" w:val="nil"/>
-              <w:left w:color="808080" w:space="0" w:sz="5" w:val="single"/>
-              <w:bottom w:color="808080" w:space="0" w:sz="5" w:val="single"/>
-              <w:right w:color="808080" w:space="0" w:sz="5" w:val="single"/>
-            </w:tcBorders>
-            <w:tcMar>
-              <w:top w:w="0.0" w:type="dxa"/>
-              <w:left w:w="100.0" w:type="dxa"/>
-              <w:bottom w:w="0.0" w:type="dxa"/>
-              <w:right w:w="100.0" w:type="dxa"/>
-            </w:tcMar>
-            <w:vAlign w:val="top"/>
-          </w:tcPr>
-          <w:p>
-            <w:pPr>
-              <w:rPr>
-                <w:rFonts w:ascii="Times New Roman" w:cs="Times New Roman" w:eastAsia="Times New Roman" w:hAnsi="Times New Roman"/>
-                <w:sz w:val="18"/>
-                <w:szCs w:val="18"/>
-              </w:rPr>
-            </w:pPr>
-            <w:r>
-              <w:rPr>
-                <w:rFonts w:ascii="Times New Roman" w:cs="Times New Roman" w:eastAsia="Times New Roman" w:hAnsi="Times New Roman"/>
-                <w:sz w:val="18"/>
-                <w:szCs w:val="18"/>
-                <w:rtl w:val="0"/>
-              </w:rPr>
-              <w:t xml:space="preserve">N16 . DNI vacío.Resto de clases válidas aplicables a instructor.</w:t>
-            </w:r>
-          </w:p>
-        </w:tc>
-        <w:tc>
-          <w:tcPr>
-            <w:tcBorders>
-              <w:top w:color="000000" w:space="0" w:sz="0" w:val="nil"/>
-              <w:left w:color="000000" w:space="0" w:sz="0" w:val="nil"/>
-              <w:bottom w:color="808080" w:space="0" w:sz="6" w:val="single"/>
-              <w:right w:color="808080" w:space="0" w:sz="6" w:val="single"/>
-            </w:tcBorders>
-            <w:tcMar>
-              <w:top w:w="0.0" w:type="dxa"/>
-              <w:left w:w="100.0" w:type="dxa"/>
-              <w:bottom w:w="0.0" w:type="dxa"/>
-              <w:right w:w="100.0" w:type="dxa"/>
-            </w:tcMar>
-            <w:vAlign w:val="top"/>
-          </w:tcPr>
-          <w:p>
-            <w:pPr>
-              <w:rPr>
-                <w:rFonts w:ascii="Times New Roman" w:cs="Times New Roman" w:eastAsia="Times New Roman" w:hAnsi="Times New Roman"/>
-                <w:sz w:val="18"/>
-                <w:szCs w:val="18"/>
-              </w:rPr>
-            </w:pPr>
-            <w:r>
-              <w:rPr>
-                <w:rFonts w:ascii="Times New Roman" w:cs="Times New Roman" w:eastAsia="Times New Roman" w:hAnsi="Times New Roman"/>
-                <w:sz w:val="18"/>
-                <w:szCs w:val="18"/>
-                <w:rtl w:val="0"/>
-              </w:rPr>
-              <w:t xml:space="preserve">El sistema rechaza el alta e indica que el DNI es obligatorio.</w:t>
-            </w:r>
-          </w:p>
-        </w:tc>
-        <w:tc>
-          <w:tcPr>
-            <w:tcBorders>
-              <w:top w:color="000000" w:space="0" w:sz="0" w:val="nil"/>
-              <w:left w:color="000000" w:space="0" w:sz="0" w:val="nil"/>
-              <w:bottom w:color="808080" w:space="0" w:sz="6" w:val="single"/>
-              <w:right w:color="808080" w:space="0" w:sz="6" w:val="single"/>
-            </w:tcBorders>
-            <w:tcMar>
-              <w:top w:w="0.0" w:type="dxa"/>
-              <w:left w:w="100.0" w:type="dxa"/>
-              <w:bottom w:w="0.0" w:type="dxa"/>
-              <w:right w:w="100.0" w:type="dxa"/>
-            </w:tcMar>
-            <w:vAlign w:val="top"/>
-          </w:tcPr>
-          <w:p>
-            <w:pPr>
-              <w:rPr>
-                <w:rFonts w:ascii="Times New Roman" w:cs="Times New Roman" w:eastAsia="Times New Roman" w:hAnsi="Times New Roman"/>
-                <w:sz w:val="18"/>
-                <w:szCs w:val="18"/>
-              </w:rPr>
-            </w:pPr>
-            <w:r>
-              <w:rPr>
-                <w:rtl w:val="0"/>
-              </w:rPr>
-            </w:r>
-          </w:p>
-        </w:tc>
-      </w:tr>
-      <w:tr>
-        <w:trPr>
-          <w:cantSplit w:val="0"/>
-          <w:trHeight w:val="375" w:hRule="atLeast"/>
-          <w:tblHeader w:val="0"/>
-        </w:trPr>
-        <w:tc>
-          <w:tcPr>
-            <w:tcBorders>
-              <w:top w:color="000000" w:space="0" w:sz="0" w:val="nil"/>
-              <w:left w:color="808080" w:space="0" w:sz="6" w:val="single"/>
-              <w:bottom w:color="808080" w:space="0" w:sz="6" w:val="single"/>
-              <w:right w:color="808080" w:space="0" w:sz="6" w:val="single"/>
-            </w:tcBorders>
-            <w:tcMar>
-              <w:top w:w="0.0" w:type="dxa"/>
-              <w:left w:w="100.0" w:type="dxa"/>
-              <w:bottom w:w="0.0" w:type="dxa"/>
-              <w:right w:w="100.0" w:type="dxa"/>
-            </w:tcMar>
-            <w:vAlign w:val="top"/>
-          </w:tcPr>
-          <w:p>
-            <w:pPr>
-              <w:rPr>
-                <w:rFonts w:ascii="Times New Roman" w:cs="Times New Roman" w:eastAsia="Times New Roman" w:hAnsi="Times New Roman"/>
-                <w:sz w:val="18"/>
-                <w:szCs w:val="18"/>
-              </w:rPr>
-            </w:pPr>
-            <w:r>
-              <w:rPr>
-                <w:rFonts w:ascii="Times New Roman" w:cs="Times New Roman" w:eastAsia="Times New Roman" w:hAnsi="Times New Roman"/>
-                <w:sz w:val="18"/>
-                <w:szCs w:val="18"/>
-                <w:rtl w:val="0"/>
-              </w:rPr>
-              <w:t xml:space="preserve">CP-20</w:t>
-            </w:r>
-          </w:p>
-        </w:tc>
-        <w:tc>
-          <w:tcPr>
-            <w:tcBorders>
-              <w:top w:color="000000" w:space="0" w:sz="0" w:val="nil"/>
-              <w:left w:color="000000" w:space="0" w:sz="0" w:val="nil"/>
-              <w:bottom w:color="808080" w:space="0" w:sz="6" w:val="single"/>
-              <w:right w:color="808080" w:space="0" w:sz="6" w:val="single"/>
-            </w:tcBorders>
-            <w:tcMar>
-              <w:top w:w="0.0" w:type="dxa"/>
-              <w:left w:w="100.0" w:type="dxa"/>
-              <w:bottom w:w="0.0" w:type="dxa"/>
-              <w:right w:w="100.0" w:type="dxa"/>
-            </w:tcMar>
-            <w:vAlign w:val="top"/>
-          </w:tcPr>
-          <w:p>
-            <w:pPr>
-              <w:rPr>
-                <w:rFonts w:ascii="Times New Roman" w:cs="Times New Roman" w:eastAsia="Times New Roman" w:hAnsi="Times New Roman"/>
-                <w:sz w:val="18"/>
-                <w:szCs w:val="18"/>
-              </w:rPr>
-            </w:pPr>
-            <w:r>
-              <w:rPr>
-                <w:rFonts w:ascii="Times New Roman" w:cs="Times New Roman" w:eastAsia="Times New Roman" w:hAnsi="Times New Roman"/>
-                <w:sz w:val="18"/>
-                <w:szCs w:val="18"/>
-                <w:rtl w:val="0"/>
-              </w:rPr>
-              <w:t xml:space="preserve">DNI con formato inválido.</w:t>
-            </w:r>
-          </w:p>
-        </w:tc>
-        <w:tc>
-          <w:tcPr>
-            <w:tcBorders>
-              <w:top w:color="000000" w:space="0" w:sz="0" w:val="nil"/>
-              <w:left w:color="808080" w:space="0" w:sz="5" w:val="single"/>
-              <w:bottom w:color="808080" w:space="0" w:sz="5" w:val="single"/>
-              <w:right w:color="808080" w:space="0" w:sz="5" w:val="single"/>
-            </w:tcBorders>
-            <w:tcMar>
-              <w:top w:w="0.0" w:type="dxa"/>
-              <w:left w:w="100.0" w:type="dxa"/>
-              <w:bottom w:w="0.0" w:type="dxa"/>
-              <w:right w:w="100.0" w:type="dxa"/>
-            </w:tcMar>
-            <w:vAlign w:val="top"/>
-          </w:tcPr>
-          <w:p>
-            <w:pPr>
-              <w:rPr>
-                <w:rFonts w:ascii="Times New Roman" w:cs="Times New Roman" w:eastAsia="Times New Roman" w:hAnsi="Times New Roman"/>
-                <w:sz w:val="18"/>
-                <w:szCs w:val="18"/>
-              </w:rPr>
-            </w:pPr>
-            <w:r>
-              <w:rPr>
-                <w:rFonts w:ascii="Times New Roman" w:cs="Times New Roman" w:eastAsia="Times New Roman" w:hAnsi="Times New Roman"/>
-                <w:sz w:val="18"/>
-                <w:szCs w:val="18"/>
-                <w:rtl w:val="0"/>
-              </w:rPr>
-              <w:t xml:space="preserve">N17 . DNI con formato inválido.</w:t>
-            </w:r>
-          </w:p>
-        </w:tc>
-        <w:tc>
-          <w:tcPr>
-            <w:tcBorders>
-              <w:top w:color="000000" w:space="0" w:sz="0" w:val="nil"/>
-              <w:left w:color="000000" w:space="0" w:sz="0" w:val="nil"/>
-              <w:bottom w:color="808080" w:space="0" w:sz="6" w:val="single"/>
-              <w:right w:color="808080" w:space="0" w:sz="6" w:val="single"/>
-            </w:tcBorders>
-            <w:tcMar>
-              <w:top w:w="0.0" w:type="dxa"/>
-              <w:left w:w="100.0" w:type="dxa"/>
-              <w:bottom w:w="0.0" w:type="dxa"/>
-              <w:right w:w="100.0" w:type="dxa"/>
-            </w:tcMar>
-            <w:vAlign w:val="top"/>
-          </w:tcPr>
-          <w:p>
-            <w:pPr>
-              <w:rPr>
-                <w:rFonts w:ascii="Times New Roman" w:cs="Times New Roman" w:eastAsia="Times New Roman" w:hAnsi="Times New Roman"/>
-                <w:sz w:val="18"/>
-                <w:szCs w:val="18"/>
-              </w:rPr>
-            </w:pPr>
-            <w:r>
-              <w:rPr>
-                <w:rFonts w:ascii="Times New Roman" w:cs="Times New Roman" w:eastAsia="Times New Roman" w:hAnsi="Times New Roman"/>
-                <w:sz w:val="18"/>
-                <w:szCs w:val="18"/>
-                <w:rtl w:val="0"/>
-              </w:rPr>
-              <w:t xml:space="preserve">El sistema rechaza el alta e indica que el formato del DNI no es válido.</w:t>
-            </w:r>
-          </w:p>
-        </w:tc>
-        <w:tc>
-          <w:tcPr>
-            <w:tcBorders>
-              <w:top w:color="000000" w:space="0" w:sz="0" w:val="nil"/>
-              <w:left w:color="000000" w:space="0" w:sz="0" w:val="nil"/>
-              <w:bottom w:color="808080" w:space="0" w:sz="6" w:val="single"/>
-              <w:right w:color="808080" w:space="0" w:sz="6" w:val="single"/>
-            </w:tcBorders>
-            <w:tcMar>
-              <w:top w:w="0.0" w:type="dxa"/>
-              <w:left w:w="100.0" w:type="dxa"/>
-              <w:bottom w:w="0.0" w:type="dxa"/>
-              <w:right w:w="100.0" w:type="dxa"/>
-            </w:tcMar>
-            <w:vAlign w:val="top"/>
-          </w:tcPr>
-          <w:p>
-            <w:pPr>
-              <w:rPr>
-                <w:rFonts w:ascii="Times New Roman" w:cs="Times New Roman" w:eastAsia="Times New Roman" w:hAnsi="Times New Roman"/>
-                <w:sz w:val="18"/>
-                <w:szCs w:val="18"/>
-              </w:rPr>
-            </w:pPr>
-            <w:r>
-              <w:rPr>
-                <w:rtl w:val="0"/>
-              </w:rPr>
-            </w:r>
-          </w:p>
-        </w:tc>
-      </w:tr>
-      <w:tr>
-        <w:trPr>
-          <w:cantSplit w:val="0"/>
-          <w:trHeight w:val="375" w:hRule="atLeast"/>
-          <w:tblHeader w:val="0"/>
-        </w:trPr>
-        <w:tc>
-          <w:tcPr>
-            <w:tcBorders>
-              <w:top w:color="000000" w:space="0" w:sz="0" w:val="nil"/>
-              <w:left w:color="808080" w:space="0" w:sz="6" w:val="single"/>
-              <w:bottom w:color="808080" w:space="0" w:sz="6" w:val="single"/>
-              <w:right w:color="808080" w:space="0" w:sz="6" w:val="single"/>
-            </w:tcBorders>
-            <w:tcMar>
-              <w:top w:w="0.0" w:type="dxa"/>
-              <w:left w:w="100.0" w:type="dxa"/>
-              <w:bottom w:w="0.0" w:type="dxa"/>
-              <w:right w:w="100.0" w:type="dxa"/>
-            </w:tcMar>
-            <w:vAlign w:val="top"/>
-          </w:tcPr>
-          <w:p>
-            <w:pPr>
-              <w:rPr>
-                <w:rFonts w:ascii="Times New Roman" w:cs="Times New Roman" w:eastAsia="Times New Roman" w:hAnsi="Times New Roman"/>
-                <w:sz w:val="18"/>
-                <w:szCs w:val="18"/>
-              </w:rPr>
-            </w:pPr>
-            <w:r>
-              <w:rPr>
-                <w:rFonts w:ascii="Times New Roman" w:cs="Times New Roman" w:eastAsia="Times New Roman" w:hAnsi="Times New Roman"/>
-                <w:sz w:val="18"/>
-                <w:szCs w:val="18"/>
-                <w:rtl w:val="0"/>
-              </w:rPr>
-              <w:t xml:space="preserve">CP-21</w:t>
-            </w:r>
-          </w:p>
-        </w:tc>
-        <w:tc>
-          <w:tcPr>
-            <w:tcBorders>
-              <w:top w:color="000000" w:space="0" w:sz="0" w:val="nil"/>
-              <w:left w:color="000000" w:space="0" w:sz="0" w:val="nil"/>
-              <w:bottom w:color="808080" w:space="0" w:sz="6" w:val="single"/>
-              <w:right w:color="808080" w:space="0" w:sz="6" w:val="single"/>
-            </w:tcBorders>
-            <w:tcMar>
-              <w:top w:w="0.0" w:type="dxa"/>
-              <w:left w:w="100.0" w:type="dxa"/>
-              <w:bottom w:w="0.0" w:type="dxa"/>
-              <w:right w:w="100.0" w:type="dxa"/>
-            </w:tcMar>
-            <w:vAlign w:val="top"/>
-          </w:tcPr>
-          <w:p>
-            <w:pPr>
-              <w:rPr>
-                <w:rFonts w:ascii="Times New Roman" w:cs="Times New Roman" w:eastAsia="Times New Roman" w:hAnsi="Times New Roman"/>
-                <w:sz w:val="18"/>
-                <w:szCs w:val="18"/>
-              </w:rPr>
-            </w:pPr>
-            <w:r>
-              <w:rPr>
-                <w:rFonts w:ascii="Times New Roman" w:cs="Times New Roman" w:eastAsia="Times New Roman" w:hAnsi="Times New Roman"/>
-                <w:sz w:val="18"/>
-                <w:szCs w:val="18"/>
-                <w:rtl w:val="0"/>
-              </w:rPr>
-              <w:t xml:space="preserve">IBAN vacío.</w:t>
-            </w:r>
-          </w:p>
-        </w:tc>
-        <w:tc>
-          <w:tcPr>
-            <w:tcBorders>
-              <w:top w:color="000000" w:space="0" w:sz="0" w:val="nil"/>
-              <w:left w:color="808080" w:space="0" w:sz="5" w:val="single"/>
-              <w:bottom w:color="808080" w:space="0" w:sz="5" w:val="single"/>
-              <w:right w:color="808080" w:space="0" w:sz="5" w:val="single"/>
-            </w:tcBorders>
-            <w:tcMar>
-              <w:top w:w="0.0" w:type="dxa"/>
-              <w:left w:w="100.0" w:type="dxa"/>
-              <w:bottom w:w="0.0" w:type="dxa"/>
-              <w:right w:w="100.0" w:type="dxa"/>
-            </w:tcMar>
-            <w:vAlign w:val="top"/>
-          </w:tcPr>
-          <w:p>
-            <w:pPr>
-              <w:rPr>
-                <w:rFonts w:ascii="Times New Roman" w:cs="Times New Roman" w:eastAsia="Times New Roman" w:hAnsi="Times New Roman"/>
-                <w:sz w:val="18"/>
-                <w:szCs w:val="18"/>
-              </w:rPr>
-            </w:pPr>
-            <w:r>
-              <w:rPr>
-                <w:rFonts w:ascii="Times New Roman" w:cs="Times New Roman" w:eastAsia="Times New Roman" w:hAnsi="Times New Roman"/>
-                <w:sz w:val="18"/>
-                <w:szCs w:val="18"/>
-                <w:rtl w:val="0"/>
-              </w:rPr>
-              <w:t xml:space="preserve">N18 . IBAN vacío.</w:t>
-            </w:r>
-          </w:p>
-        </w:tc>
-        <w:tc>
-          <w:tcPr>
-            <w:tcBorders>
-              <w:top w:color="000000" w:space="0" w:sz="0" w:val="nil"/>
-              <w:left w:color="000000" w:space="0" w:sz="0" w:val="nil"/>
-              <w:bottom w:color="808080" w:space="0" w:sz="6" w:val="single"/>
-              <w:right w:color="808080" w:space="0" w:sz="6" w:val="single"/>
-            </w:tcBorders>
-            <w:tcMar>
-              <w:top w:w="0.0" w:type="dxa"/>
-              <w:left w:w="100.0" w:type="dxa"/>
-              <w:bottom w:w="0.0" w:type="dxa"/>
-              <w:right w:w="100.0" w:type="dxa"/>
-            </w:tcMar>
-            <w:vAlign w:val="top"/>
-          </w:tcPr>
-          <w:p>
-            <w:pPr>
-              <w:rPr>
-                <w:rFonts w:ascii="Times New Roman" w:cs="Times New Roman" w:eastAsia="Times New Roman" w:hAnsi="Times New Roman"/>
-                <w:sz w:val="18"/>
-                <w:szCs w:val="18"/>
-              </w:rPr>
-            </w:pPr>
-            <w:r>
-              <w:rPr>
-                <w:rFonts w:ascii="Times New Roman" w:cs="Times New Roman" w:eastAsia="Times New Roman" w:hAnsi="Times New Roman"/>
-                <w:sz w:val="18"/>
-                <w:szCs w:val="18"/>
-                <w:rtl w:val="0"/>
-              </w:rPr>
-              <w:t xml:space="preserve">El sistema rechaza el alta e indica que el IBAN es obligatorio.</w:t>
-            </w:r>
-          </w:p>
-        </w:tc>
-        <w:tc>
-          <w:tcPr>
-            <w:tcBorders>
-              <w:top w:color="000000" w:space="0" w:sz="0" w:val="nil"/>
-              <w:left w:color="000000" w:space="0" w:sz="0" w:val="nil"/>
-              <w:bottom w:color="808080" w:space="0" w:sz="6" w:val="single"/>
-              <w:right w:color="808080" w:space="0" w:sz="6" w:val="single"/>
-            </w:tcBorders>
-            <w:tcMar>
-              <w:top w:w="0.0" w:type="dxa"/>
-              <w:left w:w="100.0" w:type="dxa"/>
-              <w:bottom w:w="0.0" w:type="dxa"/>
-              <w:right w:w="100.0" w:type="dxa"/>
-            </w:tcMar>
-            <w:vAlign w:val="top"/>
-          </w:tcPr>
-          <w:p>
-            <w:pPr>
-              <w:rPr>
-                <w:rFonts w:ascii="Times New Roman" w:cs="Times New Roman" w:eastAsia="Times New Roman" w:hAnsi="Times New Roman"/>
-                <w:sz w:val="18"/>
-                <w:szCs w:val="18"/>
-              </w:rPr>
-            </w:pPr>
-            <w:r>
-              <w:rPr>
-                <w:rtl w:val="0"/>
-              </w:rPr>
-            </w:r>
-          </w:p>
-        </w:tc>
-      </w:tr>
-      <w:tr>
-        <w:trPr>
-          <w:cantSplit w:val="0"/>
-          <w:trHeight w:val="375" w:hRule="atLeast"/>
-          <w:tblHeader w:val="0"/>
-        </w:trPr>
-        <w:tc>
-          <w:tcPr>
-            <w:tcBorders>
-              <w:top w:color="000000" w:space="0" w:sz="0" w:val="nil"/>
-              <w:left w:color="808080" w:space="0" w:sz="6" w:val="single"/>
-              <w:bottom w:color="808080" w:space="0" w:sz="6" w:val="single"/>
-              <w:right w:color="808080" w:space="0" w:sz="6" w:val="single"/>
-            </w:tcBorders>
-            <w:tcMar>
-              <w:top w:w="0.0" w:type="dxa"/>
-              <w:left w:w="100.0" w:type="dxa"/>
-              <w:bottom w:w="0.0" w:type="dxa"/>
-              <w:right w:w="100.0" w:type="dxa"/>
-            </w:tcMar>
-            <w:vAlign w:val="top"/>
-          </w:tcPr>
-          <w:p>
-            <w:pPr>
-              <w:rPr>
-                <w:rFonts w:ascii="Times New Roman" w:cs="Times New Roman" w:eastAsia="Times New Roman" w:hAnsi="Times New Roman"/>
-                <w:sz w:val="18"/>
-                <w:szCs w:val="18"/>
-              </w:rPr>
-            </w:pPr>
-            <w:r>
-              <w:rPr>
-                <w:rFonts w:ascii="Times New Roman" w:cs="Times New Roman" w:eastAsia="Times New Roman" w:hAnsi="Times New Roman"/>
-                <w:sz w:val="18"/>
-                <w:szCs w:val="18"/>
-                <w:rtl w:val="0"/>
-              </w:rPr>
-              <w:t xml:space="preserve">CP-22</w:t>
-            </w:r>
-          </w:p>
-        </w:tc>
-        <w:tc>
-          <w:tcPr>
-            <w:tcBorders>
-              <w:top w:color="000000" w:space="0" w:sz="0" w:val="nil"/>
-              <w:left w:color="000000" w:space="0" w:sz="0" w:val="nil"/>
-              <w:bottom w:color="808080" w:space="0" w:sz="6" w:val="single"/>
-              <w:right w:color="808080" w:space="0" w:sz="6" w:val="single"/>
-            </w:tcBorders>
-            <w:tcMar>
-              <w:top w:w="0.0" w:type="dxa"/>
-              <w:left w:w="100.0" w:type="dxa"/>
-              <w:bottom w:w="0.0" w:type="dxa"/>
-              <w:right w:w="100.0" w:type="dxa"/>
-            </w:tcMar>
-            <w:vAlign w:val="top"/>
-          </w:tcPr>
-          <w:p>
-            <w:pPr>
-              <w:rPr>
-                <w:rFonts w:ascii="Times New Roman" w:cs="Times New Roman" w:eastAsia="Times New Roman" w:hAnsi="Times New Roman"/>
-                <w:sz w:val="18"/>
-                <w:szCs w:val="18"/>
-              </w:rPr>
-            </w:pPr>
-            <w:r>
-              <w:rPr>
-                <w:rFonts w:ascii="Times New Roman" w:cs="Times New Roman" w:eastAsia="Times New Roman" w:hAnsi="Times New Roman"/>
-                <w:sz w:val="18"/>
-                <w:szCs w:val="18"/>
-                <w:rtl w:val="0"/>
-              </w:rPr>
-              <w:t xml:space="preserve">IBAN con formato inválido.</w:t>
-            </w:r>
-          </w:p>
-        </w:tc>
-        <w:tc>
-          <w:tcPr>
-            <w:tcBorders>
-              <w:top w:color="000000" w:space="0" w:sz="0" w:val="nil"/>
-              <w:left w:color="808080" w:space="0" w:sz="5" w:val="single"/>
-              <w:bottom w:color="808080" w:space="0" w:sz="5" w:val="single"/>
-              <w:right w:color="808080" w:space="0" w:sz="5" w:val="single"/>
-            </w:tcBorders>
-            <w:tcMar>
-              <w:top w:w="0.0" w:type="dxa"/>
-              <w:left w:w="100.0" w:type="dxa"/>
-              <w:bottom w:w="0.0" w:type="dxa"/>
-              <w:right w:w="100.0" w:type="dxa"/>
-            </w:tcMar>
-            <w:vAlign w:val="top"/>
-          </w:tcPr>
-          <w:p>
-            <w:pPr>
-              <w:rPr>
-                <w:rFonts w:ascii="Times New Roman" w:cs="Times New Roman" w:eastAsia="Times New Roman" w:hAnsi="Times New Roman"/>
-                <w:sz w:val="18"/>
-                <w:szCs w:val="18"/>
-              </w:rPr>
-            </w:pPr>
-            <w:r>
-              <w:rPr>
-                <w:rFonts w:ascii="Times New Roman" w:cs="Times New Roman" w:eastAsia="Times New Roman" w:hAnsi="Times New Roman"/>
-                <w:sz w:val="18"/>
-                <w:szCs w:val="18"/>
-                <w:rtl w:val="0"/>
-              </w:rPr>
-              <w:t xml:space="preserve">N19 . IBAN con formato inválido.</w:t>
-            </w:r>
-          </w:p>
-        </w:tc>
-        <w:tc>
-          <w:tcPr>
-            <w:tcBorders>
-              <w:top w:color="000000" w:space="0" w:sz="0" w:val="nil"/>
-              <w:left w:color="000000" w:space="0" w:sz="0" w:val="nil"/>
-              <w:bottom w:color="808080" w:space="0" w:sz="6" w:val="single"/>
-              <w:right w:color="808080" w:space="0" w:sz="6" w:val="single"/>
-            </w:tcBorders>
-            <w:tcMar>
-              <w:top w:w="0.0" w:type="dxa"/>
-              <w:left w:w="100.0" w:type="dxa"/>
-              <w:bottom w:w="0.0" w:type="dxa"/>
-              <w:right w:w="100.0" w:type="dxa"/>
-            </w:tcMar>
-            <w:vAlign w:val="top"/>
-          </w:tcPr>
-          <w:p>
-            <w:pPr>
-              <w:rPr>
-                <w:rFonts w:ascii="Times New Roman" w:cs="Times New Roman" w:eastAsia="Times New Roman" w:hAnsi="Times New Roman"/>
-                <w:sz w:val="18"/>
-                <w:szCs w:val="18"/>
-              </w:rPr>
-            </w:pPr>
-            <w:r>
-              <w:rPr>
-                <w:rFonts w:ascii="Times New Roman" w:cs="Times New Roman" w:eastAsia="Times New Roman" w:hAnsi="Times New Roman"/>
-                <w:sz w:val="18"/>
-                <w:szCs w:val="18"/>
-                <w:rtl w:val="0"/>
-              </w:rPr>
-              <w:t xml:space="preserve">El sistema rechaza el alta e indica que el formato del IBAN no es válido.</w:t>
-            </w:r>
-          </w:p>
-        </w:tc>
-        <w:tc>
-          <w:tcPr>
-            <w:tcBorders>
-              <w:top w:color="000000" w:space="0" w:sz="0" w:val="nil"/>
-              <w:left w:color="000000" w:space="0" w:sz="0" w:val="nil"/>
-              <w:bottom w:color="808080" w:space="0" w:sz="6" w:val="single"/>
-              <w:right w:color="808080" w:space="0" w:sz="6" w:val="single"/>
-            </w:tcBorders>
-            <w:tcMar>
-              <w:top w:w="0.0" w:type="dxa"/>
-              <w:left w:w="100.0" w:type="dxa"/>
-              <w:bottom w:w="0.0" w:type="dxa"/>
-              <w:right w:w="100.0" w:type="dxa"/>
-            </w:tcMar>
-            <w:vAlign w:val="top"/>
-          </w:tcPr>
-          <w:p>
-            <w:pPr>
-              <w:rPr>
-                <w:rFonts w:ascii="Times New Roman" w:cs="Times New Roman" w:eastAsia="Times New Roman" w:hAnsi="Times New Roman"/>
-                <w:sz w:val="18"/>
-                <w:szCs w:val="18"/>
-              </w:rPr>
-            </w:pPr>
-            <w:r>
-              <w:rPr>
-                <w:rtl w:val="0"/>
-              </w:rPr>
-            </w:r>
-          </w:p>
-        </w:tc>
-      </w:tr>
     </w:tbl>
-    <w:p>
-      <w:pPr>
-        <w:rPr>
-          <w:rFonts w:ascii="Times New Roman" w:cs="Times New Roman" w:eastAsia="Times New Roman" w:hAnsi="Times New Roman"/>
-        </w:rPr>
-      </w:pPr>
-      <w:r>
-        <w:rPr>
-          <w:rtl w:val="0"/>
-        </w:rPr>
-      </w:r>
-    </w:p>
-    <w:p>
-      <w:pPr>
-        <w:rPr>
-          <w:rFonts w:ascii="Times New Roman" w:cs="Times New Roman" w:eastAsia="Times New Roman" w:hAnsi="Times New Roman"/>
-        </w:rPr>
-      </w:pPr>
-      <w:r>
-        <w:rPr>
-          <w:rtl w:val="0"/>
-        </w:rPr>
-      </w:r>
-    </w:p>
-    <w:p>
-      <w:pPr>
-        <w:rPr>
-          <w:rFonts w:ascii="Times New Roman" w:cs="Times New Roman" w:eastAsia="Times New Roman" w:hAnsi="Times New Roman"/>
-        </w:rPr>
-      </w:pPr>
-      <w:r>
-        <w:rPr>
-          <w:rtl w:val="0"/>
-        </w:rPr>
-      </w:r>
-    </w:p>
-    <w:p>
-      <w:pPr>
-        <w:rPr>
-          <w:rFonts w:ascii="Times New Roman" w:cs="Times New Roman" w:eastAsia="Times New Roman" w:hAnsi="Times New Roman"/>
-        </w:rPr>
-      </w:pPr>
-      <w:r>
-        <w:rPr>
-          <w:rtl w:val="0"/>
-        </w:rPr>
-      </w:r>
-    </w:p>
-    <w:p>
-      <w:pPr>
-        <w:rPr>
-          <w:rFonts w:ascii="Times New Roman" w:cs="Times New Roman" w:eastAsia="Times New Roman" w:hAnsi="Times New Roman"/>
-        </w:rPr>
-      </w:pPr>
-      <w:r>
-        <w:rPr>
-          <w:rtl w:val="0"/>
-        </w:rPr>
-      </w:r>
-    </w:p>
-    <w:p>
-      <w:pPr>
-        <w:rPr>
-          <w:rFonts w:ascii="Times New Roman" w:cs="Times New Roman" w:eastAsia="Times New Roman" w:hAnsi="Times New Roman"/>
-        </w:rPr>
-      </w:pPr>
-      <w:r>
-        <w:rPr>
-          <w:rtl w:val="0"/>
-        </w:rPr>
-      </w:r>
-    </w:p>
-    <w:p>
-      <w:pPr>
-        <w:rPr>
-          <w:rFonts w:ascii="Times New Roman" w:cs="Times New Roman" w:eastAsia="Times New Roman" w:hAnsi="Times New Roman"/>
-        </w:rPr>
-      </w:pPr>
-      <w:r>
-        <w:rPr>
-          <w:rtl w:val="0"/>
-        </w:rPr>
-      </w:r>
-    </w:p>
-    <w:p>
-      <w:pPr>
-        <w:rPr>
-          <w:rFonts w:ascii="Times New Roman" w:cs="Times New Roman" w:eastAsia="Times New Roman" w:hAnsi="Times New Roman"/>
-        </w:rPr>
-      </w:pPr>
-      <w:r>
-        <w:rPr>
-          <w:rtl w:val="0"/>
-        </w:rPr>
-      </w:r>
-    </w:p>
-    <w:p>
-      <w:pPr>
-        <w:rPr>
-          <w:rFonts w:ascii="Times New Roman" w:cs="Times New Roman" w:eastAsia="Times New Roman" w:hAnsi="Times New Roman"/>
-        </w:rPr>
-      </w:pPr>
-      <w:r>
-        <w:rPr>
-          <w:rtl w:val="0"/>
-        </w:rPr>
-      </w:r>
-    </w:p>
-    <w:p>
-      <w:pPr>
-        <w:rPr>
-          <w:rFonts w:ascii="Times New Roman" w:cs="Times New Roman" w:eastAsia="Times New Roman" w:hAnsi="Times New Roman"/>
-        </w:rPr>
-      </w:pPr>
-      <w:r>
-        <w:rPr>
-          <w:rtl w:val="0"/>
-        </w:rPr>
-      </w:r>
-    </w:p>
-    <w:p>
-      <w:pPr>
-        <w:rPr>
-          <w:rFonts w:ascii="Times New Roman" w:cs="Times New Roman" w:eastAsia="Times New Roman" w:hAnsi="Times New Roman"/>
-        </w:rPr>
-      </w:pPr>
-      <w:r>
-        <w:rPr>
-          <w:rtl w:val="0"/>
-        </w:rPr>
-      </w:r>
-    </w:p>
     <w:p>
       <w:pPr>
         <w:rPr>
@@ -13888,7 +8971,7 @@
         </w:rPr>
         <w:t xml:space="preserve">Enlace a dicho requisito funcional  : </w:t>
       </w:r>
-      <w:hyperlink r:id="rId8">
+      <w:hyperlink r:id="rId9">
         <w:r>
           <w:rPr>
             <w:rFonts w:ascii="Times New Roman" w:cs="Times New Roman" w:eastAsia="Times New Roman" w:hAnsi="Times New Roman"/>
@@ -14218,14 +9301,12 @@
           <w:szCs w:val="26"/>
           <w:rtl w:val="0"/>
         </w:rPr>
-        <w:t xml:space="preserve">→ Clases de equivalencia</w:t>
-      </w:r>
-      <w:r>
-        <w:rPr>
-          <w:rFonts w:ascii="Times New Roman" w:cs="Times New Roman" w:eastAsia="Times New Roman" w:hAnsi="Times New Roman"/>
-          <w:rtl w:val="0"/>
-        </w:rPr>
-        <w:t xml:space="preserve"> </w:t>
+        <w:t xml:space="preserve">→  Condiciones de validación comprobadas </w:t>
+      </w:r>
+      <w:r>
+        <w:rPr>
+          <w:rtl w:val="0"/>
+        </w:rPr>
       </w:r>
     </w:p>
     <w:p>
@@ -14279,7 +9360,7 @@
             <w:tcBorders>
               <w:top w:color="000000" w:space="0" w:sz="5" w:val="single"/>
               <w:left w:color="000000" w:space="0" w:sz="5" w:val="single"/>
-              <w:bottom w:color="000000" w:space="0" w:sz="5" w:val="single"/>
+              <w:bottom w:color="000000" w:space="0" w:sz="4" w:val="single"/>
               <w:right w:color="000000" w:space="0" w:sz="5" w:val="single"/>
             </w:tcBorders>
             <w:shd w:fill="d9eaf7" w:val="clear"/>
@@ -14321,7 +9402,7 @@
             <w:tcBorders>
               <w:top w:color="000000" w:space="0" w:sz="5" w:val="single"/>
               <w:left w:color="000000" w:space="0" w:sz="0" w:val="nil"/>
-              <w:bottom w:color="000000" w:space="0" w:sz="5" w:val="single"/>
+              <w:bottom w:color="000000" w:space="0" w:sz="4" w:val="single"/>
               <w:right w:color="000000" w:space="0" w:sz="5" w:val="single"/>
             </w:tcBorders>
             <w:shd w:fill="d9eaf7" w:val="clear"/>
@@ -14354,7 +9435,7 @@
                 <w:szCs w:val="17"/>
                 <w:rtl w:val="0"/>
               </w:rPr>
-              <w:t xml:space="preserve">CLASES DE EQUIVALENCIA VÁLIDAS</w:t>
+              <w:t xml:space="preserve">COMPROBACIONES VÁLIDAS</w:t>
             </w:r>
           </w:p>
         </w:tc>
@@ -14363,7 +9444,7 @@
             <w:tcBorders>
               <w:top w:color="000000" w:space="0" w:sz="5" w:val="single"/>
               <w:left w:color="000000" w:space="0" w:sz="0" w:val="nil"/>
-              <w:bottom w:color="000000" w:space="0" w:sz="5" w:val="single"/>
+              <w:bottom w:color="000000" w:space="0" w:sz="4" w:val="single"/>
               <w:right w:color="000000" w:space="0" w:sz="5" w:val="single"/>
             </w:tcBorders>
             <w:shd w:fill="d9eaf7" w:val="clear"/>
@@ -14396,7 +9477,7 @@
                 <w:szCs w:val="17"/>
                 <w:rtl w:val="0"/>
               </w:rPr>
-              <w:t xml:space="preserve">CLASES DE EQUIVALENCIA INVÁLIDAS</w:t>
+              <w:t xml:space="preserve">COMPROBACIONES  INVÁLIDAS</w:t>
             </w:r>
           </w:p>
         </w:tc>
@@ -14528,7 +9609,7 @@
               </w:rPr>
               <w:t xml:space="preserve">N1. Correo con formato válido pero no registrado. Ej.: </w:t>
             </w:r>
-            <w:hyperlink r:id="rId9">
+            <w:hyperlink r:id="rId10">
               <w:r>
                 <w:rPr>
                   <w:rFonts w:ascii="Times New Roman" w:cs="Times New Roman" w:eastAsia="Times New Roman" w:hAnsi="Times New Roman"/>
@@ -14882,176 +9963,18 @@
       </w:pPr>
       <w:r>
         <w:rPr>
-          <w:rtl w:val="0"/>
-        </w:rPr>
-      </w:r>
-    </w:p>
-    <w:p>
-      <w:pPr>
-        <w:rPr>
-          <w:rFonts w:ascii="Times New Roman" w:cs="Times New Roman" w:eastAsia="Times New Roman" w:hAnsi="Times New Roman"/>
-        </w:rPr>
-      </w:pPr>
-      <w:r>
-        <w:rPr>
-          <w:rtl w:val="0"/>
-        </w:rPr>
-      </w:r>
-    </w:p>
-    <w:p>
-      <w:pPr>
-        <w:rPr>
-          <w:rFonts w:ascii="Times New Roman" w:cs="Times New Roman" w:eastAsia="Times New Roman" w:hAnsi="Times New Roman"/>
-        </w:rPr>
-      </w:pPr>
-      <w:r>
-        <w:rPr>
-          <w:rtl w:val="0"/>
-        </w:rPr>
-      </w:r>
-    </w:p>
-    <w:p>
-      <w:pPr>
-        <w:rPr>
-          <w:rFonts w:ascii="Times New Roman" w:cs="Times New Roman" w:eastAsia="Times New Roman" w:hAnsi="Times New Roman"/>
-        </w:rPr>
-      </w:pPr>
-      <w:r>
-        <w:rPr>
-          <w:rtl w:val="0"/>
-        </w:rPr>
-      </w:r>
-    </w:p>
-    <w:p>
-      <w:pPr>
-        <w:rPr>
-          <w:rFonts w:ascii="Times New Roman" w:cs="Times New Roman" w:eastAsia="Times New Roman" w:hAnsi="Times New Roman"/>
-        </w:rPr>
-      </w:pPr>
-      <w:r>
-        <w:rPr>
-          <w:rtl w:val="0"/>
-        </w:rPr>
-      </w:r>
-    </w:p>
-    <w:p>
-      <w:pPr>
-        <w:rPr>
-          <w:rFonts w:ascii="Times New Roman" w:cs="Times New Roman" w:eastAsia="Times New Roman" w:hAnsi="Times New Roman"/>
-        </w:rPr>
-      </w:pPr>
-      <w:r>
-        <w:rPr>
-          <w:rtl w:val="0"/>
-        </w:rPr>
-      </w:r>
-    </w:p>
-    <w:p>
-      <w:pPr>
-        <w:rPr>
-          <w:rFonts w:ascii="Times New Roman" w:cs="Times New Roman" w:eastAsia="Times New Roman" w:hAnsi="Times New Roman"/>
-        </w:rPr>
-      </w:pPr>
-      <w:r>
-        <w:rPr>
-          <w:rtl w:val="0"/>
-        </w:rPr>
-      </w:r>
-    </w:p>
-    <w:p>
-      <w:pPr>
-        <w:rPr>
-          <w:rFonts w:ascii="Times New Roman" w:cs="Times New Roman" w:eastAsia="Times New Roman" w:hAnsi="Times New Roman"/>
-        </w:rPr>
-      </w:pPr>
-      <w:r>
-        <w:rPr>
-          <w:rtl w:val="0"/>
-        </w:rPr>
-      </w:r>
-    </w:p>
-    <w:p>
-      <w:pPr>
-        <w:rPr>
-          <w:rFonts w:ascii="Times New Roman" w:cs="Times New Roman" w:eastAsia="Times New Roman" w:hAnsi="Times New Roman"/>
-        </w:rPr>
-      </w:pPr>
-      <w:r>
-        <w:rPr>
-          <w:rtl w:val="0"/>
-        </w:rPr>
-      </w:r>
-    </w:p>
-    <w:p>
-      <w:pPr>
-        <w:rPr>
-          <w:rFonts w:ascii="Times New Roman" w:cs="Times New Roman" w:eastAsia="Times New Roman" w:hAnsi="Times New Roman"/>
-        </w:rPr>
-      </w:pPr>
-      <w:r>
-        <w:rPr>
-          <w:rtl w:val="0"/>
-        </w:rPr>
-      </w:r>
-    </w:p>
-    <w:p>
-      <w:pPr>
-        <w:rPr>
-          <w:rFonts w:ascii="Times New Roman" w:cs="Times New Roman" w:eastAsia="Times New Roman" w:hAnsi="Times New Roman"/>
-        </w:rPr>
-      </w:pPr>
-      <w:r>
-        <w:rPr>
-          <w:rtl w:val="0"/>
-        </w:rPr>
-      </w:r>
-    </w:p>
-    <w:p>
-      <w:pPr>
-        <w:rPr>
-          <w:rFonts w:ascii="Times New Roman" w:cs="Times New Roman" w:eastAsia="Times New Roman" w:hAnsi="Times New Roman"/>
-        </w:rPr>
-      </w:pPr>
-      <w:r>
-        <w:rPr>
-          <w:rtl w:val="0"/>
-        </w:rPr>
-      </w:r>
-    </w:p>
-    <w:p>
-      <w:pPr>
-        <w:rPr>
-          <w:rFonts w:ascii="Times New Roman" w:cs="Times New Roman" w:eastAsia="Times New Roman" w:hAnsi="Times New Roman"/>
-        </w:rPr>
-      </w:pPr>
-      <w:r>
-        <w:rPr>
-          <w:rtl w:val="0"/>
-        </w:rPr>
-      </w:r>
-    </w:p>
-    <w:p>
-      <w:pPr>
-        <w:rPr>
-          <w:rFonts w:ascii="Times New Roman" w:cs="Times New Roman" w:eastAsia="Times New Roman" w:hAnsi="Times New Roman"/>
-        </w:rPr>
-      </w:pPr>
-      <w:r>
-        <w:rPr>
           <w:rFonts w:ascii="Arial Unicode MS" w:cs="Arial Unicode MS" w:eastAsia="Arial Unicode MS" w:hAnsi="Arial Unicode MS"/>
           <w:color w:val="1f4e79"/>
           <w:sz w:val="26"/>
           <w:szCs w:val="26"/>
           <w:rtl w:val="0"/>
         </w:rPr>
-        <w:t xml:space="preserve">→ Casos de prueba mínimos</w:t>
-      </w:r>
-      <w:r>
-        <w:rPr>
-          <w:rFonts w:ascii="Times New Roman" w:cs="Times New Roman" w:eastAsia="Times New Roman" w:hAnsi="Times New Roman"/>
-          <w:rtl w:val="0"/>
-        </w:rPr>
-        <w:t xml:space="preserve"> </w:t>
+        <w:t xml:space="preserve">→ Casos de prueba de validación </w:t>
+      </w:r>
+      <w:r>
+        <w:rPr>
+          <w:rtl w:val="0"/>
+        </w:rPr>
       </w:r>
     </w:p>
     <w:p>
@@ -15069,7 +9992,7 @@
     <w:tbl>
       <w:tblPr>
         <w:tblStyle w:val="Table6"/>
-        <w:tblW w:w="9510.0" w:type="dxa"/>
+        <w:tblW w:w="9405.0" w:type="dxa"/>
         <w:jc w:val="left"/>
         <w:tblBorders>
           <w:top w:color="000000" w:space="0" w:sz="0" w:val="nil"/>
@@ -15084,17 +10007,15 @@
       </w:tblPr>
       <w:tblGrid>
         <w:gridCol w:w="1080"/>
-        <w:gridCol w:w="1740"/>
-        <w:gridCol w:w="1485"/>
-        <w:gridCol w:w="1395"/>
-        <w:gridCol w:w="3810"/>
+        <w:gridCol w:w="2175"/>
+        <w:gridCol w:w="2100"/>
+        <w:gridCol w:w="4050"/>
         <w:tblGridChange w:id="0">
           <w:tblGrid>
             <w:gridCol w:w="1080"/>
-            <w:gridCol w:w="1740"/>
-            <w:gridCol w:w="1485"/>
-            <w:gridCol w:w="1395"/>
-            <w:gridCol w:w="3810"/>
+            <w:gridCol w:w="2175"/>
+            <w:gridCol w:w="2100"/>
+            <w:gridCol w:w="4050"/>
           </w:tblGrid>
         </w:tblGridChange>
       </w:tblGrid>
@@ -15186,51 +10107,7 @@
               </w:rPr>
               <w:t xml:space="preserve">DATOS DE ENTRADA</w:t>
               <w:br w:type="textWrapping"/>
-              <w:t xml:space="preserve"> (CLASES DE EQUIVALENCIA)</w:t>
-            </w:r>
-          </w:p>
-        </w:tc>
-        <w:tc>
-          <w:tcPr>
-            <w:tcBorders>
-              <w:top w:color="000000" w:space="0" w:sz="5" w:val="single"/>
-              <w:left w:color="000000" w:space="0" w:sz="0" w:val="nil"/>
-              <w:bottom w:color="000000" w:space="0" w:sz="5" w:val="single"/>
-              <w:right w:color="000000" w:space="0" w:sz="5" w:val="single"/>
-            </w:tcBorders>
-            <w:shd w:fill="d9eaf7" w:val="clear"/>
-            <w:tcMar>
-              <w:top w:w="0.0" w:type="dxa"/>
-              <w:left w:w="100.0" w:type="dxa"/>
-              <w:bottom w:w="0.0" w:type="dxa"/>
-              <w:right w:w="100.0" w:type="dxa"/>
-            </w:tcMar>
-            <w:vAlign w:val="top"/>
-          </w:tcPr>
-          <w:p>
-            <w:pPr>
-              <w:rPr>
-                <w:rFonts w:ascii="Times New Roman" w:cs="Times New Roman" w:eastAsia="Times New Roman" w:hAnsi="Times New Roman"/>
-                <w:b w:val="1"/>
-                <w:bCs w:val="1"/>
-                <w:color w:val="1f4e79"/>
-                <w:sz w:val="18"/>
-                <w:szCs w:val="18"/>
-              </w:rPr>
-            </w:pPr>
-            <w:r>
-              <w:rPr>
-                <w:rFonts w:ascii="Times New Roman" w:cs="Times New Roman" w:eastAsia="Times New Roman" w:hAnsi="Times New Roman"/>
-                <w:b w:val="1"/>
-                <w:bCs w:val="1"/>
-                <w:color w:val="1f4e79"/>
-                <w:sz w:val="18"/>
-                <w:szCs w:val="18"/>
-                <w:rtl w:val="0"/>
-              </w:rPr>
-              <w:t xml:space="preserve">DATOS DE ENTRADA</w:t>
-              <w:br w:type="textWrapping"/>
-              <w:t xml:space="preserve"> (CONCRETOS)</w:t>
+              <w:t xml:space="preserve"> </w:t>
             </w:r>
           </w:p>
         </w:tc>
@@ -15398,27 +10275,12 @@
               <w:t xml:space="preserve">V1 V2 V3</w:t>
             </w:r>
           </w:p>
-        </w:tc>
-        <w:tc>
-          <w:tcPr>
-            <w:tcBorders>
-              <w:top w:color="000000" w:space="0" w:sz="0" w:val="nil"/>
-              <w:left w:color="000000" w:space="0" w:sz="0" w:val="nil"/>
-              <w:bottom w:color="000000" w:space="0" w:sz="5" w:val="single"/>
-              <w:right w:color="000000" w:space="0" w:sz="5" w:val="single"/>
-            </w:tcBorders>
-            <w:tcMar>
-              <w:top w:w="0.0" w:type="dxa"/>
-              <w:left w:w="100.0" w:type="dxa"/>
-              <w:bottom w:w="0.0" w:type="dxa"/>
-              <w:right w:w="100.0" w:type="dxa"/>
-            </w:tcMar>
-            <w:vAlign w:val="top"/>
-          </w:tcPr>
-          <w:p>
-            <w:pPr>
-              <w:rPr>
-                <w:rFonts w:ascii="Times New Roman" w:cs="Times New Roman" w:eastAsia="Times New Roman" w:hAnsi="Times New Roman"/>
+          <w:p>
+            <w:pPr>
+              <w:rPr>
+                <w:rFonts w:ascii="Times New Roman" w:cs="Times New Roman" w:eastAsia="Times New Roman" w:hAnsi="Times New Roman"/>
+                <w:b w:val="1"/>
+                <w:bCs w:val="1"/>
                 <w:sz w:val="18"/>
                 <w:szCs w:val="18"/>
               </w:rPr>
@@ -15431,6 +10293,11 @@
                 <w:rtl w:val="0"/>
               </w:rPr>
               <w:t xml:space="preserve">Correo de participante registrado + contraseña correcta.</w:t>
+            </w:r>
+            <w:r>
+              <w:rPr>
+                <w:rtl w:val="0"/>
+              </w:rPr>
             </w:r>
           </w:p>
         </w:tc>
@@ -15503,16 +10370,16 @@
                 <wp:inline distB="114300" distT="114300" distL="114300" distR="114300">
                   <wp:extent cx="2276475" cy="1612900"/>
                   <wp:effectExtent b="0" l="0" r="0" t="0"/>
-                  <wp:docPr id="4" name="image2.png"/>
+                  <wp:docPr id="4" name="image1.png"/>
                   <a:graphic>
                     <a:graphicData uri="http://schemas.openxmlformats.org/drawingml/2006/picture">
                       <pic:pic>
                         <pic:nvPicPr>
-                          <pic:cNvPr id="0" name="image2.png"/>
+                          <pic:cNvPr id="0" name="image1.png"/>
                           <pic:cNvPicPr preferRelativeResize="0"/>
                         </pic:nvPicPr>
                         <pic:blipFill>
-                          <a:blip r:embed="rId10"/>
+                          <a:blip r:embed="rId11"/>
                           <a:srcRect b="0" l="0" r="0" t="0"/>
                           <a:stretch>
                             <a:fillRect/>
@@ -15619,27 +10486,12 @@
               <w:t xml:space="preserve">V1 V2 V4</w:t>
             </w:r>
           </w:p>
-        </w:tc>
-        <w:tc>
-          <w:tcPr>
-            <w:tcBorders>
-              <w:top w:color="000000" w:space="0" w:sz="0" w:val="nil"/>
-              <w:left w:color="000000" w:space="0" w:sz="0" w:val="nil"/>
-              <w:bottom w:color="000000" w:space="0" w:sz="5" w:val="single"/>
-              <w:right w:color="000000" w:space="0" w:sz="5" w:val="single"/>
-            </w:tcBorders>
-            <w:tcMar>
-              <w:top w:w="0.0" w:type="dxa"/>
-              <w:left w:w="100.0" w:type="dxa"/>
-              <w:bottom w:w="0.0" w:type="dxa"/>
-              <w:right w:w="100.0" w:type="dxa"/>
-            </w:tcMar>
-            <w:vAlign w:val="top"/>
-          </w:tcPr>
-          <w:p>
-            <w:pPr>
-              <w:rPr>
-                <w:rFonts w:ascii="Times New Roman" w:cs="Times New Roman" w:eastAsia="Times New Roman" w:hAnsi="Times New Roman"/>
+          <w:p>
+            <w:pPr>
+              <w:rPr>
+                <w:rFonts w:ascii="Times New Roman" w:cs="Times New Roman" w:eastAsia="Times New Roman" w:hAnsi="Times New Roman"/>
+                <w:b w:val="1"/>
+                <w:bCs w:val="1"/>
                 <w:sz w:val="18"/>
                 <w:szCs w:val="18"/>
               </w:rPr>
@@ -15652,6 +10504,11 @@
                 <w:rtl w:val="0"/>
               </w:rPr>
               <w:t xml:space="preserve">Correo de instructor registrado + contraseña correcta.</w:t>
+            </w:r>
+            <w:r>
+              <w:rPr>
+                <w:rtl w:val="0"/>
+              </w:rPr>
             </w:r>
           </w:p>
         </w:tc>
@@ -15733,7 +10590,7 @@
                           <pic:cNvPicPr preferRelativeResize="0"/>
                         </pic:nvPicPr>
                         <pic:blipFill>
-                          <a:blip r:embed="rId11"/>
+                          <a:blip r:embed="rId12"/>
                           <a:srcRect b="0" l="0" r="0" t="0"/>
                           <a:stretch>
                             <a:fillRect/>
@@ -15840,27 +10697,12 @@
               <w:t xml:space="preserve">V1 V2 V5</w:t>
             </w:r>
           </w:p>
-        </w:tc>
-        <w:tc>
-          <w:tcPr>
-            <w:tcBorders>
-              <w:top w:color="000000" w:space="0" w:sz="0" w:val="nil"/>
-              <w:left w:color="000000" w:space="0" w:sz="0" w:val="nil"/>
-              <w:bottom w:color="000000" w:space="0" w:sz="5" w:val="single"/>
-              <w:right w:color="000000" w:space="0" w:sz="5" w:val="single"/>
-            </w:tcBorders>
-            <w:tcMar>
-              <w:top w:w="0.0" w:type="dxa"/>
-              <w:left w:w="100.0" w:type="dxa"/>
-              <w:bottom w:w="0.0" w:type="dxa"/>
-              <w:right w:w="100.0" w:type="dxa"/>
-            </w:tcMar>
-            <w:vAlign w:val="top"/>
-          </w:tcPr>
-          <w:p>
-            <w:pPr>
-              <w:rPr>
-                <w:rFonts w:ascii="Times New Roman" w:cs="Times New Roman" w:eastAsia="Times New Roman" w:hAnsi="Times New Roman"/>
+          <w:p>
+            <w:pPr>
+              <w:rPr>
+                <w:rFonts w:ascii="Times New Roman" w:cs="Times New Roman" w:eastAsia="Times New Roman" w:hAnsi="Times New Roman"/>
+                <w:b w:val="1"/>
+                <w:bCs w:val="1"/>
                 <w:sz w:val="18"/>
                 <w:szCs w:val="18"/>
               </w:rPr>
@@ -15873,6 +10715,11 @@
                 <w:rtl w:val="0"/>
               </w:rPr>
               <w:t xml:space="preserve">Correo de administrador pre-creado + contraseña correcta.</w:t>
+            </w:r>
+            <w:r>
+              <w:rPr>
+                <w:rtl w:val="0"/>
+              </w:rPr>
             </w:r>
           </w:p>
         </w:tc>
@@ -15945,16 +10792,16 @@
                 <wp:inline distB="114300" distT="114300" distL="114300" distR="114300">
                   <wp:extent cx="2276475" cy="1638300"/>
                   <wp:effectExtent b="0" l="0" r="0" t="0"/>
-                  <wp:docPr id="1" name="image1.png"/>
+                  <wp:docPr id="1" name="image3.png"/>
                   <a:graphic>
                     <a:graphicData uri="http://schemas.openxmlformats.org/drawingml/2006/picture">
                       <pic:pic>
                         <pic:nvPicPr>
-                          <pic:cNvPr id="0" name="image1.png"/>
+                          <pic:cNvPr id="0" name="image3.png"/>
                           <pic:cNvPicPr preferRelativeResize="0"/>
                         </pic:nvPicPr>
                         <pic:blipFill>
-                          <a:blip r:embed="rId12"/>
+                          <a:blip r:embed="rId13"/>
                           <a:srcRect b="0" l="0" r="0" t="0"/>
                           <a:stretch>
                             <a:fillRect/>
@@ -16061,27 +10908,12 @@
               <w:t xml:space="preserve">N1 V2 V3</w:t>
             </w:r>
           </w:p>
-        </w:tc>
-        <w:tc>
-          <w:tcPr>
-            <w:tcBorders>
-              <w:top w:color="000000" w:space="0" w:sz="0" w:val="nil"/>
-              <w:left w:color="000000" w:space="0" w:sz="0" w:val="nil"/>
-              <w:bottom w:color="000000" w:space="0" w:sz="5" w:val="single"/>
-              <w:right w:color="000000" w:space="0" w:sz="5" w:val="single"/>
-            </w:tcBorders>
-            <w:tcMar>
-              <w:top w:w="0.0" w:type="dxa"/>
-              <w:left w:w="100.0" w:type="dxa"/>
-              <w:bottom w:w="0.0" w:type="dxa"/>
-              <w:right w:w="100.0" w:type="dxa"/>
-            </w:tcMar>
-            <w:vAlign w:val="top"/>
-          </w:tcPr>
-          <w:p>
-            <w:pPr>
-              <w:rPr>
-                <w:rFonts w:ascii="Times New Roman" w:cs="Times New Roman" w:eastAsia="Times New Roman" w:hAnsi="Times New Roman"/>
+          <w:p>
+            <w:pPr>
+              <w:rPr>
+                <w:rFonts w:ascii="Times New Roman" w:cs="Times New Roman" w:eastAsia="Times New Roman" w:hAnsi="Times New Roman"/>
+                <w:b w:val="1"/>
+                <w:bCs w:val="1"/>
                 <w:sz w:val="18"/>
                 <w:szCs w:val="18"/>
               </w:rPr>
@@ -16094,6 +10926,11 @@
                 <w:rtl w:val="0"/>
               </w:rPr>
               <w:t xml:space="preserve">desconocido@correo.com + contraseña cualquiera.</w:t>
+            </w:r>
+            <w:r>
+              <w:rPr>
+                <w:rtl w:val="0"/>
+              </w:rPr>
             </w:r>
           </w:p>
         </w:tc>
@@ -16166,16 +11003,16 @@
                 <wp:inline distB="114300" distT="114300" distL="114300" distR="114300">
                   <wp:extent cx="2276475" cy="1524000"/>
                   <wp:effectExtent b="0" l="0" r="0" t="0"/>
-                  <wp:docPr id="2" name="image3.png"/>
+                  <wp:docPr id="2" name="image2.png"/>
                   <a:graphic>
                     <a:graphicData uri="http://schemas.openxmlformats.org/drawingml/2006/picture">
                       <pic:pic>
                         <pic:nvPicPr>
-                          <pic:cNvPr id="0" name="image3.png"/>
+                          <pic:cNvPr id="0" name="image2.png"/>
                           <pic:cNvPicPr preferRelativeResize="0"/>
                         </pic:nvPicPr>
                         <pic:blipFill>
-                          <a:blip r:embed="rId13"/>
+                          <a:blip r:embed="rId14"/>
                           <a:srcRect b="0" l="0" r="0" t="0"/>
                           <a:stretch>
                             <a:fillRect/>
@@ -16282,27 +11119,12 @@
               <w:t xml:space="preserve">V1 N4 V3</w:t>
             </w:r>
           </w:p>
-        </w:tc>
-        <w:tc>
-          <w:tcPr>
-            <w:tcBorders>
-              <w:top w:color="000000" w:space="0" w:sz="0" w:val="nil"/>
-              <w:left w:color="000000" w:space="0" w:sz="0" w:val="nil"/>
-              <w:bottom w:color="000000" w:space="0" w:sz="5" w:val="single"/>
-              <w:right w:color="000000" w:space="0" w:sz="5" w:val="single"/>
-            </w:tcBorders>
-            <w:tcMar>
-              <w:top w:w="0.0" w:type="dxa"/>
-              <w:left w:w="100.0" w:type="dxa"/>
-              <w:bottom w:w="0.0" w:type="dxa"/>
-              <w:right w:w="100.0" w:type="dxa"/>
-            </w:tcMar>
-            <w:vAlign w:val="top"/>
-          </w:tcPr>
-          <w:p>
-            <w:pPr>
-              <w:rPr>
-                <w:rFonts w:ascii="Times New Roman" w:cs="Times New Roman" w:eastAsia="Times New Roman" w:hAnsi="Times New Roman"/>
+          <w:p>
+            <w:pPr>
+              <w:rPr>
+                <w:rFonts w:ascii="Times New Roman" w:cs="Times New Roman" w:eastAsia="Times New Roman" w:hAnsi="Times New Roman"/>
+                <w:b w:val="1"/>
+                <w:bCs w:val="1"/>
                 <w:sz w:val="18"/>
                 <w:szCs w:val="18"/>
               </w:rPr>
@@ -16315,6 +11137,11 @@
                 <w:rtl w:val="0"/>
               </w:rPr>
               <w:t xml:space="preserve">Correo registrado + contraseña incorrecta.</w:t>
+            </w:r>
+            <w:r>
+              <w:rPr>
+                <w:rtl w:val="0"/>
+              </w:rPr>
             </w:r>
           </w:p>
         </w:tc>
@@ -16396,7 +11223,7 @@
                           <pic:cNvPicPr preferRelativeResize="0"/>
                         </pic:nvPicPr>
                         <pic:blipFill>
-                          <a:blip r:embed="rId14"/>
+                          <a:blip r:embed="rId15"/>
                           <a:srcRect b="0" l="0" r="0" t="0"/>
                           <a:stretch>
                             <a:fillRect/>
@@ -16503,27 +11330,12 @@
               <w:t xml:space="preserve">N2 V2 V3</w:t>
             </w:r>
           </w:p>
-        </w:tc>
-        <w:tc>
-          <w:tcPr>
-            <w:tcBorders>
-              <w:top w:color="000000" w:space="0" w:sz="0" w:val="nil"/>
-              <w:left w:color="000000" w:space="0" w:sz="0" w:val="nil"/>
-              <w:bottom w:color="000000" w:space="0" w:sz="5" w:val="single"/>
-              <w:right w:color="000000" w:space="0" w:sz="5" w:val="single"/>
-            </w:tcBorders>
-            <w:tcMar>
-              <w:top w:w="0.0" w:type="dxa"/>
-              <w:left w:w="100.0" w:type="dxa"/>
-              <w:bottom w:w="0.0" w:type="dxa"/>
-              <w:right w:w="100.0" w:type="dxa"/>
-            </w:tcMar>
-            <w:vAlign w:val="top"/>
-          </w:tcPr>
-          <w:p>
-            <w:pPr>
-              <w:rPr>
-                <w:rFonts w:ascii="Times New Roman" w:cs="Times New Roman" w:eastAsia="Times New Roman" w:hAnsi="Times New Roman"/>
+          <w:p>
+            <w:pPr>
+              <w:rPr>
+                <w:rFonts w:ascii="Times New Roman" w:cs="Times New Roman" w:eastAsia="Times New Roman" w:hAnsi="Times New Roman"/>
+                <w:b w:val="1"/>
+                <w:bCs w:val="1"/>
                 <w:sz w:val="18"/>
                 <w:szCs w:val="18"/>
               </w:rPr>
@@ -16536,6 +11348,11 @@
                 <w:rtl w:val="0"/>
               </w:rPr>
               <w:t xml:space="preserve">Correo vacío + contraseña válida.</w:t>
+            </w:r>
+            <w:r>
+              <w:rPr>
+                <w:rtl w:val="0"/>
+              </w:rPr>
             </w:r>
           </w:p>
         </w:tc>
@@ -16689,27 +11506,12 @@
               <w:t xml:space="preserve">V1 N5 V3</w:t>
             </w:r>
           </w:p>
-        </w:tc>
-        <w:tc>
-          <w:tcPr>
-            <w:tcBorders>
-              <w:top w:color="000000" w:space="0" w:sz="0" w:val="nil"/>
-              <w:left w:color="000000" w:space="0" w:sz="0" w:val="nil"/>
-              <w:bottom w:color="000000" w:space="0" w:sz="5" w:val="single"/>
-              <w:right w:color="000000" w:space="0" w:sz="5" w:val="single"/>
-            </w:tcBorders>
-            <w:tcMar>
-              <w:top w:w="0.0" w:type="dxa"/>
-              <w:left w:w="100.0" w:type="dxa"/>
-              <w:bottom w:w="0.0" w:type="dxa"/>
-              <w:right w:w="100.0" w:type="dxa"/>
-            </w:tcMar>
-            <w:vAlign w:val="top"/>
-          </w:tcPr>
-          <w:p>
-            <w:pPr>
-              <w:rPr>
-                <w:rFonts w:ascii="Times New Roman" w:cs="Times New Roman" w:eastAsia="Times New Roman" w:hAnsi="Times New Roman"/>
+          <w:p>
+            <w:pPr>
+              <w:rPr>
+                <w:rFonts w:ascii="Times New Roman" w:cs="Times New Roman" w:eastAsia="Times New Roman" w:hAnsi="Times New Roman"/>
+                <w:b w:val="1"/>
+                <w:bCs w:val="1"/>
                 <w:sz w:val="18"/>
                 <w:szCs w:val="18"/>
               </w:rPr>
@@ -16722,6 +11524,11 @@
                 <w:rtl w:val="0"/>
               </w:rPr>
               <w:t xml:space="preserve">Correo registrado + contraseña vacía.</w:t>
+            </w:r>
+            <w:r>
+              <w:rPr>
+                <w:rtl w:val="0"/>
+              </w:rPr>
             </w:r>
           </w:p>
         </w:tc>
@@ -16875,27 +11682,12 @@
               <w:t xml:space="preserve">N3 V2 V3</w:t>
             </w:r>
           </w:p>
-        </w:tc>
-        <w:tc>
-          <w:tcPr>
-            <w:tcBorders>
-              <w:top w:color="000000" w:space="0" w:sz="0" w:val="nil"/>
-              <w:left w:color="000000" w:space="0" w:sz="0" w:val="nil"/>
-              <w:bottom w:color="000000" w:space="0" w:sz="5" w:val="single"/>
-              <w:right w:color="000000" w:space="0" w:sz="5" w:val="single"/>
-            </w:tcBorders>
-            <w:tcMar>
-              <w:top w:w="0.0" w:type="dxa"/>
-              <w:left w:w="100.0" w:type="dxa"/>
-              <w:bottom w:w="0.0" w:type="dxa"/>
-              <w:right w:w="100.0" w:type="dxa"/>
-            </w:tcMar>
-            <w:vAlign w:val="top"/>
-          </w:tcPr>
-          <w:p>
-            <w:pPr>
-              <w:rPr>
-                <w:rFonts w:ascii="Times New Roman" w:cs="Times New Roman" w:eastAsia="Times New Roman" w:hAnsi="Times New Roman"/>
+          <w:p>
+            <w:pPr>
+              <w:rPr>
+                <w:rFonts w:ascii="Times New Roman" w:cs="Times New Roman" w:eastAsia="Times New Roman" w:hAnsi="Times New Roman"/>
+                <w:b w:val="1"/>
+                <w:bCs w:val="1"/>
                 <w:sz w:val="18"/>
                 <w:szCs w:val="18"/>
               </w:rPr>
@@ -16908,6 +11700,11 @@
                 <w:rtl w:val="0"/>
               </w:rPr>
               <w:t xml:space="preserve">usuario.com + contraseña cualquiera.</w:t>
+            </w:r>
+            <w:r>
+              <w:rPr>
+                <w:rtl w:val="0"/>
+              </w:rPr>
             </w:r>
           </w:p>
         </w:tc>
@@ -17061,27 +11858,12 @@
               <w:t xml:space="preserve">V1 V2 N6</w:t>
             </w:r>
           </w:p>
-        </w:tc>
-        <w:tc>
-          <w:tcPr>
-            <w:tcBorders>
-              <w:top w:color="000000" w:space="0" w:sz="0" w:val="nil"/>
-              <w:left w:color="000000" w:space="0" w:sz="0" w:val="nil"/>
-              <w:bottom w:color="000000" w:space="0" w:sz="5" w:val="single"/>
-              <w:right w:color="000000" w:space="0" w:sz="5" w:val="single"/>
-            </w:tcBorders>
-            <w:tcMar>
-              <w:top w:w="0.0" w:type="dxa"/>
-              <w:left w:w="100.0" w:type="dxa"/>
-              <w:bottom w:w="0.0" w:type="dxa"/>
-              <w:right w:w="100.0" w:type="dxa"/>
-            </w:tcMar>
-            <w:vAlign w:val="top"/>
-          </w:tcPr>
-          <w:p>
-            <w:pPr>
-              <w:rPr>
-                <w:rFonts w:ascii="Times New Roman" w:cs="Times New Roman" w:eastAsia="Times New Roman" w:hAnsi="Times New Roman"/>
+          <w:p>
+            <w:pPr>
+              <w:rPr>
+                <w:rFonts w:ascii="Times New Roman" w:cs="Times New Roman" w:eastAsia="Times New Roman" w:hAnsi="Times New Roman"/>
+                <w:b w:val="1"/>
+                <w:bCs w:val="1"/>
                 <w:sz w:val="18"/>
                 <w:szCs w:val="18"/>
               </w:rPr>
@@ -17094,6 +11876,11 @@
                 <w:rtl w:val="0"/>
               </w:rPr>
               <w:t xml:space="preserve">Correo y contraseña correctos de un usuario dado de baja.</w:t>
+            </w:r>
+            <w:r>
+              <w:rPr>
+                <w:rtl w:val="0"/>
+              </w:rPr>
             </w:r>
           </w:p>
         </w:tc>
@@ -17171,52 +11958,6 @@
     </w:tbl>
     <w:p>
       <w:pPr>
-        <w:rPr>
-          <w:rFonts w:ascii="Times New Roman" w:cs="Times New Roman" w:eastAsia="Times New Roman" w:hAnsi="Times New Roman"/>
-        </w:rPr>
-      </w:pPr>
-      <w:r>
-        <w:rPr>
-          <w:rtl w:val="0"/>
-        </w:rPr>
-      </w:r>
-    </w:p>
-    <w:p>
-      <w:pPr>
-        <w:spacing w:after="0" w:before="0" w:lineRule="auto"/>
-        <w:jc w:val="both"/>
-        <w:rPr>
-          <w:rFonts w:ascii="Times New Roman" w:cs="Times New Roman" w:eastAsia="Times New Roman" w:hAnsi="Times New Roman"/>
-          <w:color w:val="333333"/>
-          <w:sz w:val="21"/>
-          <w:szCs w:val="21"/>
-        </w:rPr>
-      </w:pPr>
-      <w:r>
-        <w:rPr>
-          <w:rtl w:val="0"/>
-        </w:rPr>
-      </w:r>
-    </w:p>
-    <w:p>
-      <w:pPr>
-        <w:spacing w:after="0" w:before="0" w:lineRule="auto"/>
-        <w:jc w:val="both"/>
-        <w:rPr>
-          <w:rFonts w:ascii="Times New Roman" w:cs="Times New Roman" w:eastAsia="Times New Roman" w:hAnsi="Times New Roman"/>
-          <w:color w:val="333333"/>
-          <w:sz w:val="21"/>
-          <w:szCs w:val="21"/>
-        </w:rPr>
-      </w:pPr>
-      <w:r>
-        <w:rPr>
-          <w:rtl w:val="0"/>
-        </w:rPr>
-      </w:r>
-    </w:p>
-    <w:p>
-      <w:pPr>
         <w:spacing w:after="0" w:before="0" w:lineRule="auto"/>
         <w:jc w:val="both"/>
         <w:rPr>
@@ -17233,7 +11974,7 @@
       </w:r>
     </w:p>
     <w:sectPr>
-      <w:headerReference r:id="rId15" w:type="default"/>
+      <w:headerReference r:id="rId16" w:type="default"/>
       <w:pgSz w:h="16834" w:w="11909" w:orient="portrait"/>
       <w:pgMar w:bottom="1440" w:top="1440" w:left="1440" w:right="1440" w:header="720" w:footer="720"/>
       <w:pgNumType w:start="1"/>
